--- a/por/docx/42.content.docx
+++ b/por/docx/42.content.docx
@@ -550,7 +550,7 @@
         <w:rPr>
           <w:lang w:val="pt_PT" w:bidi="pt_PT"/>
         </w:rPr>
-        <w:t xml:space="preserve"> Ele irá adiante do Senhor, no espírito e no poder de Elias, para converter o coração dos pais aos filhos, e os desobedientes, à sabedoria dos justos, deixando o povo preparado para a vinda do Senhor".</w:t>
+        <w:t xml:space="preserve"> Ele irá adiante do Senhor, no espírito e no poder de Elias, para converter o coração dos pais aos filhos, e os desobedientes, à sabedoria dos justos, deixando o povo preparado para a vinda do Senhor”.</w:t>
       </w:r>
     </w:p>
     <w:p>
@@ -571,7 +571,7 @@
         <w:rPr>
           <w:lang w:val="pt_PT" w:bidi="pt_PT"/>
         </w:rPr>
-        <w:t xml:space="preserve"> Zacarias perguntou ao anjo: "Como posso ter certeza disso? Sou um homem velho, e minha esposa já passou da idade de ter filhos".</w:t>
+        <w:t xml:space="preserve"> Zacarias perguntou ao anjo: “Como posso ter certeza disso? Sou um homem velho, e minha esposa já passou da idade de ter filhos”.</w:t>
       </w:r>
     </w:p>
     <w:p>
@@ -592,7 +592,7 @@
         <w:rPr>
           <w:lang w:val="pt_PT" w:bidi="pt_PT"/>
         </w:rPr>
-        <w:t xml:space="preserve"> O anjo respondeu: "Eu sou Gabriel, o que está sempre diante de Deus, e fui enviado para falar com você e anunciar estas boas-novas.</w:t>
+        <w:t xml:space="preserve"> O anjo respondeu: “Eu sou Gabriel, o que está sempre diante de Deus, e fui enviado para falar com você e anunciar estas boas-novas.</w:t>
       </w:r>
     </w:p>
     <w:p>
@@ -613,7 +613,7 @@
         <w:rPr>
           <w:lang w:val="pt_PT" w:bidi="pt_PT"/>
         </w:rPr>
-        <w:t xml:space="preserve"> Agora você ficará mudo e só poderá falar quando isso acontecer, porque não acreditou em minhas palavras, que se cumprirão no devido tempo".</w:t>
+        <w:t xml:space="preserve"> Agora você ficará mudo e só poderá falar quando isso acontecer, porque não acreditou em minhas palavras, que se cumprirão no devido tempo”.</w:t>
       </w:r>
     </w:p>
     <w:p>
@@ -718,7 +718,7 @@
         <w:rPr>
           <w:lang w:val="pt_PT" w:bidi="pt_PT"/>
         </w:rPr>
-        <w:t xml:space="preserve"> "Esse foi o favor que o Senhor me concedeu nos dias em que olhou para mim e levou minha humilhação perante o povo!", dizia ela.</w:t>
+        <w:t xml:space="preserve"> "Esse foi o favor que o Senhor me concedeu nos dias em que olhou para mim e levou minha humilhação perante o povo!”, dizia ela.</w:t>
       </w:r>
     </w:p>
     <w:p>
@@ -823,7 +823,7 @@
         <w:rPr>
           <w:lang w:val="pt_PT" w:bidi="pt_PT"/>
         </w:rPr>
-        <w:t xml:space="preserve"> Então, o anjo lhe disse: "Não tenha medo, Maria, pois você encontrou favor diante de Deus.</w:t>
+        <w:t xml:space="preserve"> Então, o anjo lhe disse: “Não tenha medo, Maria, pois você encontrou favor diante de Deus.</w:t>
       </w:r>
     </w:p>
     <w:p>
@@ -886,7 +886,7 @@
         <w:rPr>
           <w:lang w:val="pt_PT" w:bidi="pt_PT"/>
         </w:rPr>
-        <w:t xml:space="preserve"> e ele reinará sobre o povo de Jacó para sempre; seu reino não terá fim".</w:t>
+        <w:t xml:space="preserve"> e ele reinará sobre o povo de Jacó para sempre; seu reino não terá fim”.</w:t>
       </w:r>
     </w:p>
     <w:p>
@@ -907,7 +907,7 @@
         <w:rPr>
           <w:lang w:val="pt_PT" w:bidi="pt_PT"/>
         </w:rPr>
-        <w:t xml:space="preserve"> Maria perguntou ao anjo: "Como isso acontecerá, se sou virgem?".</w:t>
+        <w:t xml:space="preserve"> Maria perguntou ao anjo: “Como isso acontecerá, se sou virgem?”.</w:t>
       </w:r>
     </w:p>
     <w:p>
@@ -928,7 +928,7 @@
         <w:rPr>
           <w:lang w:val="pt_PT" w:bidi="pt_PT"/>
         </w:rPr>
-        <w:t xml:space="preserve"> O anjo respondeu: "O Espírito Santo virá sobre você, e o poder do Altíssimo a envolverá com a sombra dele; por isso o santo que há de nascer será chamado Filho de Deus.</w:t>
+        <w:t xml:space="preserve"> O anjo respondeu: “O Espírito Santo virá sobre você, e o poder do Altíssimo a envolverá com a sombra dele; por isso o santo que há de nascer será chamado Filho de Deus.</w:t>
       </w:r>
     </w:p>
     <w:p>
@@ -970,7 +970,7 @@
         <w:rPr>
           <w:lang w:val="pt_PT" w:bidi="pt_PT"/>
         </w:rPr>
-        <w:t xml:space="preserve"> Porque nada é impossível para Deus".</w:t>
+        <w:t xml:space="preserve"> Porque nada é impossível para Deus”.</w:t>
       </w:r>
     </w:p>
     <w:p>
@@ -991,7 +991,7 @@
         <w:rPr>
           <w:lang w:val="pt_PT" w:bidi="pt_PT"/>
         </w:rPr>
-        <w:t xml:space="preserve"> Então Maria disse: "Aqui está a serva do Senhor; que se cumpra em mim tudo que foi dito a meu respeito". E o anjo a deixou.</w:t>
+        <w:t xml:space="preserve"> Então Maria disse: “Aqui está a serva do Senhor; que se cumpra em mim tudo que foi dito a meu respeito”. E o anjo a deixou.</w:t>
       </w:r>
     </w:p>
     <w:p>
@@ -1075,7 +1075,7 @@
         <w:rPr>
           <w:lang w:val="pt_PT" w:bidi="pt_PT"/>
         </w:rPr>
-        <w:t xml:space="preserve"> Isabel exclamou em voz alta: "Bendita é você entre as mulheres, e bendito é o fruto de seu ventre!</w:t>
+        <w:t xml:space="preserve"> Isabel exclamou em voz alta: “Bendita é você entre as mulheres, e bendito é o fruto de seu ventre!</w:t>
       </w:r>
     </w:p>
     <w:p>
@@ -1138,7 +1138,7 @@
         <w:rPr>
           <w:lang w:val="pt_PT" w:bidi="pt_PT"/>
         </w:rPr>
-        <w:t xml:space="preserve"> Bem-aventurada a que creu, pois se cumprirá o que o Senhor lhe disse".</w:t>
+        <w:t xml:space="preserve"> Bem-aventurada a que creu, pois se cumprirá o que o Senhor lhe disse”.</w:t>
       </w:r>
     </w:p>
     <w:p>
@@ -1159,7 +1159,7 @@
         <w:rPr>
           <w:lang w:val="pt_PT" w:bidi="pt_PT"/>
         </w:rPr>
-        <w:t xml:space="preserve"> Maria respondeu: "Minha alma engrandece ao Senhor</w:t>
+        <w:t xml:space="preserve"> Maria respondeu: “Minha alma engrandece ao Senhor</w:t>
       </w:r>
     </w:p>
     <w:p>
@@ -1348,7 +1348,7 @@
         <w:rPr>
           <w:lang w:val="pt_PT" w:bidi="pt_PT"/>
         </w:rPr>
-        <w:t xml:space="preserve"> como prometeu aos nossos antepassados, a Abraão e a seus descendentes para sempre".</w:t>
+        <w:t xml:space="preserve"> como prometeu aos nossos antepassados, a Abraão e a seus descendentes para sempre”.</w:t>
       </w:r>
     </w:p>
     <w:p>
@@ -1453,7 +1453,7 @@
         <w:rPr>
           <w:lang w:val="pt_PT" w:bidi="pt_PT"/>
         </w:rPr>
-        <w:t xml:space="preserve"> Mas sua mãe respondeu: "De modo algum! Ele se chamará João".</w:t>
+        <w:t xml:space="preserve"> Mas sua mãe respondeu: “De modo algum! Ele se chamará João”.</w:t>
       </w:r>
     </w:p>
     <w:p>
@@ -1474,7 +1474,7 @@
         <w:rPr>
           <w:lang w:val="pt_PT" w:bidi="pt_PT"/>
         </w:rPr>
-        <w:t xml:space="preserve"> Então lhe disseram: "Não há ninguém entre seus parentes com esse nome".</w:t>
+        <w:t xml:space="preserve"> Então lhe disseram: “Não há ninguém entre seus parentes com esse nome”.</w:t>
       </w:r>
     </w:p>
     <w:p>
@@ -1579,7 +1579,7 @@
         <w:rPr>
           <w:lang w:val="pt_PT" w:bidi="pt_PT"/>
         </w:rPr>
-        <w:t xml:space="preserve"> Todos os que ouviram as guardavam no coração e perguntavam: "O que virá a ser este menino?". E a mão do Senhor estava com ele.</w:t>
+        <w:t xml:space="preserve"> Todos os que ouviram as guardavam no coração e perguntavam: “O que virá a ser este menino?”. E a mão do Senhor estava com ele.</w:t>
       </w:r>
     </w:p>
     <w:p>
@@ -1852,7 +1852,7 @@
         <w:rPr>
           <w:lang w:val="pt_PT" w:bidi="pt_PT"/>
         </w:rPr>
-        <w:t xml:space="preserve"> para iluminar os que vivem na escuridão e na sombra da morte, e guiar nossos pés pelo caminho da paz".</w:t>
+        <w:t xml:space="preserve"> para iluminar os que vivem na escuridão e na sombra da morte, e guiar nossos pés pelo caminho da paz”.</w:t>
       </w:r>
     </w:p>
     <w:p>
@@ -2099,7 +2099,7 @@
         <w:rPr>
           <w:lang w:val="pt_PT" w:bidi="pt_PT"/>
         </w:rPr>
-        <w:t xml:space="preserve"> E o anjo lhes disse: "Não tenham medo! Trago boas-novas de grande alegria, que serão para todo o povo.</w:t>
+        <w:t xml:space="preserve"> E o anjo lhes disse: “Não tenham medo! Trago boas-novas de grande alegria, que serão para todo o povo.</w:t>
       </w:r>
     </w:p>
     <w:p>
@@ -2141,7 +2141,7 @@
         <w:rPr>
           <w:lang w:val="pt_PT" w:bidi="pt_PT"/>
         </w:rPr>
-        <w:t xml:space="preserve"> Este será o sinal para vocês: encontrarão o bebê envolto em faixas de pano e deitado numa manjedoura".</w:t>
+        <w:t xml:space="preserve"> Este será o sinal para vocês: encontrarão o bebê envolto em faixas de pano e deitado numa manjedoura”.</w:t>
       </w:r>
     </w:p>
     <w:p>
@@ -2183,7 +2183,7 @@
         <w:rPr>
           <w:lang w:val="pt_PT" w:bidi="pt_PT"/>
         </w:rPr>
-        <w:t xml:space="preserve"> "Glória a Deus nas alturas, e paz na terra entre os homens, a quem ele quer bem".</w:t>
+        <w:t xml:space="preserve"> "Glória a Deus nas alturas, e paz na terra entre os homens, a quem ele quer bem”.</w:t>
       </w:r>
     </w:p>
     <w:p>
@@ -2204,7 +2204,7 @@
         <w:rPr>
           <w:lang w:val="pt_PT" w:bidi="pt_PT"/>
         </w:rPr>
-        <w:t xml:space="preserve"> Quando os anjos se ausentaram e foram para o céu, os pastores disseram uns aos outros: "Vamos a Belém e vejamos esse acontecimento que o Senhor nos anunciou".</w:t>
+        <w:t xml:space="preserve"> Quando os anjos se ausentaram e foram para o céu, os pastores disseram uns aos outros: “Vamos a Belém e vejamos esse acontecimento que o Senhor nos anunciou”.</w:t>
       </w:r>
     </w:p>
     <w:p>
@@ -2372,7 +2372,7 @@
         <w:rPr>
           <w:lang w:val="pt_PT" w:bidi="pt_PT"/>
         </w:rPr>
-        <w:t xml:space="preserve"> pois está escrito na lei do Senhor: "Todo primogênito do sexo masculino será consagrado ao Senhor";</w:t>
+        <w:t xml:space="preserve"> pois está escrito na lei do Senhor: “Todo primogênito do sexo masculino será consagrado ao Senhor”;</w:t>
       </w:r>
     </w:p>
     <w:p>
@@ -2393,7 +2393,7 @@
         <w:rPr>
           <w:lang w:val="pt_PT" w:bidi="pt_PT"/>
         </w:rPr>
-        <w:t xml:space="preserve"> e para oferecer o sacrifício de acordo com o que está escrito na lei do Senhor: "duas rolinhas ou dois pombinhos".</w:t>
+        <w:t xml:space="preserve"> e para oferecer o sacrifício de acordo com o que está escrito na lei do Senhor: “duas rolinhas ou dois pombinhos”.</w:t>
       </w:r>
     </w:p>
     <w:p>
@@ -2561,7 +2561,7 @@
         <w:rPr>
           <w:lang w:val="pt_PT" w:bidi="pt_PT"/>
         </w:rPr>
-        <w:t xml:space="preserve"> luz para revelação aos gentios e para a glória de Israel, teu povo".</w:t>
+        <w:t xml:space="preserve"> luz para revelação aos gentios e para a glória de Israel, teu povo”.</w:t>
       </w:r>
     </w:p>
     <w:p>
@@ -2603,7 +2603,7 @@
         <w:rPr>
           <w:lang w:val="pt_PT" w:bidi="pt_PT"/>
         </w:rPr>
-        <w:t xml:space="preserve"> Simeão os abençoou e disse a Maria, mãe de Jesus: "Este menino está destinado a causar a queda e a ascensão de muitos em Israel e a ser alvo de contradição</w:t>
+        <w:t xml:space="preserve"> Simeão os abençoou e disse a Maria, mãe de Jesus: “Este menino está destinado a causar a queda e a ascensão de muitos em Israel e a ser alvo de contradição</w:t>
       </w:r>
     </w:p>
     <w:p>
@@ -2624,7 +2624,7 @@
         <w:rPr>
           <w:lang w:val="pt_PT" w:bidi="pt_PT"/>
         </w:rPr>
-        <w:t xml:space="preserve"> (e você sentirá como se uma espada lhe atravessasse a alma), para que se revelem os pensamentos de muitos corações".</w:t>
+        <w:t xml:space="preserve"> (e você sentirá como se uma espada lhe atravessasse a alma), para que se revelem os pensamentos de muitos corações”.</w:t>
       </w:r>
     </w:p>
     <w:p>
@@ -2897,7 +2897,7 @@
         <w:rPr>
           <w:lang w:val="pt_PT" w:bidi="pt_PT"/>
         </w:rPr>
-        <w:t xml:space="preserve"> Quando o viram, seus pais ficaram maravilhados. Sua mãe lhe disse: "Filho, por que você fez isso conosco? Seu pai e eu estávamos aflitos à sua procura".</w:t>
+        <w:t xml:space="preserve"> Quando o viram, seus pais ficaram maravilhados. Sua mãe lhe disse: “Filho, por que você fez isso conosco? Seu pai e eu estávamos aflitos à sua procura”.</w:t>
       </w:r>
     </w:p>
     <w:p>
@@ -2918,7 +2918,7 @@
         <w:rPr>
           <w:lang w:val="pt_PT" w:bidi="pt_PT"/>
         </w:rPr>
-        <w:t xml:space="preserve"> "Por que vocês me procuravam? Não sabiam que eu devia estar na casa de meu Pai?", perguntou ele.</w:t>
+        <w:t xml:space="preserve"> "Por que vocês me procuravam? Não sabiam que eu devia estar na casa de meu Pai?”, perguntou ele.</w:t>
       </w:r>
     </w:p>
     <w:p>
@@ -3081,7 +3081,7 @@
         <w:rPr>
           <w:lang w:val="pt_PT" w:bidi="pt_PT"/>
         </w:rPr>
-        <w:t xml:space="preserve"> Como está escrito no livro das palavras do profeta Isaías: "Voz do que clama no deserto: 'Preparem o caminho do Senhor; endireitem as veredas para ele.</w:t>
+        <w:t xml:space="preserve"> Como está escrito no livro das palavras do profeta Isaías: “Voz do que clama no deserto: ‘Preparem o caminho do Senhor; endireitem as veredas para ele.</w:t>
       </w:r>
     </w:p>
     <w:p>
@@ -3123,7 +3123,7 @@
         <w:rPr>
           <w:lang w:val="pt_PT" w:bidi="pt_PT"/>
         </w:rPr>
-        <w:t xml:space="preserve"> E toda carne verá a salvação de Deus'".</w:t>
+        <w:t xml:space="preserve"> E toda carne verá a salvação de Deus’”.</w:t>
       </w:r>
     </w:p>
     <w:p>
@@ -3165,7 +3165,7 @@
         <w:rPr>
           <w:lang w:val="pt_PT" w:bidi="pt_PT"/>
         </w:rPr>
-        <w:t xml:space="preserve"> Produzam frutos dignos de arrependimento e não comecem a dizer uns aos outros: 'Temos Abraão por pai', pois eu lhes digo que destas pedras Deus pode fazer nascer filhos para Abraão.</w:t>
+        <w:t xml:space="preserve"> Produzam frutos dignos de arrependimento e não comecem a dizer uns aos outros: ‘Temos Abraão por pai’, pois eu lhes digo que destas pedras Deus pode fazer nascer filhos para Abraão.</w:t>
       </w:r>
     </w:p>
     <w:p>
@@ -3186,7 +3186,7 @@
         <w:rPr>
           <w:lang w:val="pt_PT" w:bidi="pt_PT"/>
         </w:rPr>
-        <w:t xml:space="preserve"> O machado já está posto à raiz das árvores; toda árvore, pois, que não produz bons frutos é cortada e lançada ao fogo".</w:t>
+        <w:t xml:space="preserve"> O machado já está posto à raiz das árvores; toda árvore, pois, que não produz bons frutos é cortada e lançada ao fogo”.</w:t>
       </w:r>
     </w:p>
     <w:p>
@@ -3228,7 +3228,7 @@
         <w:rPr>
           <w:lang w:val="pt_PT" w:bidi="pt_PT"/>
         </w:rPr>
-        <w:t xml:space="preserve"> João respondia: "Quem tem duas túnicas, dê uma a quem não tem. Quem tem comida, faça o mesmo".</w:t>
+        <w:t xml:space="preserve"> João respondia: “Quem tem duas túnicas, dê uma a quem não tem. Quem tem comida, faça o mesmo”.</w:t>
       </w:r>
     </w:p>
     <w:p>
@@ -3354,7 +3354,7 @@
         <w:rPr>
           <w:lang w:val="pt_PT" w:bidi="pt_PT"/>
         </w:rPr>
-        <w:t xml:space="preserve"> Ele já tem a pá na mão para limpar completamente sua eira e juntar o trigo em seu celeiro, mas queimará a palha com fogo que nunca se apaga".</w:t>
+        <w:t xml:space="preserve"> Ele já tem a pá na mão para limpar completamente sua eira e juntar o trigo em seu celeiro, mas queimará a palha com fogo que nunca se apaga”.</w:t>
       </w:r>
     </w:p>
     <w:p>
@@ -3874,7 +3874,7 @@
         <w:rPr>
           <w:lang w:val="pt_PT" w:bidi="pt_PT"/>
         </w:rPr>
-        <w:t xml:space="preserve"> Então o Diabo lhe disse: "Se você é o Filho de Deus, mande a esta pedra que se transforme em pão".</w:t>
+        <w:t xml:space="preserve"> Então o Diabo lhe disse: “Se você é o Filho de Deus, mande a esta pedra que se transforme em pão”.</w:t>
       </w:r>
     </w:p>
     <w:p>
@@ -3895,7 +3895,7 @@
         <w:rPr>
           <w:lang w:val="pt_PT" w:bidi="pt_PT"/>
         </w:rPr>
-        <w:t xml:space="preserve"> Jesus respondeu: "Está escrito: 'O homem não viverá só de pão'".</w:t>
+        <w:t xml:space="preserve"> Jesus respondeu: “Está escrito: ‘O homem não viverá só de pão’”.</w:t>
       </w:r>
     </w:p>
     <w:p>
@@ -3937,7 +3937,7 @@
         <w:rPr>
           <w:lang w:val="pt_PT" w:bidi="pt_PT"/>
         </w:rPr>
-        <w:t xml:space="preserve"> E disse-lhe: "Eu lhe darei toda esta autoridade e a glória destes reinos, pois ela me foi entregue e posso dá-la a quem eu quiser.</w:t>
+        <w:t xml:space="preserve"> E disse-lhe: “Eu lhe darei toda esta autoridade e a glória destes reinos, pois ela me foi entregue e posso dá-la a quem eu quiser.</w:t>
       </w:r>
     </w:p>
     <w:p>
@@ -3958,7 +3958,7 @@
         <w:rPr>
           <w:lang w:val="pt_PT" w:bidi="pt_PT"/>
         </w:rPr>
-        <w:t xml:space="preserve"> Portanto, se você me adorar, tudo será seu".</w:t>
+        <w:t xml:space="preserve"> Portanto, se você me adorar, tudo será seu”.</w:t>
       </w:r>
     </w:p>
     <w:p>
@@ -3979,7 +3979,7 @@
         <w:rPr>
           <w:lang w:val="pt_PT" w:bidi="pt_PT"/>
         </w:rPr>
-        <w:t xml:space="preserve"> Jesus respondeu: "Está escrito: 'Adore o Senhor, seu Deus, e sirva somente a ele'".</w:t>
+        <w:t xml:space="preserve"> Jesus respondeu: “Está escrito: ‘Adore o Senhor, seu Deus, e sirva somente a ele’”.</w:t>
       </w:r>
     </w:p>
     <w:p>
@@ -4042,7 +4042,7 @@
         <w:rPr>
           <w:lang w:val="pt_PT" w:bidi="pt_PT"/>
         </w:rPr>
-        <w:t xml:space="preserve"> Eles o sustentarão com as mãos, para que não tropece em alguma pedra'".</w:t>
+        <w:t xml:space="preserve"> Eles o sustentarão com as mãos, para que não tropece em alguma pedra’”.</w:t>
       </w:r>
     </w:p>
     <w:p>
@@ -4063,7 +4063,7 @@
         <w:rPr>
           <w:lang w:val="pt_PT" w:bidi="pt_PT"/>
         </w:rPr>
-        <w:t xml:space="preserve"> Jesus respondeu: “Está dito: 'Não ponha à prova o Senhor, seu Deus'”.</w:t>
+        <w:t xml:space="preserve"> Jesus respondeu: “Está dito: ‘Não ponha à prova o Senhor, seu Deus’”.</w:t>
       </w:r>
     </w:p>
     <w:p>
@@ -4210,7 +4210,7 @@
         <w:rPr>
           <w:lang w:val="pt_PT" w:bidi="pt_PT"/>
         </w:rPr>
-        <w:t xml:space="preserve"> e proclamar o ano da graça do Senhor".</w:t>
+        <w:t xml:space="preserve"> e proclamar o ano da graça do Senhor”.</w:t>
       </w:r>
     </w:p>
     <w:p>
@@ -4252,7 +4252,7 @@
         <w:rPr>
           <w:lang w:val="pt_PT" w:bidi="pt_PT"/>
         </w:rPr>
-        <w:t xml:space="preserve"> E começou a dizer-lhes: “Hoje se cumpriu esta Escritura que vocês acabaram de ouvir".</w:t>
+        <w:t xml:space="preserve"> E começou a dizer-lhes: “Hoje se cumpriu esta Escritura que vocês acabaram de ouvir”.</w:t>
       </w:r>
     </w:p>
     <w:p>
@@ -4273,7 +4273,7 @@
         <w:rPr>
           <w:lang w:val="pt_PT" w:bidi="pt_PT"/>
         </w:rPr>
-        <w:t xml:space="preserve"> Todos testemunhavam a seu favor e se admiravam das palavras de graça que saíam de seus lábios, e perguntavam: "Este não é o filho de José?".</w:t>
+        <w:t xml:space="preserve"> Todos testemunhavam a seu favor e se admiravam das palavras de graça que saíam de seus lábios, e perguntavam: “Este não é o filho de José?”.</w:t>
       </w:r>
     </w:p>
     <w:p>
@@ -4294,7 +4294,7 @@
         <w:rPr>
           <w:lang w:val="pt_PT" w:bidi="pt_PT"/>
         </w:rPr>
-        <w:t xml:space="preserve"> Ele disse: "É claro que vocês citarão este provérbio para mim: 'Médico, cure a si mesmo! Faça aqui em sua própria terra tudo o que ouvimos que você fez em Cafarnaum'.</w:t>
+        <w:t xml:space="preserve"> Ele disse: “É claro que vocês citarão este provérbio para mim: ‘Médico, cure a si mesmo! Faça aqui em sua própria terra tudo o que ouvimos que você fez em Cafarnaum’.</w:t>
       </w:r>
     </w:p>
     <w:p>
@@ -4378,7 +4378,7 @@
         <w:rPr>
           <w:lang w:val="pt_PT" w:bidi="pt_PT"/>
         </w:rPr>
-        <w:t xml:space="preserve"> Havia também muitos leprosos em Israel nos dias do profeta Eliseu, mas nenhum deles foi purificado, senão Naamã, o sírio".</w:t>
+        <w:t xml:space="preserve"> Havia também muitos leprosos em Israel nos dias do profeta Eliseu, mas nenhum deles foi purificado, senão Naamã, o sírio”.</w:t>
       </w:r>
     </w:p>
     <w:p>
@@ -4525,7 +4525,7 @@
         <w:rPr>
           <w:lang w:val="pt_PT" w:bidi="pt_PT"/>
         </w:rPr>
-        <w:t xml:space="preserve"> "Ah! O que temos nós com você, Jesus de Nazaré? Você veio para nos destruir? Eu sei quem é você: o Santo de Deus!".</w:t>
+        <w:t xml:space="preserve"> "Ah! O que temos nós com você, Jesus de Nazaré? Você veio para nos destruir? Eu sei quem é você: o Santo de Deus!”.</w:t>
       </w:r>
     </w:p>
     <w:p>
@@ -4672,7 +4672,7 @@
         <w:rPr>
           <w:lang w:val="pt_PT" w:bidi="pt_PT"/>
         </w:rPr>
-        <w:t xml:space="preserve"> Demônios também saíam de muitos, gritando: "Você é o Filho de Deus!". Jesus, porém, os repreendia e não permitia que falassem, porque sabiam que ele era o Cristo.</w:t>
+        <w:t xml:space="preserve"> Demônios também saíam de muitos, gritando: “Você é o Filho de Deus!”. Jesus, porém, os repreendia e não permitia que falassem, porque sabiam que ele era o Cristo.</w:t>
       </w:r>
     </w:p>
     <w:p>
@@ -4714,7 +4714,7 @@
         <w:rPr>
           <w:lang w:val="pt_PT" w:bidi="pt_PT"/>
         </w:rPr>
-        <w:t xml:space="preserve"> Ele, porém, disse: "Preciso pregar as boas-novas do reino de Deus também em outras cidades, porque para isso fui enviado".</w:t>
+        <w:t xml:space="preserve"> Ele, porém, disse: “Preciso pregar as boas-novas do reino de Deus também em outras cidades, porque para isso fui enviado”.</w:t>
       </w:r>
     </w:p>
     <w:p>
@@ -4856,7 +4856,7 @@
         <w:rPr>
           <w:lang w:val="pt_PT" w:bidi="pt_PT"/>
         </w:rPr>
-        <w:t xml:space="preserve"> Simão respondeu: "Mestre, trabalhamos a noite toda e não apanhamos nada; mas, porque é o senhor que está dizendo, vou lançar as redes".</w:t>
+        <w:t xml:space="preserve"> Simão respondeu: “Mestre, trabalhamos a noite toda e não apanhamos nada; mas, porque é o senhor que está dizendo, vou lançar as redes”.</w:t>
       </w:r>
     </w:p>
     <w:p>
@@ -4919,7 +4919,7 @@
         <w:rPr>
           <w:lang w:val="pt_PT" w:bidi="pt_PT"/>
         </w:rPr>
-        <w:t xml:space="preserve"> Quando Simão Pedro viu isso, caiu de joelhos diante de Jesus e disse: “Senhor, afaste-se de mim, porque sou pecador".</w:t>
+        <w:t xml:space="preserve"> Quando Simão Pedro viu isso, caiu de joelhos diante de Jesus e disse: “Senhor, afaste-se de mim, porque sou pecador”.</w:t>
       </w:r>
     </w:p>
     <w:p>
@@ -5024,7 +5024,7 @@
         <w:rPr>
           <w:lang w:val="pt_PT" w:bidi="pt_PT"/>
         </w:rPr>
-        <w:t xml:space="preserve"> Estendendo a mão, Jesus tocou no homem e disse: "Eu quero. Seja purificado!". E a lepra desapareceu no mesmo instante.</w:t>
+        <w:t xml:space="preserve"> Estendendo a mão, Jesus tocou no homem e disse: “Eu quero. Seja purificado!”. E a lepra desapareceu no mesmo instante.</w:t>
       </w:r>
     </w:p>
     <w:p>
@@ -5045,7 +5045,7 @@
         <w:rPr>
           <w:lang w:val="pt_PT" w:bidi="pt_PT"/>
         </w:rPr>
-        <w:t xml:space="preserve"> Então ordenou ao homem que não contasse a ninguém. "Vá, apresente-se ao sacerdote e faça a oferta que a lei de Moisés exige pela sua purificação, para que sirva de testemunho ao povo".</w:t>
+        <w:t xml:space="preserve"> Então ordenou ao homem que não contasse a ninguém. “Vá, apresente-se ao sacerdote e faça a oferta que a lei de Moisés exige pela sua purificação, para que sirva de testemunho ao povo”.</w:t>
       </w:r>
     </w:p>
     <w:p>
@@ -5171,7 +5171,7 @@
         <w:rPr>
           <w:lang w:val="pt_PT" w:bidi="pt_PT"/>
         </w:rPr>
-        <w:t xml:space="preserve"> Vendo a fé deles, Jesus disse: "Homem, seus pecados estão perdoados".</w:t>
+        <w:t xml:space="preserve"> Vendo a fé deles, Jesus disse: “Homem, seus pecados estão perdoados”.</w:t>
       </w:r>
     </w:p>
     <w:p>
@@ -5213,7 +5213,7 @@
         <w:rPr>
           <w:lang w:val="pt_PT" w:bidi="pt_PT"/>
         </w:rPr>
-        <w:t xml:space="preserve"> Mas Jesus, sabendo o que pensavam, perguntou: "Por que vocês estão pensando essas coisas em seu coração?</w:t>
+        <w:t xml:space="preserve"> Mas Jesus, sabendo o que pensavam, perguntou: “Por que vocês estão pensando essas coisas em seu coração?</w:t>
       </w:r>
     </w:p>
     <w:p>
@@ -5255,7 +5255,7 @@
         <w:rPr>
           <w:lang w:val="pt_PT" w:bidi="pt_PT"/>
         </w:rPr>
-        <w:t xml:space="preserve"> Mas, para que saibam que o Filho do Homem tem autoridade na terra para perdoar pecados" — disse ao paralítico —, "eu lhe digo: levante-se, pegue a sua maca e vá para casa".</w:t>
+        <w:t xml:space="preserve"> Mas, para que saibam que o Filho do Homem tem autoridade na terra para perdoar pecados” — disse ao paralítico —, “eu lhe digo: levante-se, pegue a sua maca e vá para casa”.</w:t>
       </w:r>
     </w:p>
     <w:p>
@@ -5318,7 +5318,7 @@
         <w:rPr>
           <w:lang w:val="pt_PT" w:bidi="pt_PT"/>
         </w:rPr>
-        <w:t xml:space="preserve"> Depois disso, Jesus saiu e viu sentado na coletoria um cobrador de impostos chamado Levi. "Siga-me", disse-lhe Jesus.</w:t>
+        <w:t xml:space="preserve"> Depois disso, Jesus saiu e viu sentado na coletoria um cobrador de impostos chamado Levi. “Siga-me”, disse-lhe Jesus.</w:t>
       </w:r>
     </w:p>
     <w:p>
@@ -5402,7 +5402,7 @@
         <w:rPr>
           <w:lang w:val="pt_PT" w:bidi="pt_PT"/>
         </w:rPr>
-        <w:t xml:space="preserve"> Jesus respondeu: "Não são os saudáveis que precisam de médico, mas sim os doentes.</w:t>
+        <w:t xml:space="preserve"> Jesus respondeu: “Não são os saudáveis que precisam de médico, mas sim os doentes.</w:t>
       </w:r>
     </w:p>
     <w:p>
@@ -5423,7 +5423,7 @@
         <w:rPr>
           <w:lang w:val="pt_PT" w:bidi="pt_PT"/>
         </w:rPr>
-        <w:t xml:space="preserve"> Eu não vim chamar os justos, mas os pecadores, para que se arrependam".</w:t>
+        <w:t xml:space="preserve"> Eu não vim chamar os justos, mas os pecadores, para que se arrependam”.</w:t>
       </w:r>
     </w:p>
     <w:p>
@@ -5465,7 +5465,7 @@
         <w:rPr>
           <w:lang w:val="pt_PT" w:bidi="pt_PT"/>
         </w:rPr>
-        <w:t xml:space="preserve"> Jesus perguntou: "Vocês podem obrigar os convidados do noivo a jejuar enquanto ele está com eles?</w:t>
+        <w:t xml:space="preserve"> Jesus perguntou: “Vocês podem obrigar os convidados do noivo a jejuar enquanto ele está com eles?</w:t>
       </w:r>
     </w:p>
     <w:p>
@@ -5486,7 +5486,7 @@
         <w:rPr>
           <w:lang w:val="pt_PT" w:bidi="pt_PT"/>
         </w:rPr>
-        <w:t xml:space="preserve"> Mas virão dias em que o noivo lhes será tirado, e então jejuarão naqueles dias".</w:t>
+        <w:t xml:space="preserve"> Mas virão dias em que o noivo lhes será tirado, e então jejuarão naqueles dias”.</w:t>
       </w:r>
     </w:p>
     <w:p>
@@ -5507,7 +5507,7 @@
         <w:rPr>
           <w:lang w:val="pt_PT" w:bidi="pt_PT"/>
         </w:rPr>
-        <w:t xml:space="preserve"> E lhes contou esta parábola: "Ninguém põe remendo de pano novo em roupa velha; pois, se fizer isso, rasgará a roupa nova, e o remendo não combinará com a velha.</w:t>
+        <w:t xml:space="preserve"> E lhes contou esta parábola: “Ninguém põe remendo de pano novo em roupa velha; pois, se fizer isso, rasgará a roupa nova, e o remendo não combinará com a velha.</w:t>
       </w:r>
     </w:p>
     <w:p>
@@ -5570,7 +5570,7 @@
         <w:rPr>
           <w:lang w:val="pt_PT" w:bidi="pt_PT"/>
         </w:rPr>
-        <w:t xml:space="preserve"> E ninguém que tenha bebido o vinho velho quer logo o novo, porque diz: 'O velho é melhor'".</w:t>
+        <w:t xml:space="preserve"> E ninguém que tenha bebido o vinho velho quer logo o novo, porque diz: ‘O velho é melhor’”.</w:t>
       </w:r>
     </w:p>
     <w:p>
@@ -5628,7 +5628,7 @@
         <w:rPr>
           <w:lang w:val="pt_PT" w:bidi="pt_PT"/>
         </w:rPr>
-        <w:t xml:space="preserve"> Mas alguns fariseus perguntaram: "Por que vocês fazem o que não é permitido no sábado?".</w:t>
+        <w:t xml:space="preserve"> Mas alguns fariseus perguntaram: “Por que vocês fazem o que não é permitido no sábado?”.</w:t>
       </w:r>
     </w:p>
     <w:p>
@@ -5649,7 +5649,7 @@
         <w:rPr>
           <w:lang w:val="pt_PT" w:bidi="pt_PT"/>
         </w:rPr>
-        <w:t xml:space="preserve"> Jesus respondeu: "Vocês não leram o que Davi fez quando teve fome com os que estavam com ele?</w:t>
+        <w:t xml:space="preserve"> Jesus respondeu: “Vocês não leram o que Davi fez quando teve fome com os que estavam com ele?</w:t>
       </w:r>
     </w:p>
     <w:p>
@@ -5670,7 +5670,7 @@
         <w:rPr>
           <w:lang w:val="pt_PT" w:bidi="pt_PT"/>
         </w:rPr>
-        <w:t xml:space="preserve"> Ele entrou na casa de Deus, pegou e comeu os pães sagrados que só os sacerdotes podiam comer, e os deu também aos seus companheiros".</w:t>
+        <w:t xml:space="preserve"> Ele entrou na casa de Deus, pegou e comeu os pães sagrados que só os sacerdotes podiam comer, e os deu também aos seus companheiros”.</w:t>
       </w:r>
     </w:p>
     <w:p>
@@ -5691,7 +5691,7 @@
         <w:rPr>
           <w:lang w:val="pt_PT" w:bidi="pt_PT"/>
         </w:rPr>
-        <w:t xml:space="preserve"> E acrescentou: “O Filho do Homem é Senhor do sábado".</w:t>
+        <w:t xml:space="preserve"> E acrescentou: “O Filho do Homem é Senhor do sábado”.</w:t>
       </w:r>
     </w:p>
     <w:p>
@@ -5754,7 +5754,7 @@
         <w:rPr>
           <w:lang w:val="pt_PT" w:bidi="pt_PT"/>
         </w:rPr>
-        <w:t xml:space="preserve"> Mas Jesus sabia o que eles estavam pensando e disse ao homem com a mão atrofiada: "Levante-se e fique aqui no meio". E, levantando-se, ele ficou em pé.</w:t>
+        <w:t xml:space="preserve"> Mas Jesus sabia o que eles estavam pensando e disse ao homem com a mão atrofiada: “Levante-se e fique aqui no meio”. E, levantando-se, ele ficou em pé.</w:t>
       </w:r>
     </w:p>
     <w:p>
@@ -5775,7 +5775,7 @@
         <w:rPr>
           <w:lang w:val="pt_PT" w:bidi="pt_PT"/>
         </w:rPr>
-        <w:t xml:space="preserve"> Então Jesus lhes perguntou: "O que é permitido no sábado? Fazer o bem ou o mal? Salvar uma vida ou destruí-la?".</w:t>
+        <w:t xml:space="preserve"> Então Jesus lhes perguntou: “O que é permitido no sábado? Fazer o bem ou o mal? Salvar uma vida ou destruí-la?”.</w:t>
       </w:r>
     </w:p>
     <w:p>
@@ -5796,7 +5796,7 @@
         <w:rPr>
           <w:lang w:val="pt_PT" w:bidi="pt_PT"/>
         </w:rPr>
-        <w:t xml:space="preserve"> Olhando para todos os que estavam ao redor, disse ao homem: "Estenda a mão". Ele estendeu a mão, e ela foi restabelecida.</w:t>
+        <w:t xml:space="preserve"> Olhando para todos os que estavam ao redor, disse ao homem: “Estenda a mão”. Ele estendeu a mão, e ela foi restabelecida.</w:t>
       </w:r>
     </w:p>
     <w:p>
@@ -6006,7 +6006,7 @@
         <w:rPr>
           <w:lang w:val="pt_PT" w:bidi="pt_PT"/>
         </w:rPr>
-        <w:t xml:space="preserve"> E, levantando os olhos para seus discípulos, ele dizia: "Felizes são vocês, os pobres, porque o reino de Deus pertence a vocês.</w:t>
+        <w:t xml:space="preserve"> E, levantando os olhos para seus discípulos, ele dizia: “Felizes são vocês, os pobres, porque o reino de Deus pertence a vocês.</w:t>
       </w:r>
     </w:p>
     <w:p>
@@ -6384,7 +6384,7 @@
         <w:rPr>
           <w:lang w:val="pt_PT" w:bidi="pt_PT"/>
         </w:rPr>
-        <w:t xml:space="preserve"> Deem e lhes será dado: uma boa medida, prensada, sacudida e transbordante, será colocada no colo de vocês; pois com a mesma medida que tiverem medido, também serão medidos".</w:t>
+        <w:t xml:space="preserve"> Deem e lhes será dado: uma boa medida, prensada, sacudida e transbordante, será colocada no colo de vocês; pois com a mesma medida que tiverem medido, também serão medidos”.</w:t>
       </w:r>
     </w:p>
     <w:p>
@@ -6405,7 +6405,7 @@
         <w:rPr>
           <w:lang w:val="pt_PT" w:bidi="pt_PT"/>
         </w:rPr>
-        <w:t xml:space="preserve"> E Jesus também lhes contou uma parábola: "Por acaso, um cego pode guiar outro cego? Os dois não cairão num buraco?</w:t>
+        <w:t xml:space="preserve"> E Jesus também lhes contou uma parábola: “Por acaso, um cego pode guiar outro cego? Os dois não cairão num buraco?</w:t>
       </w:r>
     </w:p>
     <w:p>
@@ -6468,7 +6468,7 @@
         <w:rPr>
           <w:lang w:val="pt_PT" w:bidi="pt_PT"/>
         </w:rPr>
-        <w:t xml:space="preserve"> Como pode dizer: 'Irmão, deixe-me tirar o cisco que está em seu olho', quando você mesmo não consegue ver a trave em seu próprio olho? Hipócrita! Tire primeiro a trave de seu olho, e então verá claramente para tirar o cisco do olho de seu irmão.</w:t>
+        <w:t xml:space="preserve"> Como pode dizer: ‘Irmão, deixe-me tirar o cisco que está em seu olho’, quando você mesmo não consegue ver a trave em seu próprio olho? Hipócrita! Tire primeiro a trave de seu olho, e então verá claramente para tirar o cisco do olho de seu irmão.</w:t>
       </w:r>
     </w:p>
     <w:p>
@@ -6615,7 +6615,7 @@
         <w:rPr>
           <w:lang w:val="pt_PT" w:bidi="pt_PT"/>
         </w:rPr>
-        <w:t xml:space="preserve"> Mas aquele que ouve e não pratica é como o homem que edificou uma casa sobre a terra, sem alicerces; as águas bateram com ímpeto nela, e logo caiu, e foi grande a destruição daquela casa".</w:t>
+        <w:t xml:space="preserve"> Mas aquele que ouve e não pratica é como o homem que edificou uma casa sobre a terra, sem alicerces; as águas bateram com ímpeto nela, e logo caiu, e foi grande a destruição daquela casa”.</w:t>
       </w:r>
     </w:p>
     <w:p>
@@ -6715,7 +6715,7 @@
         <w:rPr>
           <w:lang w:val="pt_PT" w:bidi="pt_PT"/>
         </w:rPr>
-        <w:t xml:space="preserve"> Quando chegaram a Jesus, suplicaram-lhe com insistência, dizendo: "Este homem merece que o senhor lhe conceda isso,</w:t>
+        <w:t xml:space="preserve"> Quando chegaram a Jesus, suplicaram-lhe com insistência, dizendo: “Este homem merece que o senhor lhe conceda isso,</w:t>
       </w:r>
     </w:p>
     <w:p>
@@ -6736,7 +6736,7 @@
         <w:rPr>
           <w:lang w:val="pt_PT" w:bidi="pt_PT"/>
         </w:rPr>
-        <w:t xml:space="preserve"> pois ama nosso povo e até construiu a sinagoga para nós".</w:t>
+        <w:t xml:space="preserve"> pois ama nosso povo e até construiu a sinagoga para nós”.</w:t>
       </w:r>
     </w:p>
     <w:p>
@@ -6757,7 +6757,7 @@
         <w:rPr>
           <w:lang w:val="pt_PT" w:bidi="pt_PT"/>
         </w:rPr>
-        <w:t xml:space="preserve"> Jesus foi com eles. Quando já se aproximava da casa, o centurião enviou amigos para lhe dizer: "Senhor, não se incomode, pois não sou digno de recebê-lo debaixo de meu teto.</w:t>
+        <w:t xml:space="preserve"> Jesus foi com eles. Quando já se aproximava da casa, o centurião enviou amigos para lhe dizer: “Senhor, não se incomode, pois não sou digno de recebê-lo debaixo de meu teto.</w:t>
       </w:r>
     </w:p>
     <w:p>
@@ -6799,7 +6799,7 @@
         <w:rPr>
           <w:lang w:val="pt_PT" w:bidi="pt_PT"/>
         </w:rPr>
-        <w:t xml:space="preserve"> Pois também sou um homem sujeito à autoridade, tendo soldados sob minhas ordens; digo a este: 'Vá', e ele vai; a outro: 'Venha', e ele vem; e ao meu servo: 'Faça isto', e ele faz".</w:t>
+        <w:t xml:space="preserve"> Pois também sou um homem sujeito à autoridade, tendo soldados sob minhas ordens; digo a este: ‘Vá’, e ele vai; a outro: ‘Venha’, e ele vem; e ao meu servo: ‘Faça isto’, e ele faz”.</w:t>
       </w:r>
     </w:p>
     <w:p>
@@ -6904,7 +6904,7 @@
         <w:rPr>
           <w:lang w:val="pt_PT" w:bidi="pt_PT"/>
         </w:rPr>
-        <w:t xml:space="preserve"> Quando o Senhor a viu, se compadeceu dela e lhe disse: "Não chore!".</w:t>
+        <w:t xml:space="preserve"> Quando o Senhor a viu, se compadeceu dela e lhe disse: “Não chore!”.</w:t>
       </w:r>
     </w:p>
     <w:p>
@@ -6967,7 +6967,7 @@
         <w:rPr>
           <w:lang w:val="pt_PT" w:bidi="pt_PT"/>
         </w:rPr>
-        <w:t xml:space="preserve"> Todos se encheram de temor e glorificavam a Deus, dizendo: “Um grande profeta se levantou entre nós" e "Deus visitou o seu povo".</w:t>
+        <w:t xml:space="preserve"> Todos se encheram de temor e glorificavam a Deus, dizendo: “Um grande profeta se levantou entre nós” e “Deus visitou o seu povo”.</w:t>
       </w:r>
     </w:p>
     <w:p>
@@ -7051,7 +7051,7 @@
         <w:rPr>
           <w:lang w:val="pt_PT" w:bidi="pt_PT"/>
         </w:rPr>
-        <w:t xml:space="preserve"> Quando chegaram a Jesus, os homens disseram: "João Batista enviou-nos para perguntar: 'O senhor é aquele que estava para vir ou devemos esperar outro?'".</w:t>
+        <w:t xml:space="preserve"> Quando chegaram a Jesus, os homens disseram: “João Batista enviou-nos para perguntar: ‘O senhor é aquele que estava para vir ou devemos esperar outro?’”.</w:t>
       </w:r>
     </w:p>
     <w:p>
@@ -7093,7 +7093,7 @@
         <w:rPr>
           <w:lang w:val="pt_PT" w:bidi="pt_PT"/>
         </w:rPr>
-        <w:t xml:space="preserve"> Jesus respondeu aos discípulos: "Vão e digam a João o que viram e ouviram: os cegos veem, os coxos andam, os leprosos são purificados, os surdos ouvem, os mortos ressuscitam e as boas-novas são anunciadas aos pobres.</w:t>
+        <w:t xml:space="preserve"> Jesus respondeu aos discípulos: “Vão e digam a João o que viram e ouviram: os cegos veem, os coxos andam, os leprosos são purificados, os surdos ouvem, os mortos ressuscitam e as boas-novas são anunciadas aos pobres.</w:t>
       </w:r>
     </w:p>
     <w:p>
@@ -7114,7 +7114,7 @@
         <w:rPr>
           <w:lang w:val="pt_PT" w:bidi="pt_PT"/>
         </w:rPr>
-        <w:t xml:space="preserve"> Feliz é aquele que não tropeça por minha causa".</w:t>
+        <w:t xml:space="preserve"> Feliz é aquele que não tropeça por minha causa”.</w:t>
       </w:r>
     </w:p>
     <w:p>
@@ -7135,7 +7135,7 @@
         <w:rPr>
           <w:lang w:val="pt_PT" w:bidi="pt_PT"/>
         </w:rPr>
-        <w:t xml:space="preserve"> Quando os discípulos de João partiram, Jesus começou a falar a respeito dele para a multidão: "O que vocês foram ver no deserto? Uma cana agitada pelo vento?</w:t>
+        <w:t xml:space="preserve"> Quando os discípulos de João partiram, Jesus começou a falar a respeito dele para a multidão: “O que vocês foram ver no deserto? Uma cana agitada pelo vento?</w:t>
       </w:r>
     </w:p>
     <w:p>
@@ -7198,7 +7198,7 @@
         <w:rPr>
           <w:lang w:val="pt_PT" w:bidi="pt_PT"/>
         </w:rPr>
-        <w:t xml:space="preserve"> João é aquele a respeito de quem está escrito: 'Eis que envio meu mensageiro diante da tua face, e ele preparará teu caminho à tua frente'.</w:t>
+        <w:t xml:space="preserve"> João é aquele a respeito de quem está escrito: ‘Eis que envio meu mensageiro diante da tua face, e ele preparará teu caminho à tua frente’.</w:t>
       </w:r>
     </w:p>
     <w:p>
@@ -7219,7 +7219,7 @@
         <w:rPr>
           <w:lang w:val="pt_PT" w:bidi="pt_PT"/>
         </w:rPr>
-        <w:t xml:space="preserve"> Eu lhes digo que entre os que nasceram de mulher ninguém é maior que João; mas o menor no reino de Deus é maior que ele".</w:t>
+        <w:t xml:space="preserve"> Eu lhes digo que entre os que nasceram de mulher ninguém é maior que João; mas o menor no reino de Deus é maior que ele”.</w:t>
       </w:r>
     </w:p>
     <w:p>
@@ -7282,7 +7282,7 @@
         <w:rPr>
           <w:lang w:val="pt_PT" w:bidi="pt_PT"/>
         </w:rPr>
-        <w:t xml:space="preserve"> Jesus continuou: "A quem, pois, posso comparar os homens desta geração? A quem se assemelham?</w:t>
+        <w:t xml:space="preserve"> Jesus continuou: “A quem, pois, posso comparar os homens desta geração? A quem se assemelham?</w:t>
       </w:r>
     </w:p>
     <w:p>
@@ -7303,7 +7303,7 @@
         <w:rPr>
           <w:lang w:val="pt_PT" w:bidi="pt_PT"/>
         </w:rPr>
-        <w:t xml:space="preserve"> São como crianças sentadas na praça que gritam umas para as outras: 'Tocamos flauta, e vocês não dançaram; cantamos um lamento, e vocês não choraram'.</w:t>
+        <w:t xml:space="preserve"> São como crianças sentadas na praça que gritam umas para as outras: ‘Tocamos flauta, e vocês não dançaram; cantamos um lamento, e vocês não choraram’.</w:t>
       </w:r>
     </w:p>
     <w:p>
@@ -7324,7 +7324,7 @@
         <w:rPr>
           <w:lang w:val="pt_PT" w:bidi="pt_PT"/>
         </w:rPr>
-        <w:t xml:space="preserve"> Pois veio João Batista, que não come pão nem bebe vinho, e vocês dizem: 'Ele está possuído por um demônio'.</w:t>
+        <w:t xml:space="preserve"> Pois veio João Batista, que não come pão nem bebe vinho, e vocês dizem: ‘Ele está possuído por um demônio’.</w:t>
       </w:r>
     </w:p>
     <w:p>
@@ -7345,7 +7345,7 @@
         <w:rPr>
           <w:lang w:val="pt_PT" w:bidi="pt_PT"/>
         </w:rPr>
-        <w:t xml:space="preserve"> Veio o Filho do Homem, comendo e bebendo, e vocês dizem: 'Vejam só, um comilão e beberrão, amigo de cobradores de impostos e de pecadores.</w:t>
+        <w:t xml:space="preserve"> Veio o Filho do Homem, comendo e bebendo, e vocês dizem: ‘Vejam só, um comilão e beberrão, amigo de cobradores de impostos e de pecadores.</w:t>
       </w:r>
     </w:p>
     <w:p>
@@ -7366,7 +7366,7 @@
         <w:rPr>
           <w:lang w:val="pt_PT" w:bidi="pt_PT"/>
         </w:rPr>
-        <w:t xml:space="preserve"> Mas a sabedoria é justificada por todos os seus filhos".</w:t>
+        <w:t xml:space="preserve"> Mas a sabedoria é justificada por todos os seus filhos”.</w:t>
       </w:r>
     </w:p>
     <w:p>
@@ -7450,7 +7450,7 @@
         <w:rPr>
           <w:lang w:val="pt_PT" w:bidi="pt_PT"/>
         </w:rPr>
-        <w:t xml:space="preserve"> Quando viu isso, o fariseu que o havia convidado disse a si mesmo: "Se fosse profeta, este homem saberia que tipo de mulher é esta que está tocando nele, pois é uma pecadora".</w:t>
+        <w:t xml:space="preserve"> Quando viu isso, o fariseu que o havia convidado disse a si mesmo: “Se fosse profeta, este homem saberia que tipo de mulher é esta que está tocando nele, pois é uma pecadora”.</w:t>
       </w:r>
     </w:p>
     <w:p>
@@ -7513,7 +7513,7 @@
         <w:rPr>
           <w:lang w:val="pt_PT" w:bidi="pt_PT"/>
         </w:rPr>
-        <w:t xml:space="preserve"> Não tendo nenhuma delas com que pagar, ele perdoou a dívida de ambas. Qual das duas o amará mais?".</w:t>
+        <w:t xml:space="preserve"> Não tendo nenhuma delas com que pagar, ele perdoou a dívida de ambas. Qual das duas o amará mais?”.</w:t>
       </w:r>
     </w:p>
     <w:p>
@@ -7618,7 +7618,7 @@
         <w:rPr>
           <w:lang w:val="pt_PT" w:bidi="pt_PT"/>
         </w:rPr>
-        <w:t xml:space="preserve"> Por isso lhe digo que os pecados dela, que são muitos, estão perdoados, porque ela amou muito; mas aquele a quem pouco foi perdoado, pouco ama".</w:t>
+        <w:t xml:space="preserve"> Por isso lhe digo que os pecados dela, que são muitos, estão perdoados, porque ela amou muito; mas aquele a quem pouco foi perdoado, pouco ama”.</w:t>
       </w:r>
     </w:p>
     <w:p>
@@ -7639,7 +7639,7 @@
         <w:rPr>
           <w:lang w:val="pt_PT" w:bidi="pt_PT"/>
         </w:rPr>
-        <w:t xml:space="preserve"> E disse à mulher: "Seus pecados estão perdoados".</w:t>
+        <w:t xml:space="preserve"> E disse à mulher: “Seus pecados estão perdoados”.</w:t>
       </w:r>
     </w:p>
     <w:p>
@@ -7660,7 +7660,7 @@
         <w:rPr>
           <w:lang w:val="pt_PT" w:bidi="pt_PT"/>
         </w:rPr>
-        <w:t xml:space="preserve"> Os que estavam com ele à mesa começaram a perguntar entre si: "Quem é este que até perdoa pecados?".</w:t>
+        <w:t xml:space="preserve"> Os que estavam com ele à mesa começaram a perguntar entre si: “Quem é este que até perdoa pecados?”.</w:t>
       </w:r>
     </w:p>
     <w:p>
@@ -7681,7 +7681,7 @@
         <w:rPr>
           <w:lang w:val="pt_PT" w:bidi="pt_PT"/>
         </w:rPr>
-        <w:t xml:space="preserve"> E Jesus disse à mulher: "Sua fé a salvou. Vá em paz".</w:t>
+        <w:t xml:space="preserve"> E Jesus disse à mulher: “Sua fé a salvou. Vá em paz”.</w:t>
       </w:r>
     </w:p>
     <w:p>
@@ -7865,7 +7865,7 @@
         <w:rPr>
           <w:lang w:val="pt_PT" w:bidi="pt_PT"/>
         </w:rPr>
-        <w:t xml:space="preserve"> Ainda outras caíram em terra boa e, ao crescerem, produziram fruto, a cem por um". Ao terminar de dizer essas coisas, declarou: “Quem tem ouvidos para ouvir, ouça!”.</w:t>
+        <w:t xml:space="preserve"> Ainda outras caíram em terra boa e, ao crescerem, produziram fruto, a cem por um”. Ao terminar de dizer essas coisas, declarou: “Quem tem ouvidos para ouvir, ouça!”.</w:t>
       </w:r>
     </w:p>
     <w:p>
@@ -7907,7 +7907,7 @@
         <w:rPr>
           <w:lang w:val="pt_PT" w:bidi="pt_PT"/>
         </w:rPr>
-        <w:t xml:space="preserve"> Ele disse: "A vocês é permitido conhecer os mistérios do reino de Deus, mas aos outros uso parábolas, para que 'olhando, não vejam, e ouvindo, não entendam'.</w:t>
+        <w:t xml:space="preserve"> Ele disse: “A vocês é permitido conhecer os mistérios do reino de Deus, mas aos outros uso parábolas, para que ‘olhando, não vejam, e ouvindo, não entendam’.</w:t>
       </w:r>
     </w:p>
     <w:p>
@@ -8075,7 +8075,7 @@
         <w:rPr>
           <w:lang w:val="pt_PT" w:bidi="pt_PT"/>
         </w:rPr>
-        <w:t xml:space="preserve"> "Portanto, cuidado com a maneira como ouvem; porque a quem tiver, mais lhe será dado, mas de quem não tiver, até o que pensa ter lhe será tirado".</w:t>
+        <w:t xml:space="preserve"> "Portanto, cuidado com a maneira como ouvem; porque a quem tiver, mais lhe será dado, mas de quem não tiver, até o que pensa ter lhe será tirado”.</w:t>
       </w:r>
     </w:p>
     <w:p>
@@ -8117,7 +8117,7 @@
         <w:rPr>
           <w:lang w:val="pt_PT" w:bidi="pt_PT"/>
         </w:rPr>
-        <w:t xml:space="preserve"> Alguns lhe disseram: "Sua mãe e seus irmãos estão lá fora, querendo vê-lo".</w:t>
+        <w:t xml:space="preserve"> Alguns lhe disseram: “Sua mãe e seus irmãos estão lá fora, querendo vê-lo”.</w:t>
       </w:r>
     </w:p>
     <w:p>
@@ -8138,7 +8138,7 @@
         <w:rPr>
           <w:lang w:val="pt_PT" w:bidi="pt_PT"/>
         </w:rPr>
-        <w:t xml:space="preserve"> Mas Jesus respondeu: "Minha mãe e meus irmãos são os que ouvem a palavra de Deus e a cumprem".</w:t>
+        <w:t xml:space="preserve"> Mas Jesus respondeu: “Minha mãe e meus irmãos são os que ouvem a palavra de Deus e a cumprem”.</w:t>
       </w:r>
     </w:p>
     <w:p>
@@ -8159,7 +8159,7 @@
         <w:rPr>
           <w:lang w:val="pt_PT" w:bidi="pt_PT"/>
         </w:rPr>
-        <w:t xml:space="preserve"> Em um daqueles dias, Jesus entrou num barco com seus discípulos e disse: "Passemos para o outro lado do mar". E lá foram eles.</w:t>
+        <w:t xml:space="preserve"> Em um daqueles dias, Jesus entrou num barco com seus discípulos e disse: “Passemos para o outro lado do mar”. E lá foram eles.</w:t>
       </w:r>
     </w:p>
     <w:p>
@@ -8285,7 +8285,7 @@
         <w:rPr>
           <w:lang w:val="pt_PT" w:bidi="pt_PT"/>
         </w:rPr>
-        <w:t xml:space="preserve"> Tão logo viu Jesus, gritou, prostrou-se diante dele e disse em alta voz: "O que você quer comigo, Jesus, Filho do Deus Altíssimo? Peço que não me atormente".</w:t>
+        <w:t xml:space="preserve"> Tão logo viu Jesus, gritou, prostrou-se diante dele e disse em alta voz: “O que você quer comigo, Jesus, Filho do Deus Altíssimo? Peço que não me atormente”.</w:t>
       </w:r>
     </w:p>
     <w:p>
@@ -8642,7 +8642,7 @@
         <w:rPr>
           <w:lang w:val="pt_PT" w:bidi="pt_PT"/>
         </w:rPr>
-        <w:t xml:space="preserve"> Jesus perguntou: "Quem tocou em mim?". Todos negaram, e Pedro disse: "Mestre, as multidões o apertam e pressionam".</w:t>
+        <w:t xml:space="preserve"> Jesus perguntou: “Quem tocou em mim?”. Todos negaram, e Pedro disse: “Mestre, as multidões o apertam e pressionam”.</w:t>
       </w:r>
     </w:p>
     <w:p>
@@ -8663,7 +8663,7 @@
         <w:rPr>
           <w:lang w:val="pt_PT" w:bidi="pt_PT"/>
         </w:rPr>
-        <w:t xml:space="preserve"> Mas Jesus disse: "Alguém tocou em mim, porque senti que de mim saiu poder".</w:t>
+        <w:t xml:space="preserve"> Mas Jesus disse: “Alguém tocou em mim, porque senti que de mim saiu poder”.</w:t>
       </w:r>
     </w:p>
     <w:p>
@@ -8747,7 +8747,7 @@
         <w:rPr>
           <w:lang w:val="pt_PT" w:bidi="pt_PT"/>
         </w:rPr>
-        <w:t xml:space="preserve"> Jesus, porém, ouvindo isso, disse a Jairo: "Não tenha medo; apenas creia, e ela será salva".</w:t>
+        <w:t xml:space="preserve"> Jesus, porém, ouvindo isso, disse a Jairo: “Não tenha medo; apenas creia, e ela será salva”.</w:t>
       </w:r>
     </w:p>
     <w:p>
@@ -8952,7 +8952,7 @@
         <w:rPr>
           <w:lang w:val="pt_PT" w:bidi="pt_PT"/>
         </w:rPr>
-        <w:t xml:space="preserve"> "Não levem nada na jornada", disse-lhes. "Não levem cajado, nem alforje, nem pão, nem dinheiro, nem uma segunda túnica.</w:t>
+        <w:t xml:space="preserve"> "Não levem nada na jornada”, disse-lhes. “Não levem cajado, nem alforje, nem pão, nem dinheiro, nem uma segunda túnica.</w:t>
       </w:r>
     </w:p>
     <w:p>
@@ -8994,7 +8994,7 @@
         <w:rPr>
           <w:lang w:val="pt_PT" w:bidi="pt_PT"/>
         </w:rPr>
-        <w:t xml:space="preserve"> Se as pessoas não os receberem, sacudam a poeira de seus pés ao saírem daquela cidade, como testemunho contra elas."</w:t>
+        <w:t xml:space="preserve"> Se as pessoas não os receberem, sacudam a poeira de seus pés ao saírem daquela cidade, como testemunho contra elas.”</w:t>
       </w:r>
     </w:p>
     <w:p>
@@ -9036,7 +9036,7 @@
         <w:rPr>
           <w:lang w:val="pt_PT" w:bidi="pt_PT"/>
         </w:rPr>
-        <w:t xml:space="preserve"> Herodes, o tetrarca, soube de tudo o que estava acontecendo e ficou perplexo, porque alguns diziam: "João ressuscitou dos mortos";</w:t>
+        <w:t xml:space="preserve"> Herodes, o tetrarca, soube de tudo o que estava acontecendo e ficou perplexo, porque alguns diziam: “João ressuscitou dos mortos”;</w:t>
       </w:r>
     </w:p>
     <w:p>
@@ -9057,7 +9057,7 @@
         <w:rPr>
           <w:lang w:val="pt_PT" w:bidi="pt_PT"/>
         </w:rPr>
-        <w:t xml:space="preserve"> outros: "Elias apareceu", e ainda outros: "Um dos antigos profetas ressuscitou".</w:t>
+        <w:t xml:space="preserve"> outros: “Elias apareceu”, e ainda outros: “Um dos antigos profetas ressuscitou”.</w:t>
       </w:r>
     </w:p>
     <w:p>
@@ -9078,7 +9078,7 @@
         <w:rPr>
           <w:lang w:val="pt_PT" w:bidi="pt_PT"/>
         </w:rPr>
-        <w:t xml:space="preserve"> E Herodes disse: "João, eu decapitei! Então quem é este homem de quem ouço essas coisas?". E procurava vê-lo.</w:t>
+        <w:t xml:space="preserve"> E Herodes disse: “João, eu decapitei! Então quem é este homem de quem ouço essas coisas?”. E procurava vê-lo.</w:t>
       </w:r>
     </w:p>
     <w:p>
@@ -9162,7 +9162,7 @@
         <w:rPr>
           <w:lang w:val="pt_PT" w:bidi="pt_PT"/>
         </w:rPr>
-        <w:t xml:space="preserve"> Mas Jesus disse: “Deem vocês mesmos alimento para eles”. Eles responderam: “Temos apenas cinco pães e dois peixes, a não ser que compremos comida para toda esta multidão".</w:t>
+        <w:t xml:space="preserve"> Mas Jesus disse: “Deem vocês mesmos alimento para eles”. Eles responderam: “Temos apenas cinco pães e dois peixes, a não ser que compremos comida para toda esta multidão”.</w:t>
       </w:r>
     </w:p>
     <w:p>
@@ -9183,7 +9183,7 @@
         <w:rPr>
           <w:lang w:val="pt_PT" w:bidi="pt_PT"/>
         </w:rPr>
-        <w:t xml:space="preserve"> Havia ali cerca de cinco mil homens. Então Jesus disse aos discípulos: "Façam com que se sentem em grupos de cinquenta".</w:t>
+        <w:t xml:space="preserve"> Havia ali cerca de cinco mil homens. Então Jesus disse aos discípulos: “Façam com que se sentem em grupos de cinquenta”.</w:t>
       </w:r>
     </w:p>
     <w:p>
@@ -9267,7 +9267,7 @@
         <w:rPr>
           <w:lang w:val="pt_PT" w:bidi="pt_PT"/>
         </w:rPr>
-        <w:t xml:space="preserve"> Certa vez, enquanto Jesus orava em particular, na companhia apenas dos discípulos, ele lhes perguntou: "Quem as multidões dizem que eu sou?".</w:t>
+        <w:t xml:space="preserve"> Certa vez, enquanto Jesus orava em particular, na companhia apenas dos discípulos, ele lhes perguntou: “Quem as multidões dizem que eu sou?”.</w:t>
       </w:r>
     </w:p>
     <w:p>
@@ -9288,7 +9288,7 @@
         <w:rPr>
           <w:lang w:val="pt_PT" w:bidi="pt_PT"/>
         </w:rPr>
-        <w:t xml:space="preserve"> "Alguns dizem que é João Batista; outros, que é Elias; e outros, que um dos profetas antigos ressuscitou", responderam.</w:t>
+        <w:t xml:space="preserve"> "Alguns dizem que é João Batista; outros, que é Elias; e outros, que um dos profetas antigos ressuscitou”, responderam.</w:t>
       </w:r>
     </w:p>
     <w:p>
@@ -9309,7 +9309,7 @@
         <w:rPr>
           <w:lang w:val="pt_PT" w:bidi="pt_PT"/>
         </w:rPr>
-        <w:t xml:space="preserve"> Ele perguntou: "E vocês, quem dizem que eu sou?". Pedro respondeu: "O Cristo de Deus".</w:t>
+        <w:t xml:space="preserve"> Ele perguntou: “E vocês, quem dizem que eu sou?”. Pedro respondeu: “O Cristo de Deus”.</w:t>
       </w:r>
     </w:p>
     <w:p>
@@ -9351,7 +9351,7 @@
         <w:rPr>
           <w:lang w:val="pt_PT" w:bidi="pt_PT"/>
         </w:rPr>
-        <w:t xml:space="preserve"> "O Filho do Homem terá de sofrer muitas coisas, será rejeitado pelos líderes religiosos, pelos principais sacerdotes e pelos mestres da lei, será morto e ressuscitará no terceiro dia."</w:t>
+        <w:t xml:space="preserve"> "O Filho do Homem terá de sofrer muitas coisas, será rejeitado pelos líderes religiosos, pelos principais sacerdotes e pelos mestres da lei, será morto e ressuscitará no terceiro dia.”</w:t>
       </w:r>
     </w:p>
     <w:p>
@@ -9372,7 +9372,7 @@
         <w:rPr>
           <w:lang w:val="pt_PT" w:bidi="pt_PT"/>
         </w:rPr>
-        <w:t xml:space="preserve"> Então dizia a todos: "Se alguém quiser me seguir, negue a si mesmo, tome a sua cruz diariamente e siga-me.</w:t>
+        <w:t xml:space="preserve"> Então dizia a todos: “Se alguém quiser me seguir, negue a si mesmo, tome a sua cruz diariamente e siga-me.</w:t>
       </w:r>
     </w:p>
     <w:p>
@@ -9456,7 +9456,7 @@
         <w:rPr>
           <w:lang w:val="pt_PT" w:bidi="pt_PT"/>
         </w:rPr>
-        <w:t xml:space="preserve"> Mas eu lhes asseguro que alguns que estão aqui não morrerão antes de verem o reino de Deus".</w:t>
+        <w:t xml:space="preserve"> Mas eu lhes asseguro que alguns que estão aqui não morrerão antes de verem o reino de Deus”.</w:t>
       </w:r>
     </w:p>
     <w:p>
@@ -9582,7 +9582,7 @@
         <w:rPr>
           <w:lang w:val="pt_PT" w:bidi="pt_PT"/>
         </w:rPr>
-        <w:t xml:space="preserve"> Enquanto esses homens se afastavam, Pedro, sem saber o que dizia, disse a Jesus: "Mestre, é bom estarmos aqui. Vamos fazer três tendas, uma para o senhor, outra para Moisés e outra para Elias".</w:t>
+        <w:t xml:space="preserve"> Enquanto esses homens se afastavam, Pedro, sem saber o que dizia, disse a Jesus: “Mestre, é bom estarmos aqui. Vamos fazer três tendas, uma para o senhor, outra para Moisés e outra para Elias”.</w:t>
       </w:r>
     </w:p>
     <w:p>
@@ -9729,7 +9729,7 @@
         <w:rPr>
           <w:lang w:val="pt_PT" w:bidi="pt_PT"/>
         </w:rPr>
-        <w:t xml:space="preserve"> Pedi aos seus discípulos que expulsassem esse espírito, mas não conseguiram".</w:t>
+        <w:t xml:space="preserve"> Pedi aos seus discípulos que expulsassem esse espírito, mas não conseguiram”.</w:t>
       </w:r>
     </w:p>
     <w:p>
@@ -9750,7 +9750,7 @@
         <w:rPr>
           <w:lang w:val="pt_PT" w:bidi="pt_PT"/>
         </w:rPr>
-        <w:t xml:space="preserve"> Jesus respondeu: “Geração incrédula e perversa! Até quando permanecerei com vocês e terei de suportá-los? Traga o menino aqui".</w:t>
+        <w:t xml:space="preserve"> Jesus respondeu: “Geração incrédula e perversa! Até quando permanecerei com vocês e terei de suportá-los? Traga o menino aqui”.</w:t>
       </w:r>
     </w:p>
     <w:p>
@@ -9813,7 +9813,7 @@
         <w:rPr>
           <w:lang w:val="pt_PT" w:bidi="pt_PT"/>
         </w:rPr>
-        <w:t xml:space="preserve"> "Ouçam bem estas palavras: o Filho do Homem será entregue nas mãos dos homens".</w:t>
+        <w:t xml:space="preserve"> "Ouçam bem estas palavras: o Filho do Homem será entregue nas mãos dos homens”.</w:t>
       </w:r>
     </w:p>
     <w:p>
@@ -9897,7 +9897,7 @@
         <w:rPr>
           <w:lang w:val="pt_PT" w:bidi="pt_PT"/>
         </w:rPr>
-        <w:t xml:space="preserve"> e disse: “Quem receber esta criança em meu nome, a mim recebe; e quem me receber, recebe aquele que me enviou. Pois o menor entre vocês é o maior".</w:t>
+        <w:t xml:space="preserve"> e disse: “Quem receber esta criança em meu nome, a mim recebe; e quem me receber, recebe aquele que me enviou. Pois o menor entre vocês é o maior”.</w:t>
       </w:r>
     </w:p>
     <w:p>
@@ -9918,7 +9918,7 @@
         <w:rPr>
           <w:lang w:val="pt_PT" w:bidi="pt_PT"/>
         </w:rPr>
-        <w:t xml:space="preserve"> João respondeu: "Mestre, vimos alguém expulsando demônios em seu nome e o impedimos, porque ele não era um dos nossos".</w:t>
+        <w:t xml:space="preserve"> João respondeu: “Mestre, vimos alguém expulsando demônios em seu nome e o impedimos, porque ele não era um dos nossos”.</w:t>
       </w:r>
     </w:p>
     <w:p>
@@ -9939,7 +9939,7 @@
         <w:rPr>
           <w:lang w:val="pt_PT" w:bidi="pt_PT"/>
         </w:rPr>
-        <w:t xml:space="preserve"> Jesus lhe disse: "Não o impeçam, pois quem não é contra vocês é a favor de vocês".</w:t>
+        <w:t xml:space="preserve"> Jesus lhe disse: “Não o impeçam, pois quem não é contra vocês é a favor de vocês”.</w:t>
       </w:r>
     </w:p>
     <w:p>
@@ -10107,7 +10107,7 @@
         <w:rPr>
           <w:lang w:val="pt_PT" w:bidi="pt_PT"/>
         </w:rPr>
-        <w:t xml:space="preserve"> Jesus respondeu: "As raposas têm tocas, e as aves do céu têm ninhos, mas o Filho do Homem não tem onde pousar a cabeça".</w:t>
+        <w:t xml:space="preserve"> Jesus respondeu: “As raposas têm tocas, e as aves do céu têm ninhos, mas o Filho do Homem não tem onde pousar a cabeça”.</w:t>
       </w:r>
     </w:p>
     <w:p>
@@ -10149,7 +10149,7 @@
         <w:rPr>
           <w:lang w:val="pt_PT" w:bidi="pt_PT"/>
         </w:rPr>
-        <w:t xml:space="preserve"> Jesus respondeu: "Deixe que os mortos sepultem os seus mortos. Você, porém, vá e anuncie o reino de Deus".</w:t>
+        <w:t xml:space="preserve"> Jesus respondeu: “Deixe que os mortos sepultem os seus mortos. Você, porém, vá e anuncie o reino de Deus”.</w:t>
       </w:r>
     </w:p>
     <w:p>
@@ -10170,7 +10170,7 @@
         <w:rPr>
           <w:lang w:val="pt_PT" w:bidi="pt_PT"/>
         </w:rPr>
-        <w:t xml:space="preserve"> Outro também disse: “Senhor, eu o seguirei, mas deixe que antes eu me despeça de minha família".</w:t>
+        <w:t xml:space="preserve"> Outro também disse: “Senhor, eu o seguirei, mas deixe que antes eu me despeça de minha família”.</w:t>
       </w:r>
     </w:p>
     <w:p>
@@ -10191,7 +10191,7 @@
         <w:rPr>
           <w:lang w:val="pt_PT" w:bidi="pt_PT"/>
         </w:rPr>
-        <w:t xml:space="preserve"> Jesus, porém, declarou: "Ninguém que põe a mão no arado e olha para trás está apto para o reino de Deus".</w:t>
+        <w:t xml:space="preserve"> Jesus, porém, declarou: “Ninguém que põe a mão no arado e olha para trás está apto para o reino de Deus”.</w:t>
       </w:r>
     </w:p>
     <w:p>
@@ -10312,7 +10312,7 @@
         <w:rPr>
           <w:lang w:val="pt_PT" w:bidi="pt_PT"/>
         </w:rPr>
-        <w:t xml:space="preserve"> "Em qualquer casa em que vocês entrarem, digam primeiro: 'Que haja paz nesta casa'.</w:t>
+        <w:t xml:space="preserve"> "Em qualquer casa em que vocês entrarem, digam primeiro: ‘Que haja paz nesta casa’.</w:t>
       </w:r>
     </w:p>
     <w:p>
@@ -10396,7 +10396,7 @@
         <w:rPr>
           <w:lang w:val="pt_PT" w:bidi="pt_PT"/>
         </w:rPr>
-        <w:t xml:space="preserve"> Curem os doentes que estiverem ali e digam: 'O reino de Deus está próximo de vocês'.</w:t>
+        <w:t xml:space="preserve"> Curem os doentes que estiverem ali e digam: ‘O reino de Deus está próximo de vocês’.</w:t>
       </w:r>
     </w:p>
     <w:p>
@@ -10438,7 +10438,7 @@
         <w:rPr>
           <w:lang w:val="pt_PT" w:bidi="pt_PT"/>
         </w:rPr>
-        <w:t xml:space="preserve"> 'Até o pó desta cidade que se grudou nos nossos pés sacudimos contra vocês. Mas saibam isto: o reino de Deus está próximo'.</w:t>
+        <w:t xml:space="preserve"> 'Até o pó desta cidade que se grudou nos nossos pés sacudimos contra vocês. Mas saibam isto: o reino de Deus está próximo’.</w:t>
       </w:r>
     </w:p>
     <w:p>
@@ -10522,7 +10522,7 @@
         <w:rPr>
           <w:lang w:val="pt_PT" w:bidi="pt_PT"/>
         </w:rPr>
-        <w:t xml:space="preserve"> E você, Cafarnaum, que se orgulha até o céu, será derrubada até o inferno".</w:t>
+        <w:t xml:space="preserve"> E você, Cafarnaum, que se orgulha até o céu, será derrubada até o inferno”.</w:t>
       </w:r>
     </w:p>
     <w:p>
@@ -10627,7 +10627,7 @@
         <w:rPr>
           <w:lang w:val="pt_PT" w:bidi="pt_PT"/>
         </w:rPr>
-        <w:t xml:space="preserve"> Mas não se alegrem porque os espíritos se submetem a vocês; alegrem-se, sim, porque o nome de vocês está registrado nos céus".</w:t>
+        <w:t xml:space="preserve"> Mas não se alegrem porque os espíritos se submetem a vocês; alegrem-se, sim, porque o nome de vocês está registrado nos céus”.</w:t>
       </w:r>
     </w:p>
     <w:p>
@@ -10669,7 +10669,7 @@
         <w:rPr>
           <w:lang w:val="pt_PT" w:bidi="pt_PT"/>
         </w:rPr>
-        <w:t xml:space="preserve"> "Tudo me foi entregue por meu Pai. Ninguém conhece o Filho, senão o Pai; também ninguém conhece o Pai, senão o Filho e aquele a quem o Filho quiser revelar".</w:t>
+        <w:t xml:space="preserve"> "Tudo me foi entregue por meu Pai. Ninguém conhece o Filho, senão o Pai; também ninguém conhece o Pai, senão o Filho e aquele a quem o Filho quiser revelar”.</w:t>
       </w:r>
     </w:p>
     <w:p>
@@ -10690,7 +10690,7 @@
         <w:rPr>
           <w:lang w:val="pt_PT" w:bidi="pt_PT"/>
         </w:rPr>
-        <w:t xml:space="preserve"> Então, voltando-se para os discípulos em particular, disse: "Felizes são os olhos que veem o que vocês veem.</w:t>
+        <w:t xml:space="preserve"> Então, voltando-se para os discípulos em particular, disse: “Felizes são os olhos que veem o que vocês veem.</w:t>
       </w:r>
     </w:p>
     <w:p>
@@ -10711,7 +10711,7 @@
         <w:rPr>
           <w:lang w:val="pt_PT" w:bidi="pt_PT"/>
         </w:rPr>
-        <w:t xml:space="preserve"> Eu lhes digo que muitos profetas e reis quiseram ver o que vocês veem e não viram, e ouvir o que vocês ouvem e não ouviram".</w:t>
+        <w:t xml:space="preserve"> Eu lhes digo que muitos profetas e reis quiseram ver o que vocês veem e não viram, e ouvir o que vocês ouvem e não ouviram”.</w:t>
       </w:r>
     </w:p>
     <w:p>
@@ -10732,7 +10732,7 @@
         <w:rPr>
           <w:lang w:val="pt_PT" w:bidi="pt_PT"/>
         </w:rPr>
-        <w:t xml:space="preserve"> Então um especialista da lei se levantou para pôr Jesus à prova e perguntou: "Mestre, o que devo fazer para herdar a vida eterna?".</w:t>
+        <w:t xml:space="preserve"> Então um especialista da lei se levantou para pôr Jesus à prova e perguntou: “Mestre, o que devo fazer para herdar a vida eterna?”.</w:t>
       </w:r>
     </w:p>
     <w:p>
@@ -10753,7 +10753,7 @@
         <w:rPr>
           <w:lang w:val="pt_PT" w:bidi="pt_PT"/>
         </w:rPr>
-        <w:t xml:space="preserve"> Jesus perguntou: "O que está escrito na lei? Como você a lê?".</w:t>
+        <w:t xml:space="preserve"> Jesus perguntou: “O que está escrito na lei? Como você a lê?”.</w:t>
       </w:r>
     </w:p>
     <w:p>
@@ -10774,7 +10774,7 @@
         <w:rPr>
           <w:lang w:val="pt_PT" w:bidi="pt_PT"/>
         </w:rPr>
-        <w:t xml:space="preserve"> O homem respondeu: "'Ame o Senhor, seu Deus, de todo o seu coração, de toda a sua alma, de toda a sua força e de todo o seu entendimento' e 'Ame o seu próximo como a si mesmo'".</w:t>
+        <w:t xml:space="preserve"> O homem respondeu: "’Ame o Senhor, seu Deus, de todo o seu coração, de toda a sua alma, de toda a sua força e de todo o seu entendimento’ e ‘Ame o seu próximo como a si mesmo’”.</w:t>
       </w:r>
     </w:p>
     <w:p>
@@ -10795,7 +10795,7 @@
         <w:rPr>
           <w:lang w:val="pt_PT" w:bidi="pt_PT"/>
         </w:rPr>
-        <w:t xml:space="preserve"> Ele lhe disse: "Você respondeu bem. Faça isso e viverá".</w:t>
+        <w:t xml:space="preserve"> Ele lhe disse: “Você respondeu bem. Faça isso e viverá”.</w:t>
       </w:r>
     </w:p>
     <w:p>
@@ -10837,7 +10837,7 @@
         <w:rPr>
           <w:lang w:val="pt_PT" w:bidi="pt_PT"/>
         </w:rPr>
-        <w:t xml:space="preserve"> Jesus respondeu: "Um homem descia de Jerusalém para Jericó quando foi assaltado por ladrões, os quais tiraram sua roupa, espancaram-no e fugiram, deixando-o quase morto.</w:t>
+        <w:t xml:space="preserve"> Jesus respondeu: “Um homem descia de Jerusalém para Jericó quando foi assaltado por ladrões, os quais tiraram sua roupa, espancaram-no e fugiram, deixando-o quase morto.</w:t>
       </w:r>
     </w:p>
     <w:p>
@@ -10942,7 +10942,7 @@
         <w:rPr>
           <w:lang w:val="pt_PT" w:bidi="pt_PT"/>
         </w:rPr>
-        <w:t xml:space="preserve"> No dia seguinte, pegou dois denários e os entregou ao dono da hospedaria, dizendo: 'Cuide dele. Se você tiver mais alguma despesa, pagarei quando voltar'.</w:t>
+        <w:t xml:space="preserve"> No dia seguinte, pegou dois denários e os entregou ao dono da hospedaria, dizendo: ‘Cuide dele. Se você tiver mais alguma despesa, pagarei quando voltar’.</w:t>
       </w:r>
     </w:p>
     <w:p>
@@ -11089,7 +11089,7 @@
         <w:rPr>
           <w:lang w:val="pt_PT" w:bidi="pt_PT"/>
         </w:rPr>
-        <w:t xml:space="preserve"> mas só uma é necessária. Maria escolheu a melhor parte, e isto não lhe será tirado".</w:t>
+        <w:t xml:space="preserve"> mas só uma é necessária. Maria escolheu a melhor parte, e isto não lhe será tirado”.</w:t>
       </w:r>
     </w:p>
     <w:p>
@@ -11126,7 +11126,7 @@
         <w:rPr>
           <w:lang w:val="pt_PT" w:bidi="pt_PT"/>
         </w:rPr>
-        <w:t xml:space="preserve"> Certa vez, Jesus estava orando num determinado lugar. Quando terminou, um dos discípulos lhe pediu: "Senhor, ensine-nos a orar como também João ensinou aos discípulos dele".</w:t>
+        <w:t xml:space="preserve"> Certa vez, Jesus estava orando num determinado lugar. Quando terminou, um dos discípulos lhe pediu: “Senhor, ensine-nos a orar como também João ensinou aos discípulos dele”.</w:t>
       </w:r>
     </w:p>
     <w:p>
@@ -11147,7 +11147,7 @@
         <w:rPr>
           <w:lang w:val="pt_PT" w:bidi="pt_PT"/>
         </w:rPr>
-        <w:t xml:space="preserve"> Jesus respondeu: "Quando vocês orarem, digam: Pai, santificado seja o teu nome; venha o teu reino;</w:t>
+        <w:t xml:space="preserve"> Jesus respondeu: “Quando vocês orarem, digam: Pai, santificado seja o teu nome; venha o teu reino;</w:t>
       </w:r>
     </w:p>
     <w:p>
@@ -11189,7 +11189,7 @@
         <w:rPr>
           <w:lang w:val="pt_PT" w:bidi="pt_PT"/>
         </w:rPr>
-        <w:t xml:space="preserve"> perdoa-nos as nossas ofensas, como também perdoamos aos nossos devedores, e não nos deixes cair em tentação".</w:t>
+        <w:t xml:space="preserve"> perdoa-nos as nossas ofensas, como também perdoamos aos nossos devedores, e não nos deixes cair em tentação”.</w:t>
       </w:r>
     </w:p>
     <w:p>
@@ -11210,7 +11210,7 @@
         <w:rPr>
           <w:lang w:val="pt_PT" w:bidi="pt_PT"/>
         </w:rPr>
-        <w:t xml:space="preserve"> Jesus continuou: "Imaginem que um de vocês tenha um amigo e vá procurá-lo à meia-noite, dizendo: 'Amigo, empreste-me três pães,</w:t>
+        <w:t xml:space="preserve"> Jesus continuou: “Imaginem que um de vocês tenha um amigo e vá procurá-lo à meia-noite, dizendo: ‘Amigo, empreste-me três pães,</w:t>
       </w:r>
     </w:p>
     <w:p>
@@ -11231,7 +11231,7 @@
         <w:rPr>
           <w:lang w:val="pt_PT" w:bidi="pt_PT"/>
         </w:rPr>
-        <w:t xml:space="preserve"> porque um amigo meu chegou de viagem à minha casa, e eu não tenho nada para lhe oferecer',</w:t>
+        <w:t xml:space="preserve"> porque um amigo meu chegou de viagem à minha casa, e eu não tenho nada para lhe oferecer’,</w:t>
       </w:r>
     </w:p>
     <w:p>
@@ -11252,7 +11252,7 @@
         <w:rPr>
           <w:lang w:val="pt_PT" w:bidi="pt_PT"/>
         </w:rPr>
-        <w:t xml:space="preserve"> e o amigo respondesse lá de dentro: 'Não me perturbe. A porta já está fechada, meus filhos estão dormindo comigo e não posso me levantar para lhe dar nada'.</w:t>
+        <w:t xml:space="preserve"> e o amigo respondesse lá de dentro: ‘Não me perturbe. A porta já está fechada, meus filhos estão dormindo comigo e não posso me levantar para lhe dar nada’.</w:t>
       </w:r>
     </w:p>
     <w:p>
@@ -11378,7 +11378,7 @@
         <w:rPr>
           <w:lang w:val="pt_PT" w:bidi="pt_PT"/>
         </w:rPr>
-        <w:t xml:space="preserve"> Portanto, se vocês, mesmo sendo maus, sabem dar coisas boas aos seus filhos, quanto mais o Pai no céu dará o Espírito Santo a quem lhe pedir!".</w:t>
+        <w:t xml:space="preserve"> Portanto, se vocês, mesmo sendo maus, sabem dar coisas boas aos seus filhos, quanto mais o Pai no céu dará o Espírito Santo a quem lhe pedir!”.</w:t>
       </w:r>
     </w:p>
     <w:p>
@@ -11420,7 +11420,7 @@
         <w:rPr>
           <w:lang w:val="pt_PT" w:bidi="pt_PT"/>
         </w:rPr>
-        <w:t xml:space="preserve"> Mas alguns disseram: “Ele expulsa demônios por Belzebu, o príncipe dos demônios".</w:t>
+        <w:t xml:space="preserve"> Mas alguns disseram: “Ele expulsa demônios por Belzebu, o príncipe dos demônios”.</w:t>
       </w:r>
     </w:p>
     <w:p>
@@ -11462,7 +11462,7 @@
         <w:rPr>
           <w:lang w:val="pt_PT" w:bidi="pt_PT"/>
         </w:rPr>
-        <w:t xml:space="preserve"> Mas Jesus, sabendo o que eles estavam pensando, disse: "Todo reino dividido contra si mesmo é destruído, e um lar em conflito não se mantém.</w:t>
+        <w:t xml:space="preserve"> Mas Jesus, sabendo o que eles estavam pensando, disse: “Todo reino dividido contra si mesmo é destruído, e um lar em conflito não se mantém.</w:t>
       </w:r>
     </w:p>
     <w:p>
@@ -11609,7 +11609,7 @@
         <w:rPr>
           <w:lang w:val="pt_PT" w:bidi="pt_PT"/>
         </w:rPr>
-        <w:t xml:space="preserve"> "Quando um espírito imundo sai de uma pessoa, ele vaga por lugares secos, procurando descanso; e quando não encontra, diz: 'Vou voltar para minha casa, de onde saí'.</w:t>
+        <w:t xml:space="preserve"> "Quando um espírito imundo sai de uma pessoa, ele vaga por lugares secos, procurando descanso; e quando não encontra, diz: ‘Vou voltar para minha casa, de onde saí’.</w:t>
       </w:r>
     </w:p>
     <w:p>
@@ -11651,7 +11651,7 @@
         <w:rPr>
           <w:lang w:val="pt_PT" w:bidi="pt_PT"/>
         </w:rPr>
-        <w:t xml:space="preserve"> Então ele vai e traz consigo outros sete espíritos piores do que ele; eles entram e se estabelecem ali. Assim, a situação final daquela pessoa fica pior do que a primeira".</w:t>
+        <w:t xml:space="preserve"> Então ele vai e traz consigo outros sete espíritos piores do que ele; eles entram e se estabelecem ali. Assim, a situação final daquela pessoa fica pior do que a primeira”.</w:t>
       </w:r>
     </w:p>
     <w:p>
@@ -11672,7 +11672,7 @@
         <w:rPr>
           <w:lang w:val="pt_PT" w:bidi="pt_PT"/>
         </w:rPr>
-        <w:t xml:space="preserve"> Enquanto Jesus dizia essas coisas, uma mulher no meio da multidão levantou a voz e lhe disse: "Feliz é o ventre que o concebeu e os seios que o amamentaram!".</w:t>
+        <w:t xml:space="preserve"> Enquanto Jesus dizia essas coisas, uma mulher no meio da multidão levantou a voz e lhe disse: “Feliz é o ventre que o concebeu e os seios que o amamentaram!”.</w:t>
       </w:r>
     </w:p>
     <w:p>
@@ -11693,7 +11693,7 @@
         <w:rPr>
           <w:lang w:val="pt_PT" w:bidi="pt_PT"/>
         </w:rPr>
-        <w:t xml:space="preserve"> Mas ele respondeu: "Mais do que isso, felizes são os que ouvem a palavra de Deus e a praticam!".</w:t>
+        <w:t xml:space="preserve"> Mas ele respondeu: “Mais do que isso, felizes são os que ouvem a palavra de Deus e a praticam!”.</w:t>
       </w:r>
     </w:p>
     <w:p>
@@ -11714,7 +11714,7 @@
         <w:rPr>
           <w:lang w:val="pt_PT" w:bidi="pt_PT"/>
         </w:rPr>
-        <w:t xml:space="preserve"> Como as multidões se aglomeravam, Jesus começou a dizer: "Esta é uma geração má que insiste em pedir um sinal, mas não receberá outro senão o de Jonas.</w:t>
+        <w:t xml:space="preserve"> Como as multidões se aglomeravam, Jesus começou a dizer: “Esta é uma geração má que insiste em pedir um sinal, mas não receberá outro senão o de Jonas.</w:t>
       </w:r>
     </w:p>
     <w:p>
@@ -11777,7 +11777,7 @@
         <w:rPr>
           <w:lang w:val="pt_PT" w:bidi="pt_PT"/>
         </w:rPr>
-        <w:t xml:space="preserve"> Os homens de Nínive se levantarão no Dia do Juízo contra esta geração e a condenarão, porque se arrependeram com a pregação de Jonas, e eis aqui alguém maior do que Jonas."</w:t>
+        <w:t xml:space="preserve"> Os homens de Nínive se levantarão no Dia do Juízo contra esta geração e a condenarão, porque se arrependeram com a pregação de Jonas, e eis aqui alguém maior do que Jonas.”</w:t>
       </w:r>
     </w:p>
     <w:p>
@@ -11861,7 +11861,7 @@
         <w:rPr>
           <w:lang w:val="pt_PT" w:bidi="pt_PT"/>
         </w:rPr>
-        <w:t xml:space="preserve"> Logo, se todo o seu corpo estiver cheio de luz, sem nenhuma parte na escuridão, ficará completamente iluminado, como se uma lâmpada o estivesse iluminando".</w:t>
+        <w:t xml:space="preserve"> Logo, se todo o seu corpo estiver cheio de luz, sem nenhuma parte na escuridão, ficará completamente iluminado, como se uma lâmpada o estivesse iluminando”.</w:t>
       </w:r>
     </w:p>
     <w:p>
@@ -11924,7 +11924,7 @@
         <w:rPr>
           <w:lang w:val="pt_PT" w:bidi="pt_PT"/>
         </w:rPr>
-        <w:t xml:space="preserve"> Então Jesus lhe disse: "Vocês, fariseus, limpam por fora o copo e o prato, mas por dentro estão cheios de ganância e maldade.</w:t>
+        <w:t xml:space="preserve"> Então Jesus lhe disse: “Vocês, fariseus, limpam por fora o copo e o prato, mas por dentro estão cheios de ganância e maldade.</w:t>
       </w:r>
     </w:p>
     <w:p>
@@ -12029,7 +12029,7 @@
         <w:rPr>
           <w:lang w:val="pt_PT" w:bidi="pt_PT"/>
         </w:rPr>
-        <w:t xml:space="preserve"> Ai de vocês! São como túmulos invisíveis sobre os quais as pessoas caminham sem perceber".</w:t>
+        <w:t xml:space="preserve"> Ai de vocês! São como túmulos invisíveis sobre os quais as pessoas caminham sem perceber”.</w:t>
       </w:r>
     </w:p>
     <w:p>
@@ -12050,7 +12050,7 @@
         <w:rPr>
           <w:lang w:val="pt_PT" w:bidi="pt_PT"/>
         </w:rPr>
-        <w:t xml:space="preserve"> Então um dos especialistas da lei respondeu: "Mestre, ao dizer essas coisas, o senhor também está nos ofendendo".</w:t>
+        <w:t xml:space="preserve"> Então um dos especialistas da lei respondeu: “Mestre, ao dizer essas coisas, o senhor também está nos ofendendo”.</w:t>
       </w:r>
     </w:p>
     <w:p>
@@ -12071,7 +12071,7 @@
         <w:rPr>
           <w:lang w:val="pt_PT" w:bidi="pt_PT"/>
         </w:rPr>
-        <w:t xml:space="preserve"> Jesus disse também: "Ai de vocês, especialistas da lei! Vocês sobrecarregam as pessoas com fardos que mal podem carregar, e vocês mesmos nem com um dedo ajudam a carregá-los.</w:t>
+        <w:t xml:space="preserve"> Jesus disse também: “Ai de vocês, especialistas da lei! Vocês sobrecarregam as pessoas com fardos que mal podem carregar, e vocês mesmos nem com um dedo ajudam a carregá-los.</w:t>
       </w:r>
     </w:p>
     <w:p>
@@ -12134,7 +12134,7 @@
         <w:rPr>
           <w:lang w:val="pt_PT" w:bidi="pt_PT"/>
         </w:rPr>
-        <w:t xml:space="preserve"> Por isso, a sabedoria de Deus disse: 'Eu lhes enviarei profetas e apóstolos, mas eles matarão alguns e perseguirão outros'.</w:t>
+        <w:t xml:space="preserve"> Por isso, a sabedoria de Deus disse: ‘Eu lhes enviarei profetas e apóstolos, mas eles matarão alguns e perseguirão outros’.</w:t>
       </w:r>
     </w:p>
     <w:p>
@@ -12197,7 +12197,7 @@
         <w:rPr>
           <w:lang w:val="pt_PT" w:bidi="pt_PT"/>
         </w:rPr>
-        <w:t xml:space="preserve"> "Ai de vocês, especialistas da lei! Vocês tomaram a chave da ciência; vocês mesmos não entraram e ainda impediram os que entravam".</w:t>
+        <w:t xml:space="preserve"> "Ai de vocês, especialistas da lei! Vocês tomaram a chave da ciência; vocês mesmos não entraram e ainda impediram os que entravam”.</w:t>
       </w:r>
     </w:p>
     <w:p>
@@ -12276,7 +12276,7 @@
         <w:rPr>
           <w:lang w:val="pt_PT" w:bidi="pt_PT"/>
         </w:rPr>
-        <w:t xml:space="preserve"> Entretanto, uma vez que as multidões se aglomeravam a ponto de se atropelarem, Jesus começou a falar primeiro aos seus discípulos: "Cuidado com o fermento dos fariseus, que é a hipocrisia.</w:t>
+        <w:t xml:space="preserve"> Entretanto, uma vez que as multidões se aglomeravam a ponto de se atropelarem, Jesus começou a falar primeiro aos seus discípulos: “Cuidado com o fermento dos fariseus, que é a hipocrisia.</w:t>
       </w:r>
     </w:p>
     <w:p>
@@ -12381,7 +12381,7 @@
         <w:rPr>
           <w:lang w:val="pt_PT" w:bidi="pt_PT"/>
         </w:rPr>
-        <w:t xml:space="preserve"> Não se vendem cinco pardais por dois asses?asses: plural de "as". Eram moedas romanas de bronze de muito baixo valor. Um as valia aproximadamente 1/16 de um denário (a moeda de prata padrão)." class="footnote-marker"&gt;1 E Deus não se esquece de nenhum deles.</w:t>
+        <w:t xml:space="preserve"> Não se vendem cinco pardais por dois asses? E Deus não se esquece de nenhum deles.</w:t>
       </w:r>
     </w:p>
     <w:p>
@@ -12507,7 +12507,7 @@
         <w:rPr>
           <w:lang w:val="pt_PT" w:bidi="pt_PT"/>
         </w:rPr>
-        <w:t xml:space="preserve"> porque o Espírito Santo lhes ensinará naquele exato momento o que devem dizer".</w:t>
+        <w:t xml:space="preserve"> porque o Espírito Santo lhes ensinará naquele exato momento o que devem dizer”.</w:t>
       </w:r>
     </w:p>
     <w:p>
@@ -12549,7 +12549,7 @@
         <w:rPr>
           <w:lang w:val="pt_PT" w:bidi="pt_PT"/>
         </w:rPr>
-        <w:t xml:space="preserve"> Mas Jesus lhe perguntou: "Homem, quem me pôs como juiz ou árbitro sobre vocês?".</w:t>
+        <w:t xml:space="preserve"> Mas Jesus lhe perguntou: “Homem, quem me pôs como juiz ou árbitro sobre vocês?”.</w:t>
       </w:r>
     </w:p>
     <w:p>
@@ -12570,7 +12570,7 @@
         <w:rPr>
           <w:lang w:val="pt_PT" w:bidi="pt_PT"/>
         </w:rPr>
-        <w:t xml:space="preserve"> E acrescentou: "Cuidado! Evitem a obsessão por acumular, porque a vida de uma pessoa não consiste na abundância de seus bens".</w:t>
+        <w:t xml:space="preserve"> E acrescentou: “Cuidado! Evitem a obsessão por acumular, porque a vida de uma pessoa não consiste na abundância de seus bens”.</w:t>
       </w:r>
     </w:p>
     <w:p>
@@ -12612,7 +12612,7 @@
         <w:rPr>
           <w:lang w:val="pt_PT" w:bidi="pt_PT"/>
         </w:rPr>
-        <w:t xml:space="preserve"> E ele pensava consigo mesmo: 'O que vou fazer, pois não tenho onde guardar a minha colheita?'.</w:t>
+        <w:t xml:space="preserve"> E ele pensava consigo mesmo: ‘O que vou fazer, pois não tenho onde guardar a minha colheita?’.</w:t>
       </w:r>
     </w:p>
     <w:p>
@@ -12633,7 +12633,7 @@
         <w:rPr>
           <w:lang w:val="pt_PT" w:bidi="pt_PT"/>
         </w:rPr>
-        <w:t xml:space="preserve"> Então, concluiu: 'Já sei o que vou fazer! Vou derrubar os meus celeiros e construir outros maiores, e ali vou guardar todo o meu trigo e todos os meus bens.</w:t>
+        <w:t xml:space="preserve"> Então, concluiu: ‘Já sei o que vou fazer! Vou derrubar os meus celeiros e construir outros maiores, e ali vou guardar todo o meu trigo e todos os meus bens.</w:t>
       </w:r>
     </w:p>
     <w:p>
@@ -12654,7 +12654,7 @@
         <w:rPr>
           <w:lang w:val="pt_PT" w:bidi="pt_PT"/>
         </w:rPr>
-        <w:t xml:space="preserve"> Direi à minha alma: Você tem muitos bens guardados para muitos anos; descanse, coma, beba e aproveite a vida'.</w:t>
+        <w:t xml:space="preserve"> Direi à minha alma: Você tem muitos bens guardados para muitos anos; descanse, coma, beba e aproveite a vida’.</w:t>
       </w:r>
     </w:p>
     <w:p>
@@ -12675,7 +12675,7 @@
         <w:rPr>
           <w:lang w:val="pt_PT" w:bidi="pt_PT"/>
         </w:rPr>
-        <w:t xml:space="preserve"> Mas Deus lhe disse: 'Seu louco! Esta mesma noite lhe pedirão a sua alma; e para quem será o que você preparou?'.</w:t>
+        <w:t xml:space="preserve"> Mas Deus lhe disse: ‘Seu louco! Esta mesma noite lhe pedirão a sua alma; e para quem será o que você preparou?’.</w:t>
       </w:r>
     </w:p>
     <w:p>
@@ -12696,7 +12696,7 @@
         <w:rPr>
           <w:lang w:val="pt_PT" w:bidi="pt_PT"/>
         </w:rPr>
-        <w:t xml:space="preserve"> Assim é aquele que acumula riquezas para si mesmo, mas não é rico para com Deus".</w:t>
+        <w:t xml:space="preserve"> Assim é aquele que acumula riquezas para si mesmo, mas não é rico para com Deus”.</w:t>
       </w:r>
     </w:p>
     <w:p>
@@ -12717,7 +12717,7 @@
         <w:rPr>
           <w:lang w:val="pt_PT" w:bidi="pt_PT"/>
         </w:rPr>
-        <w:t xml:space="preserve"> Então disse aos seus discípulos: "Por isso eu lhes digo: não se preocupem com a vida, pensando no que vão comer, nem com o corpo, pensando no que vão vestir.</w:t>
+        <w:t xml:space="preserve"> Então disse aos seus discípulos: “Por isso eu lhes digo: não se preocupem com a vida, pensando no que vão comer, nem com o corpo, pensando no que vão vestir.</w:t>
       </w:r>
     </w:p>
     <w:p>
@@ -13095,7 +13095,7 @@
         <w:rPr>
           <w:lang w:val="pt_PT" w:bidi="pt_PT"/>
         </w:rPr>
-        <w:t xml:space="preserve"> Estejam preparados, porque o Filho do Homem virá na hora em que vocês menos esperarem".</w:t>
+        <w:t xml:space="preserve"> Estejam preparados, porque o Filho do Homem virá na hora em que vocês menos esperarem”.</w:t>
       </w:r>
     </w:p>
     <w:p>
@@ -13200,7 +13200,7 @@
         <w:rPr>
           <w:lang w:val="pt_PT" w:bidi="pt_PT"/>
         </w:rPr>
-        <w:t xml:space="preserve"> Mas se aquele servo pensar consigo mesmo: 'Meu senhor está demorando para voltar', e começar a maltratar os outros servos, a comer e a beber até ficar bêbado,</w:t>
+        <w:t xml:space="preserve"> Mas se aquele servo pensar consigo mesmo: ‘Meu senhor está demorando para voltar’, e começar a maltratar os outros servos, a comer e a beber até ficar bêbado,</w:t>
       </w:r>
     </w:p>
     <w:p>
@@ -13368,7 +13368,7 @@
         <w:rPr>
           <w:lang w:val="pt_PT" w:bidi="pt_PT"/>
         </w:rPr>
-        <w:t xml:space="preserve"> Pai se voltará contra filho e filho contra pai, mãe contra filha e filha contra mãe, sogra contra nora e nora contra sogra".</w:t>
+        <w:t xml:space="preserve"> Pai se voltará contra filho e filho contra pai, mãe contra filha e filha contra mãe, sogra contra nora e nora contra sogra”.</w:t>
       </w:r>
     </w:p>
     <w:p>
@@ -13389,7 +13389,7 @@
         <w:rPr>
           <w:lang w:val="pt_PT" w:bidi="pt_PT"/>
         </w:rPr>
-        <w:t xml:space="preserve"> Jesus disse também à multidão: “Quando vocês veem uma nuvem surgir no oeste, logo dizem: 'Vai chover', e é exatamente o que acontece.</w:t>
+        <w:t xml:space="preserve"> Jesus disse também à multidão: “Quando vocês veem uma nuvem surgir no oeste, logo dizem: ‘Vai chover’, e é exatamente o que acontece.</w:t>
       </w:r>
     </w:p>
     <w:p>
@@ -13410,7 +13410,7 @@
         <w:rPr>
           <w:lang w:val="pt_PT" w:bidi="pt_PT"/>
         </w:rPr>
-        <w:t xml:space="preserve"> E quando sentem o vento sul, dizem: 'Vai fazer calor', e assim acontece.</w:t>
+        <w:t xml:space="preserve"> E quando sentem o vento sul, dizem: ‘Vai fazer calor’, e assim acontece.</w:t>
       </w:r>
     </w:p>
     <w:p>
@@ -13494,7 +13494,7 @@
         <w:rPr>
           <w:lang w:val="pt_PT" w:bidi="pt_PT"/>
         </w:rPr>
-        <w:t xml:space="preserve"> Eu lhe digo que você não sairá de lá enquanto não pagar até o último centavo".até o último centavo: Em grego, até o último lepto. Leptón significava “fino”, “pequeno” ou “sutil”. Podia designar tanto uma moeda de pouco valor, o equivalente ao que chamamos hoje de "centavo", quanto algo delicado ou quase imperceptível." class="footnote-marker"&gt;2</w:t>
+        <w:t xml:space="preserve"> Eu lhe digo que você não sairá de lá enquanto não pagar até o último centavo”.</w:t>
       </w:r>
     </w:p>
     <w:p>
@@ -13552,7 +13552,7 @@
         <w:rPr>
           <w:lang w:val="pt_PT" w:bidi="pt_PT"/>
         </w:rPr>
-        <w:t xml:space="preserve"> Jesus perguntou: "Vocês acham que, por terem passado por isso, aqueles galileus eram mais pecadores do que todos os outros?</w:t>
+        <w:t xml:space="preserve"> Jesus perguntou: “Vocês acham que, por terem passado por isso, aqueles galileus eram mais pecadores do que todos os outros?</w:t>
       </w:r>
     </w:p>
     <w:p>
@@ -13615,7 +13615,7 @@
         <w:rPr>
           <w:lang w:val="pt_PT" w:bidi="pt_PT"/>
         </w:rPr>
-        <w:t xml:space="preserve"> Eu lhes digo que não; se vocês não se arrependerem, todos perecerão da mesma maneira".</w:t>
+        <w:t xml:space="preserve"> Eu lhes digo que não; se vocês não se arrependerem, todos perecerão da mesma maneira”.</w:t>
       </w:r>
     </w:p>
     <w:p>
@@ -13657,7 +13657,7 @@
         <w:rPr>
           <w:lang w:val="pt_PT" w:bidi="pt_PT"/>
         </w:rPr>
-        <w:t xml:space="preserve"> Então ele disse ao encarregado da vinha: 'Veja bem, faz três anos que venho atrás de frutos nesta figueira e não acho nenhum. Pode cortá-la! Por que deixá-la ocupando espaço à toa?'.</w:t>
+        <w:t xml:space="preserve"> Então ele disse ao encarregado da vinha: ‘Veja bem, faz três anos que venho atrás de frutos nesta figueira e não acho nenhum. Pode cortá-la! Por que deixá-la ocupando espaço à toa?’.</w:t>
       </w:r>
     </w:p>
     <w:p>
@@ -13678,7 +13678,7 @@
         <w:rPr>
           <w:lang w:val="pt_PT" w:bidi="pt_PT"/>
         </w:rPr>
-        <w:t xml:space="preserve"> O homem respondeu: 'Senhor, deixe que ela fique mais este ano, e eu cavarei em volta dela e colocarei adubo.</w:t>
+        <w:t xml:space="preserve"> O homem respondeu: ‘Senhor, deixe que ela fique mais este ano, e eu cavarei em volta dela e colocarei adubo.</w:t>
       </w:r>
     </w:p>
     <w:p>
@@ -13699,7 +13699,7 @@
         <w:rPr>
           <w:lang w:val="pt_PT" w:bidi="pt_PT"/>
         </w:rPr>
-        <w:t xml:space="preserve"> Se der frutos no próximo ano, muito bem; se não der, o senhor pode cortá-la'".</w:t>
+        <w:t xml:space="preserve"> Se der frutos no próximo ano, muito bem; se não der, o senhor pode cortá-la’”.</w:t>
       </w:r>
     </w:p>
     <w:p>
@@ -13804,7 +13804,7 @@
         <w:rPr>
           <w:lang w:val="pt_PT" w:bidi="pt_PT"/>
         </w:rPr>
-        <w:t xml:space="preserve"> O dirigente da sinagoga, porém, indignado porque Jesus havia curado no sábado, disse à multidão: “Há seis dias destinados ao trabalho; venham então nesses dias para serem curados, mas não no sábado".</w:t>
+        <w:t xml:space="preserve"> O dirigente da sinagoga, porém, indignado porque Jesus havia curado no sábado, disse à multidão: “Há seis dias destinados ao trabalho; venham então nesses dias para serem curados, mas não no sábado”.</w:t>
       </w:r>
     </w:p>
     <w:p>
@@ -13846,7 +13846,7 @@
         <w:rPr>
           <w:lang w:val="pt_PT" w:bidi="pt_PT"/>
         </w:rPr>
-        <w:t xml:space="preserve"> Esta mulher, uma filha de Abraão a quem Satanás manteve presa por dezoito anos, não deveria ficar livre dessa prisão no sábado?".</w:t>
+        <w:t xml:space="preserve"> Esta mulher, uma filha de Abraão a quem Satanás manteve presa por dezoito anos, não deveria ficar livre dessa prisão no sábado?”.</w:t>
       </w:r>
     </w:p>
     <w:p>
@@ -13909,7 +13909,7 @@
         <w:rPr>
           <w:lang w:val="pt_PT" w:bidi="pt_PT"/>
         </w:rPr>
-        <w:t xml:space="preserve"> É como uma semente de mostarda que um homem pegou e plantou em sua horta; ela cresceu e se tornou uma árvore grande; e as aves do céu fizeram ninhos em seus galhos".</w:t>
+        <w:t xml:space="preserve"> É como uma semente de mostarda que um homem pegou e plantou em sua horta; ela cresceu e se tornou uma árvore grande; e as aves do céu fizeram ninhos em seus galhos”.</w:t>
       </w:r>
     </w:p>
     <w:p>
@@ -13951,7 +13951,7 @@
         <w:rPr>
           <w:lang w:val="pt_PT" w:bidi="pt_PT"/>
         </w:rPr>
-        <w:t xml:space="preserve"> É como o fermento que uma mulher pegou e misturou em três medidas de farinha, até que toda a massa ficou fermentada".</w:t>
+        <w:t xml:space="preserve"> É como o fermento que uma mulher pegou e misturou em três medidas de farinha, até que toda a massa ficou fermentada”.</w:t>
       </w:r>
     </w:p>
     <w:p>
@@ -14035,7 +14035,7 @@
         <w:rPr>
           <w:lang w:val="pt_PT" w:bidi="pt_PT"/>
         </w:rPr>
-        <w:t xml:space="preserve"> Quando o dono da casa se levantar e fechar a porta, e vocês ficarem do lado de fora, batendo e dizendo: 'Senhor, abra para nós', ele responderá: 'Não sei nem de onde vocês são'.</w:t>
+        <w:t xml:space="preserve"> Quando o dono da casa se levantar e fechar a porta, e vocês ficarem do lado de fora, batendo e dizendo: ‘Senhor, abra para nós’, ele responderá: ‘Não sei nem de onde vocês são’.</w:t>
       </w:r>
     </w:p>
     <w:p>
@@ -14056,7 +14056,7 @@
         <w:rPr>
           <w:lang w:val="pt_PT" w:bidi="pt_PT"/>
         </w:rPr>
-        <w:t xml:space="preserve"> Então vocês dirão: 'Comemos e bebemos com o senhor, e o senhor ensinou em nossas ruas'.</w:t>
+        <w:t xml:space="preserve"> Então vocês dirão: ‘Comemos e bebemos com o senhor, e o senhor ensinou em nossas ruas’.</w:t>
       </w:r>
     </w:p>
     <w:p>
@@ -14077,7 +14077,7 @@
         <w:rPr>
           <w:lang w:val="pt_PT" w:bidi="pt_PT"/>
         </w:rPr>
-        <w:t xml:space="preserve"> E ele lhes dirá: 'Não sei de onde são. Afastem-se de mim, todos vocês que praticam o mal'.</w:t>
+        <w:t xml:space="preserve"> E ele lhes dirá: ‘Não sei de onde são. Afastem-se de mim, todos vocês que praticam o mal’.</w:t>
       </w:r>
     </w:p>
     <w:p>
@@ -14140,7 +14140,7 @@
         <w:rPr>
           <w:lang w:val="pt_PT" w:bidi="pt_PT"/>
         </w:rPr>
-        <w:t xml:space="preserve"> E vejam: há últimos que serão os primeiros, e primeiros que serão os últimos".</w:t>
+        <w:t xml:space="preserve"> E vejam: há últimos que serão os primeiros, e primeiros que serão os últimos”.</w:t>
       </w:r>
     </w:p>
     <w:p>
@@ -14245,7 +14245,7 @@
         <w:rPr>
           <w:lang w:val="pt_PT" w:bidi="pt_PT"/>
         </w:rPr>
-        <w:t xml:space="preserve"> Vejam, a casa de vocês ficará abandonada. E eu lhes asseguro que não me verão até que chegue o tempo em que dirão: 'Bendito é o que vem em nome do Senhor'".</w:t>
+        <w:t xml:space="preserve"> Vejam, a casa de vocês ficará abandonada. E eu lhes asseguro que não me verão até que chegue o tempo em que dirão: ‘Bendito é o que vem em nome do Senhor’”.</w:t>
       </w:r>
     </w:p>
     <w:p>
@@ -14324,7 +14324,7 @@
         <w:rPr>
           <w:lang w:val="pt_PT" w:bidi="pt_PT"/>
         </w:rPr>
-        <w:t xml:space="preserve"> Jesus então se dirigiu aos especialistas da lei e aos fariseus: "É permitido curar no sábado ou não?".</w:t>
+        <w:t xml:space="preserve"> Jesus então se dirigiu aos especialistas da lei e aos fariseus: “É permitido curar no sábado ou não?”.</w:t>
       </w:r>
     </w:p>
     <w:p>
@@ -14366,7 +14366,7 @@
         <w:rPr>
           <w:lang w:val="pt_PT" w:bidi="pt_PT"/>
         </w:rPr>
-        <w:t xml:space="preserve"> E lhes perguntou: "Se um filho ou um boi de vocês cair num poço, qual de vocês não o tirará rapidamente de lá mesmo que seja sábado?".</w:t>
+        <w:t xml:space="preserve"> E lhes perguntou: “Se um filho ou um boi de vocês cair num poço, qual de vocês não o tirará rapidamente de lá mesmo que seja sábado?”.</w:t>
       </w:r>
     </w:p>
     <w:p>
@@ -14450,7 +14450,7 @@
         <w:rPr>
           <w:lang w:val="pt_PT" w:bidi="pt_PT"/>
         </w:rPr>
-        <w:t xml:space="preserve"> E, vindo aquele que convidou os dois, dirá: 'Dê o lugar a este homem'. Então, envergonhado, você terá de ocupar o lugar menos importante.</w:t>
+        <w:t xml:space="preserve"> E, vindo aquele que convidou os dois, dirá: ‘Dê o lugar a este homem’. Então, envergonhado, você terá de ocupar o lugar menos importante.</w:t>
       </w:r>
     </w:p>
     <w:p>
@@ -14471,7 +14471,7 @@
         <w:rPr>
           <w:lang w:val="pt_PT" w:bidi="pt_PT"/>
         </w:rPr>
-        <w:t xml:space="preserve"> Mas, quando você for convidado, escolha se sentar no lugar menos importante, para que, ao chegar aquele que o convidou, diga: 'Amigo, venha se sentar num lugar melhor'. Assim você será honrado diante de todos os que estão à mesa.</w:t>
+        <w:t xml:space="preserve"> Mas, quando você for convidado, escolha se sentar no lugar menos importante, para que, ao chegar aquele que o convidou, diga: ‘Amigo, venha se sentar num lugar melhor’. Assim você será honrado diante de todos os que estão à mesa.</w:t>
       </w:r>
     </w:p>
     <w:p>
@@ -14492,7 +14492,7 @@
         <w:rPr>
           <w:lang w:val="pt_PT" w:bidi="pt_PT"/>
         </w:rPr>
-        <w:t xml:space="preserve"> Pois o que se exalta será humilhado, e o que se humilha será exaltado".</w:t>
+        <w:t xml:space="preserve"> Pois o que se exalta será humilhado, e o que se humilha será exaltado”.</w:t>
       </w:r>
     </w:p>
     <w:p>
@@ -14513,7 +14513,7 @@
         <w:rPr>
           <w:lang w:val="pt_PT" w:bidi="pt_PT"/>
         </w:rPr>
-        <w:t xml:space="preserve"> Jesus voltou-se para o anfitrião e disse: "Quando você oferecer um almoço ou um jantar, não convide seus amigos, nem seus irmãos, nem seus parentes, nem seus vizinhos ricos, para que não retribuam o convite e você seja recompensado.</w:t>
+        <w:t xml:space="preserve"> Jesus voltou-se para o anfitrião e disse: “Quando você oferecer um almoço ou um jantar, não convide seus amigos, nem seus irmãos, nem seus parentes, nem seus vizinhos ricos, para que não retribuam o convite e você seja recompensado.</w:t>
       </w:r>
     </w:p>
     <w:p>
@@ -14555,7 +14555,7 @@
         <w:rPr>
           <w:lang w:val="pt_PT" w:bidi="pt_PT"/>
         </w:rPr>
-        <w:t xml:space="preserve"> E você será feliz, porque eles não podem lhe retribuir; mas você será recompensado na ressurreição dos justos".</w:t>
+        <w:t xml:space="preserve"> E você será feliz, porque eles não podem lhe retribuir; mas você será recompensado na ressurreição dos justos”.</w:t>
       </w:r>
     </w:p>
     <w:p>
@@ -14576,7 +14576,7 @@
         <w:rPr>
           <w:lang w:val="pt_PT" w:bidi="pt_PT"/>
         </w:rPr>
-        <w:t xml:space="preserve"> Ao ouvir isso, um dos que estavam à mesa com ele disse: "Feliz será aquele que se sentar à mesa no reino de Deus".</w:t>
+        <w:t xml:space="preserve"> Ao ouvir isso, um dos que estavam à mesa com ele disse: “Feliz será aquele que se sentar à mesa no reino de Deus”.</w:t>
       </w:r>
     </w:p>
     <w:p>
@@ -14597,7 +14597,7 @@
         <w:rPr>
           <w:lang w:val="pt_PT" w:bidi="pt_PT"/>
         </w:rPr>
-        <w:t xml:space="preserve"> Mas Jesus respondeu: "Certo homem preparou um grande banquete e convidou muitas pessoas.</w:t>
+        <w:t xml:space="preserve"> Mas Jesus respondeu: “Certo homem preparou um grande banquete e convidou muitas pessoas.</w:t>
       </w:r>
     </w:p>
     <w:p>
@@ -14618,7 +14618,7 @@
         <w:rPr>
           <w:lang w:val="pt_PT" w:bidi="pt_PT"/>
         </w:rPr>
-        <w:t xml:space="preserve"> Na hora do banquete, enviou seu servo para dizer aos convidados: 'Venham, pois tudo já está pronto'.</w:t>
+        <w:t xml:space="preserve"> Na hora do banquete, enviou seu servo para dizer aos convidados: ‘Venham, pois tudo já está pronto’.</w:t>
       </w:r>
     </w:p>
     <w:p>
@@ -14639,7 +14639,7 @@
         <w:rPr>
           <w:lang w:val="pt_PT" w:bidi="pt_PT"/>
         </w:rPr>
-        <w:t xml:space="preserve"> E todos, um por um, começaram a apresentar desculpas. O primeiro disse: 'Desculpe. Comprei um campo e preciso ir vê-lo'.</w:t>
+        <w:t xml:space="preserve"> E todos, um por um, começaram a apresentar desculpas. O primeiro disse: ‘Desculpe. Comprei um campo e preciso ir vê-lo’.</w:t>
       </w:r>
     </w:p>
     <w:p>
@@ -14660,7 +14660,7 @@
         <w:rPr>
           <w:lang w:val="pt_PT" w:bidi="pt_PT"/>
         </w:rPr>
-        <w:t xml:space="preserve"> Outro disse: 'Desculpe. Comprei cinco juntas de bois e preciso experimentá-las'.</w:t>
+        <w:t xml:space="preserve"> Outro disse: ‘Desculpe. Comprei cinco juntas de bois e preciso experimentá-las’.</w:t>
       </w:r>
     </w:p>
     <w:p>
@@ -14681,7 +14681,7 @@
         <w:rPr>
           <w:lang w:val="pt_PT" w:bidi="pt_PT"/>
         </w:rPr>
-        <w:t xml:space="preserve"> Outro ainda disse: 'Casei-me e, por isso, não posso ir'.</w:t>
+        <w:t xml:space="preserve"> Outro ainda disse: ‘Casei-me e, por isso, não posso ir’.</w:t>
       </w:r>
     </w:p>
     <w:p>
@@ -14702,7 +14702,7 @@
         <w:rPr>
           <w:lang w:val="pt_PT" w:bidi="pt_PT"/>
         </w:rPr>
-        <w:t xml:space="preserve"> O servo voltou e contou essas coisas ao seu senhor. Então, furioso, o dono da casa lhe disse: 'Vá depressa às praças e ruas da cidade e traga para cá os pobres, os aleijados, os cegos e os coxos'.</w:t>
+        <w:t xml:space="preserve"> O servo voltou e contou essas coisas ao seu senhor. Então, furioso, o dono da casa lhe disse: ‘Vá depressa às praças e ruas da cidade e traga para cá os pobres, os aleijados, os cegos e os coxos’.</w:t>
       </w:r>
     </w:p>
     <w:p>
@@ -14723,7 +14723,7 @@
         <w:rPr>
           <w:lang w:val="pt_PT" w:bidi="pt_PT"/>
         </w:rPr>
-        <w:t xml:space="preserve"> Ao cumprir a ordem, o servo informou: 'Fiz o que o senhor mandou, e ainda há lugar'.</w:t>
+        <w:t xml:space="preserve"> Ao cumprir a ordem, o servo informou: ‘Fiz o que o senhor mandou, e ainda há lugar’.</w:t>
       </w:r>
     </w:p>
     <w:p>
@@ -14744,7 +14744,7 @@
         <w:rPr>
           <w:lang w:val="pt_PT" w:bidi="pt_PT"/>
         </w:rPr>
-        <w:t xml:space="preserve"> E disse o senhor ao servo: 'Vá pelas estradas e atalhos e faça com que entrem, para que minha casa fique cheia.</w:t>
+        <w:t xml:space="preserve"> E disse o senhor ao servo: ‘Vá pelas estradas e atalhos e faça com que entrem, para que minha casa fique cheia.</w:t>
       </w:r>
     </w:p>
     <w:p>
@@ -14765,7 +14765,7 @@
         <w:rPr>
           <w:lang w:val="pt_PT" w:bidi="pt_PT"/>
         </w:rPr>
-        <w:t xml:space="preserve"> Pois eu lhes afirmo que nenhum daqueles que foram convidados provará do meu banquete'".</w:t>
+        <w:t xml:space="preserve"> Pois eu lhes afirmo que nenhum daqueles que foram convidados provará do meu banquete’”.</w:t>
       </w:r>
     </w:p>
     <w:p>
@@ -14891,7 +14891,7 @@
         <w:rPr>
           <w:lang w:val="pt_PT" w:bidi="pt_PT"/>
         </w:rPr>
-        <w:t xml:space="preserve"> dizendo: 'Este homem começou a construir e não conseguiu terminar'.</w:t>
+        <w:t xml:space="preserve"> dizendo: ‘Este homem começou a construir e não conseguiu terminar’.</w:t>
       </w:r>
     </w:p>
     <w:p>
@@ -14996,7 +14996,7 @@
         <w:rPr>
           <w:lang w:val="pt_PT" w:bidi="pt_PT"/>
         </w:rPr>
-        <w:t xml:space="preserve"> Não serve nem para a terra nem para adubo, mas é lançado fora. Quem tem ouvidos para ouvir, ouça".</w:t>
+        <w:t xml:space="preserve"> Não serve nem para a terra nem para adubo, mas é lançado fora. Quem tem ouvidos para ouvir, ouça”.</w:t>
       </w:r>
     </w:p>
     <w:p>
@@ -15054,7 +15054,7 @@
         <w:rPr>
           <w:lang w:val="pt_PT" w:bidi="pt_PT"/>
         </w:rPr>
-        <w:t xml:space="preserve"> Os fariseus e os mestres da lei murmuravam: "Este homem recebe pecadores e come com eles".</w:t>
+        <w:t xml:space="preserve"> Os fariseus e os mestres da lei murmuravam: “Este homem recebe pecadores e come com eles”.</w:t>
       </w:r>
     </w:p>
     <w:p>
@@ -15138,7 +15138,7 @@
         <w:rPr>
           <w:lang w:val="pt_PT" w:bidi="pt_PT"/>
         </w:rPr>
-        <w:t xml:space="preserve"> E, chegando em casa, reúne os amigos e vizinhos, dizendo: 'Alegrem-se comigo, pois encontrei minha ovelha que estava perdida'.</w:t>
+        <w:t xml:space="preserve"> E, chegando em casa, reúne os amigos e vizinhos, dizendo: ‘Alegrem-se comigo, pois encontrei minha ovelha que estava perdida’.</w:t>
       </w:r>
     </w:p>
     <w:p>
@@ -15180,7 +15180,7 @@
         <w:rPr>
           <w:lang w:val="pt_PT" w:bidi="pt_PT"/>
         </w:rPr>
-        <w:t xml:space="preserve"> Ou que mulher que, tendo dez dracmas,A dracma era uma moeda de prata usada na Grécia e em parte do mundo romano que equivalia a um dia de salário de um trabalhador braçal." class="footnote-marker"&gt;1 se perder uma, não acende a lamparina e varre a casa à procura dela até encontrá-la?</w:t>
+        <w:t xml:space="preserve"> Ou que mulher que, tendo dez dracmas, se perder uma, não acende a lamparina e varre a casa à procura dela até encontrá-la?</w:t>
       </w:r>
     </w:p>
     <w:p>
@@ -15201,7 +15201,7 @@
         <w:rPr>
           <w:lang w:val="pt_PT" w:bidi="pt_PT"/>
         </w:rPr>
-        <w:t xml:space="preserve"> E, ao encontrá-la, reúne as amigas e vizinhas, dizendo: 'Alegrem-se comigo, pois encontrei a dracma que havia perdido'.</w:t>
+        <w:t xml:space="preserve"> E, ao encontrá-la, reúne as amigas e vizinhas, dizendo: ‘Alegrem-se comigo, pois encontrei a dracma que havia perdido’.</w:t>
       </w:r>
     </w:p>
     <w:p>
@@ -15222,7 +15222,7 @@
         <w:rPr>
           <w:lang w:val="pt_PT" w:bidi="pt_PT"/>
         </w:rPr>
-        <w:t xml:space="preserve"> Eu lhes digo que há alegria na presença dos anjos de Deus por um pecador que se arrepende".</w:t>
+        <w:t xml:space="preserve"> Eu lhes digo que há alegria na presença dos anjos de Deus por um pecador que se arrepende”.</w:t>
       </w:r>
     </w:p>
     <w:p>
@@ -15243,7 +15243,7 @@
         <w:rPr>
           <w:lang w:val="pt_PT" w:bidi="pt_PT"/>
         </w:rPr>
-        <w:t xml:space="preserve"> Disse ainda: "Um homem tinha dois filhos.</w:t>
+        <w:t xml:space="preserve"> Disse ainda: “Um homem tinha dois filhos.</w:t>
       </w:r>
     </w:p>
     <w:p>
@@ -15264,7 +15264,7 @@
         <w:rPr>
           <w:lang w:val="pt_PT" w:bidi="pt_PT"/>
         </w:rPr>
-        <w:t xml:space="preserve"> O mais jovem lhe disse: 'Pai, quero a parte da herança que me cabe'. E o pai repartiu os bens entre eles.</w:t>
+        <w:t xml:space="preserve"> O mais jovem lhe disse: ‘Pai, quero a parte da herança que me cabe’. E o pai repartiu os bens entre eles.</w:t>
       </w:r>
     </w:p>
     <w:p>
@@ -15369,7 +15369,7 @@
         <w:rPr>
           <w:lang w:val="pt_PT" w:bidi="pt_PT"/>
         </w:rPr>
-        <w:t xml:space="preserve"> Caindo em si, disse: 'Quantos empregados de meu pai têm pão de sobra, e eu aqui, morrendo de fome!</w:t>
+        <w:t xml:space="preserve"> Caindo em si, disse: ‘Quantos empregados de meu pai têm pão de sobra, e eu aqui, morrendo de fome!</w:t>
       </w:r>
     </w:p>
     <w:p>
@@ -15411,7 +15411,7 @@
         <w:rPr>
           <w:lang w:val="pt_PT" w:bidi="pt_PT"/>
         </w:rPr>
-        <w:t xml:space="preserve"> Já não mereço ser chamado de seu filho. Aceite-me como um de seus empregados'.</w:t>
+        <w:t xml:space="preserve"> Já não mereço ser chamado de seu filho. Aceite-me como um de seus empregados’.</w:t>
       </w:r>
     </w:p>
     <w:p>
@@ -15453,7 +15453,7 @@
         <w:rPr>
           <w:lang w:val="pt_PT" w:bidi="pt_PT"/>
         </w:rPr>
-        <w:t xml:space="preserve"> E o filho disse: 'Pai, pequei contra o céu e contra o senhor; já não mereço ser chamado de seu filho'.</w:t>
+        <w:t xml:space="preserve"> E o filho disse: ‘Pai, pequei contra o céu e contra o senhor; já não mereço ser chamado de seu filho’.</w:t>
       </w:r>
     </w:p>
     <w:p>
@@ -15474,7 +15474,7 @@
         <w:rPr>
           <w:lang w:val="pt_PT" w:bidi="pt_PT"/>
         </w:rPr>
-        <w:t xml:space="preserve"> Mas o pai disse aos seus servos: 'Depressa! Tragam a melhor roupa e vistam nele. Coloquem um anel em seu dedo e sandálias em seus pés.</w:t>
+        <w:t xml:space="preserve"> Mas o pai disse aos seus servos: ‘Depressa! Tragam a melhor roupa e vistam nele. Coloquem um anel em seu dedo e sandálias em seus pés.</w:t>
       </w:r>
     </w:p>
     <w:p>
@@ -15516,7 +15516,7 @@
         <w:rPr>
           <w:lang w:val="pt_PT" w:bidi="pt_PT"/>
         </w:rPr>
-        <w:t xml:space="preserve"> porque este meu filho estava morto e reviveu. Ele tinha se perdido e foi encontrado'. E começaram a festa.</w:t>
+        <w:t xml:space="preserve"> porque este meu filho estava morto e reviveu. Ele tinha se perdido e foi encontrado’. E começaram a festa.</w:t>
       </w:r>
     </w:p>
     <w:p>
@@ -15579,7 +15579,7 @@
         <w:rPr>
           <w:lang w:val="pt_PT" w:bidi="pt_PT"/>
         </w:rPr>
-        <w:t xml:space="preserve"> O servo respondeu: 'Seu irmão chegou, e seu pai matou o bezerro gordo, porque ele voltou são e salvo'.</w:t>
+        <w:t xml:space="preserve"> O servo respondeu: ‘Seu irmão chegou, e seu pai matou o bezerro gordo, porque ele voltou são e salvo’.</w:t>
       </w:r>
     </w:p>
     <w:p>
@@ -15621,7 +15621,7 @@
         <w:rPr>
           <w:lang w:val="pt_PT" w:bidi="pt_PT"/>
         </w:rPr>
-        <w:t xml:space="preserve"> Ele, porém, disse ao pai: 'Todos esses anos servi ao senhor como um escravo, sem nunca desobedecer a uma ordem sua. E o senhor nunca me deu nem um cabrito para eu festejar com meus amigos.</w:t>
+        <w:t xml:space="preserve"> Ele, porém, disse ao pai: ‘Todos esses anos servi ao senhor como um escravo, sem nunca desobedecer a uma ordem sua. E o senhor nunca me deu nem um cabrito para eu festejar com meus amigos.</w:t>
       </w:r>
     </w:p>
     <w:p>
@@ -15642,7 +15642,7 @@
         <w:rPr>
           <w:lang w:val="pt_PT" w:bidi="pt_PT"/>
         </w:rPr>
-        <w:t xml:space="preserve"> Mas quando chegou esse seu filho, que gastou seus bens com prostitutas, o senhor mandou matar o bezerro gordo para ele!'.</w:t>
+        <w:t xml:space="preserve"> Mas quando chegou esse seu filho, que gastou seus bens com prostitutas, o senhor mandou matar o bezerro gordo para ele!’.</w:t>
       </w:r>
     </w:p>
     <w:p>
@@ -15663,7 +15663,7 @@
         <w:rPr>
           <w:lang w:val="pt_PT" w:bidi="pt_PT"/>
         </w:rPr>
-        <w:t xml:space="preserve"> Então o pai disse: 'Filho, você sempre está comigo, e tudo o que eu tenho é seu.</w:t>
+        <w:t xml:space="preserve"> Então o pai disse: ‘Filho, você sempre está comigo, e tudo o que eu tenho é seu.</w:t>
       </w:r>
     </w:p>
     <w:p>
@@ -15684,7 +15684,7 @@
         <w:rPr>
           <w:lang w:val="pt_PT" w:bidi="pt_PT"/>
         </w:rPr>
-        <w:t xml:space="preserve"> Mas nós tínhamos que festejar e nos alegrar, porque esse seu irmão estava morto e reviveu. Ele tinha se perdido e foi encontrado'".</w:t>
+        <w:t xml:space="preserve"> Mas nós tínhamos que festejar e nos alegrar, porque esse seu irmão estava morto e reviveu. Ele tinha se perdido e foi encontrado’”.</w:t>
       </w:r>
     </w:p>
     <w:p>
@@ -15742,7 +15742,7 @@
         <w:rPr>
           <w:lang w:val="pt_PT" w:bidi="pt_PT"/>
         </w:rPr>
-        <w:t xml:space="preserve"> O patrão o chamou e disse: 'O que é isso que fiquei sabendo a seu respeito? Preste contas de sua administração, porque você não pode mais continuar como meu administrador'.</w:t>
+        <w:t xml:space="preserve"> O patrão o chamou e disse: ‘O que é isso que fiquei sabendo a seu respeito? Preste contas de sua administração, porque você não pode mais continuar como meu administrador’.</w:t>
       </w:r>
     </w:p>
     <w:p>
@@ -15763,7 +15763,7 @@
         <w:rPr>
           <w:lang w:val="pt_PT" w:bidi="pt_PT"/>
         </w:rPr>
-        <w:t xml:space="preserve"> O administrador pensou consigo mesmo: 'O que vou fazer, já que não serei mais administrador? Não posso trabalhar na terra e tenho vergonha de pedir esmolas.</w:t>
+        <w:t xml:space="preserve"> O administrador pensou consigo mesmo: ‘O que vou fazer, já que não serei mais administrador? Não posso trabalhar na terra e tenho vergonha de pedir esmolas.</w:t>
       </w:r>
     </w:p>
     <w:p>
@@ -15784,7 +15784,7 @@
         <w:rPr>
           <w:lang w:val="pt_PT" w:bidi="pt_PT"/>
         </w:rPr>
-        <w:t xml:space="preserve"> Já sei o que vou fazer, para que, quando eu for afastado da administração, as pessoas me aceitem na casa delas'.</w:t>
+        <w:t xml:space="preserve"> Já sei o que vou fazer, para que, quando eu for afastado da administração, as pessoas me aceitem na casa delas’.</w:t>
       </w:r>
     </w:p>
     <w:p>
@@ -15805,7 +15805,7 @@
         <w:rPr>
           <w:lang w:val="pt_PT" w:bidi="pt_PT"/>
         </w:rPr>
-        <w:t xml:space="preserve"> Chamou cada um dos que deviam ao seu patrão e perguntou ao primeiro: 'Quanto você está devendo ao meu patrão?'.</w:t>
+        <w:t xml:space="preserve"> Chamou cada um dos que deviam ao seu patrão e perguntou ao primeiro: ‘Quanto você está devendo ao meu patrão?’.</w:t>
       </w:r>
     </w:p>
     <w:p>
@@ -15826,7 +15826,7 @@
         <w:rPr>
           <w:lang w:val="pt_PT" w:bidi="pt_PT"/>
         </w:rPr>
-        <w:t xml:space="preserve"> 'Cem medidas de azeite',Em grego, cem batos. O bato era uma medida de capacidade que, segundo as estimativas, variava de 20 a 40 litros." class="footnote-marker"&gt;1 respondeu o homem. O administrador lhe disse: 'Pegue sua conta, sente-se depressa e escreva cinquenta'.</w:t>
+        <w:t xml:space="preserve"> 'Cem medidas de azeite’, respondeu o homem. O administrador lhe disse: ‘Pegue sua conta, sente-se depressa e escreva cinquenta’.</w:t>
       </w:r>
     </w:p>
     <w:p>
@@ -15847,7 +15847,7 @@
         <w:rPr>
           <w:lang w:val="pt_PT" w:bidi="pt_PT"/>
         </w:rPr>
-        <w:t xml:space="preserve"> Então perguntou a outro: 'E você, quanto está devendo?'. Ele respondeu: 'Cem medidas de trigo'.Em grego, cem coros. O coro era uma medida de capacidade usada para grãos que, segundo as estimativas, variava de 200 a 400 litros." class="footnote-marker"&gt;2 O administrador orientou: 'Pegue sua conta e escreva oitenta'.</w:t>
+        <w:t xml:space="preserve"> Então perguntou a outro: ‘E você, quanto está devendo?’. Ele respondeu: ‘Cem medidas de trigo’. O administrador orientou: ‘Pegue sua conta e escreva oitenta’.</w:t>
       </w:r>
     </w:p>
     <w:p>
@@ -15973,7 +15973,7 @@
         <w:rPr>
           <w:lang w:val="pt_PT" w:bidi="pt_PT"/>
         </w:rPr>
-        <w:t xml:space="preserve"> Ninguém pode servir a dois senhores, pois odiará um e amará o outro; se apegará a um e desprezará o outro. Vocês não podem servir a Deus e a Mamom".Mamom: Dinheiro ou riquezas." class="footnote-marker"&gt;3</w:t>
+        <w:t xml:space="preserve"> Ninguém pode servir a dois senhores, pois odiará um e amará o outro; se apegará a um e desprezará o outro. Vocês não podem servir a Deus e a Mamom”.</w:t>
       </w:r>
     </w:p>
     <w:p>
@@ -16015,7 +16015,7 @@
         <w:rPr>
           <w:lang w:val="pt_PT" w:bidi="pt_PT"/>
         </w:rPr>
-        <w:t xml:space="preserve"> Ele lhes disse: "Vocês procuram parecer justos diante dos homens, mas Deus sabe o que há no coração de vocês. O que é valorizado entre os homens é abominável diante de Deus.</w:t>
+        <w:t xml:space="preserve"> Ele lhes disse: “Vocês procuram parecer justos diante dos homens, mas Deus sabe o que há no coração de vocês. O que é valorizado entre os homens é abominável diante de Deus.</w:t>
       </w:r>
     </w:p>
     <w:p>
@@ -16078,7 +16078,7 @@
         <w:rPr>
           <w:lang w:val="pt_PT" w:bidi="pt_PT"/>
         </w:rPr>
-        <w:t xml:space="preserve"> "Portanto, quem se divorciar de sua mulher e se casar com outra comete adultério; e quem se casar com a mulher divorciada também comete adultério".</w:t>
+        <w:t xml:space="preserve"> "Portanto, quem se divorciar de sua mulher e se casar com outra comete adultério; e quem se casar com a mulher divorciada também comete adultério”.</w:t>
       </w:r>
     </w:p>
     <w:p>
@@ -16204,7 +16204,7 @@
         <w:rPr>
           <w:lang w:val="pt_PT" w:bidi="pt_PT"/>
         </w:rPr>
-        <w:t xml:space="preserve"> Então, clamou: 'Pai Abraão, tenha misericórdia de mim e mande Lázaro molhar a ponta do dedo em água para refrescar minha língua, porque estou sofrendo neste fogo'.</w:t>
+        <w:t xml:space="preserve"> Então, clamou: ‘Pai Abraão, tenha misericórdia de mim e mande Lázaro molhar a ponta do dedo em água para refrescar minha língua, porque estou sofrendo neste fogo’.</w:t>
       </w:r>
     </w:p>
     <w:p>
@@ -16225,7 +16225,7 @@
         <w:rPr>
           <w:lang w:val="pt_PT" w:bidi="pt_PT"/>
         </w:rPr>
-        <w:t xml:space="preserve"> Abraão, porém, respondeu: 'Filho, lembre-se de que você recebeu bens em sua vida, e Lázaro, males; agora ele é consolado, e você sofre.</w:t>
+        <w:t xml:space="preserve"> Abraão, porém, respondeu: ‘Filho, lembre-se de que você recebeu bens em sua vida, e Lázaro, males; agora ele é consolado, e você sofre.</w:t>
       </w:r>
     </w:p>
     <w:p>
@@ -16246,7 +16246,7 @@
         <w:rPr>
           <w:lang w:val="pt_PT" w:bidi="pt_PT"/>
         </w:rPr>
-        <w:t xml:space="preserve"> Além disso, entre nós e vocês há um grande abismo, de modo que aqueles que querem atravessar daqui até vocês não podem, nem os que estão aí podem chegar até nós'.</w:t>
+        <w:t xml:space="preserve"> Além disso, entre nós e vocês há um grande abismo, de modo que aqueles que querem atravessar daqui até vocês não podem, nem os que estão aí podem chegar até nós’.</w:t>
       </w:r>
     </w:p>
     <w:p>
@@ -16267,7 +16267,7 @@
         <w:rPr>
           <w:lang w:val="pt_PT" w:bidi="pt_PT"/>
         </w:rPr>
-        <w:t xml:space="preserve"> E o rico disse: 'Pai, peço que mande Lázaro à casa de meu pai,</w:t>
+        <w:t xml:space="preserve"> E o rico disse: ‘Pai, peço que mande Lázaro à casa de meu pai,</w:t>
       </w:r>
     </w:p>
     <w:p>
@@ -16288,7 +16288,7 @@
         <w:rPr>
           <w:lang w:val="pt_PT" w:bidi="pt_PT"/>
         </w:rPr>
-        <w:t xml:space="preserve"> pois tenho cinco irmãos. Deixe que ele vá avisá-los para que não venham também para este lugar de sofrimento'.</w:t>
+        <w:t xml:space="preserve"> pois tenho cinco irmãos. Deixe que ele vá avisá-los para que não venham também para este lugar de sofrimento’.</w:t>
       </w:r>
     </w:p>
     <w:p>
@@ -16309,7 +16309,7 @@
         <w:rPr>
           <w:lang w:val="pt_PT" w:bidi="pt_PT"/>
         </w:rPr>
-        <w:t xml:space="preserve"> Abraão respondeu: 'Eles têm Moisés e os Profetas. Que os ouçam!'.</w:t>
+        <w:t xml:space="preserve"> Abraão respondeu: ‘Eles têm Moisés e os Profetas. Que os ouçam!’.</w:t>
       </w:r>
     </w:p>
     <w:p>
@@ -16330,7 +16330,7 @@
         <w:rPr>
           <w:lang w:val="pt_PT" w:bidi="pt_PT"/>
         </w:rPr>
-        <w:t xml:space="preserve"> Mas o rico insistiu: 'Não, pai Abraão. Se alguém dentre os mortos for até lá, eles se arrependerão'.</w:t>
+        <w:t xml:space="preserve"> Mas o rico insistiu: ‘Não, pai Abraão. Se alguém dentre os mortos for até lá, eles se arrependerão’.</w:t>
       </w:r>
     </w:p>
     <w:p>
@@ -16351,7 +16351,7 @@
         <w:rPr>
           <w:lang w:val="pt_PT" w:bidi="pt_PT"/>
         </w:rPr>
-        <w:t xml:space="preserve"> Abraão, porém, declarou: 'Se não dão ouvidos a Moisés e aos Profetas, não se deixarão convencer, ainda que alguém ressuscite dos mortos'".</w:t>
+        <w:t xml:space="preserve"> Abraão, porém, declarou: ‘Se não dão ouvidos a Moisés e aos Profetas, não se deixarão convencer, ainda que alguém ressuscite dos mortos’”.</w:t>
       </w:r>
     </w:p>
     <w:p>
@@ -16388,7 +16388,7 @@
         <w:rPr>
           <w:lang w:val="pt_PT" w:bidi="pt_PT"/>
         </w:rPr>
-        <w:t xml:space="preserve"> Jesus disse aos seus discípulos: "É inevitável que apareçam situações que levem as pessoas a tropeçar, mas terrível será para aquele que causar esses tropeços!</w:t>
+        <w:t xml:space="preserve"> Jesus disse aos seus discípulos: “É inevitável que apareçam situações que levem as pessoas a tropeçar, mas terrível será para aquele que causar esses tropeços!</w:t>
       </w:r>
     </w:p>
     <w:p>
@@ -16451,7 +16451,7 @@
         <w:rPr>
           <w:lang w:val="pt_PT" w:bidi="pt_PT"/>
         </w:rPr>
-        <w:t xml:space="preserve"> Se ele pecar contra você sete vezes no mesmo dia, e sete vezes voltar e lhe disser: 'Estou arrependido', perdoe".</w:t>
+        <w:t xml:space="preserve"> Se ele pecar contra você sete vezes no mesmo dia, e sete vezes voltar e lhe disser: ‘Estou arrependido’, perdoe”.</w:t>
       </w:r>
     </w:p>
     <w:p>
@@ -16493,7 +16493,7 @@
         <w:rPr>
           <w:lang w:val="pt_PT" w:bidi="pt_PT"/>
         </w:rPr>
-        <w:t xml:space="preserve"> O Senhor respondeu: "Se vocês tivessem fé como um grão de mostarda, poderiam dizer a esta amoreira: 'Arranque-se daí e vá se plantar no mar', e ela obedeceria.</w:t>
+        <w:t xml:space="preserve"> O Senhor respondeu: “Se vocês tivessem fé como um grão de mostarda, poderiam dizer a esta amoreira: ‘Arranque-se daí e vá se plantar no mar’, e ela obedeceria.</w:t>
       </w:r>
     </w:p>
     <w:p>
@@ -16514,7 +16514,7 @@
         <w:rPr>
           <w:lang w:val="pt_PT" w:bidi="pt_PT"/>
         </w:rPr>
-        <w:t xml:space="preserve"> Quem de vocês, tendo um servo que chega do campo depois de arar ou cuidar das ovelhas, lhe dirá: 'Venha logo e sente-se para comer'?</w:t>
+        <w:t xml:space="preserve"> Quem de vocês, tendo um servo que chega do campo depois de arar ou cuidar das ovelhas, lhe dirá: ‘Venha logo e sente-se para comer’?</w:t>
       </w:r>
     </w:p>
     <w:p>
@@ -16535,7 +16535,7 @@
         <w:rPr>
           <w:lang w:val="pt_PT" w:bidi="pt_PT"/>
         </w:rPr>
-        <w:t xml:space="preserve"> Em vez disso, você não lhe dirá: 'Prepare o jantar para mim, vista-se para me servir enquanto eu como e bebo; depois disso, você poderá comer e beber'?</w:t>
+        <w:t xml:space="preserve"> Em vez disso, você não lhe dirá: ‘Prepare o jantar para mim, vista-se para me servir enquanto eu como e bebo; depois disso, você poderá comer e beber’?</w:t>
       </w:r>
     </w:p>
     <w:p>
@@ -16577,7 +16577,7 @@
         <w:rPr>
           <w:lang w:val="pt_PT" w:bidi="pt_PT"/>
         </w:rPr>
-        <w:t xml:space="preserve"> Do mesmo modo, depois de vocês terem feito tudo o que lhes foi ordenado, digam: 'Somos servos inúteis; fizemos apenas nosso dever'".</w:t>
+        <w:t xml:space="preserve"> Do mesmo modo, depois de vocês terem feito tudo o que lhes foi ordenado, digam: ‘Somos servos inúteis; fizemos apenas nosso dever’”.</w:t>
       </w:r>
     </w:p>
     <w:p>
@@ -16661,7 +16661,7 @@
         <w:rPr>
           <w:lang w:val="pt_PT" w:bidi="pt_PT"/>
         </w:rPr>
-        <w:t xml:space="preserve"> Ao vê-los, ele disse: "Vão e se apresentem aos sacerdotes". Enquanto iam pelo caminho, foram purificados.</w:t>
+        <w:t xml:space="preserve"> Ao vê-los, ele disse: “Vão e se apresentem aos sacerdotes”. Enquanto iam pelo caminho, foram purificados.</w:t>
       </w:r>
     </w:p>
     <w:p>
@@ -16745,7 +16745,7 @@
         <w:rPr>
           <w:lang w:val="pt_PT" w:bidi="pt_PT"/>
         </w:rPr>
-        <w:t xml:space="preserve"> Ninguém voltou para dar glória a Deus, a não ser este estrangeiro?".</w:t>
+        <w:t xml:space="preserve"> Ninguém voltou para dar glória a Deus, a não ser este estrangeiro?”.</w:t>
       </w:r>
     </w:p>
     <w:p>
@@ -16766,7 +16766,7 @@
         <w:rPr>
           <w:lang w:val="pt_PT" w:bidi="pt_PT"/>
         </w:rPr>
-        <w:t xml:space="preserve"> E disse ao homem: "Levante-se e vá. A sua fé o salvou".</w:t>
+        <w:t xml:space="preserve"> E disse ao homem: “Levante-se e vá. A sua fé o salvou”.</w:t>
       </w:r>
     </w:p>
     <w:p>
@@ -16787,7 +16787,7 @@
         <w:rPr>
           <w:lang w:val="pt_PT" w:bidi="pt_PT"/>
         </w:rPr>
-        <w:t xml:space="preserve"> Os fariseus perguntaram a Jesus quando viria o reino de Deus, e ele respondeu: "O reino de Deus não vem como algo que se possa ver.</w:t>
+        <w:t xml:space="preserve"> Os fariseus perguntaram a Jesus quando viria o reino de Deus, e ele respondeu: “O reino de Deus não vem como algo que se possa ver.</w:t>
       </w:r>
     </w:p>
     <w:p>
@@ -16808,7 +16808,7 @@
         <w:rPr>
           <w:lang w:val="pt_PT" w:bidi="pt_PT"/>
         </w:rPr>
-        <w:t xml:space="preserve"> Ninguém dirá: 'Vejam! Está aqui!' ou 'Vejam! Está ali!', pois o reino de Deus está entre vocês".</w:t>
+        <w:t xml:space="preserve"> Ninguém dirá: ‘Vejam! Está aqui!’ ou ‘Vejam! Está ali!’, pois o reino de Deus está entre vocês”.</w:t>
       </w:r>
     </w:p>
     <w:p>
@@ -16829,7 +16829,7 @@
         <w:rPr>
           <w:lang w:val="pt_PT" w:bidi="pt_PT"/>
         </w:rPr>
-        <w:t xml:space="preserve"> Em seguida, disse aos discípulos: "Virá o tempo em que vocês desejarão ver um dos dias do Filho do Homem, e não verão.</w:t>
+        <w:t xml:space="preserve"> Em seguida, disse aos discípulos: “Virá o tempo em que vocês desejarão ver um dos dias do Filho do Homem, e não verão.</w:t>
       </w:r>
     </w:p>
     <w:p>
@@ -16850,7 +16850,7 @@
         <w:rPr>
           <w:lang w:val="pt_PT" w:bidi="pt_PT"/>
         </w:rPr>
-        <w:t xml:space="preserve"> E lhes dirão: 'Vejam! Ele está aqui!' ou 'Vejam! Ele está ali!'. Não saiam para segui-los.</w:t>
+        <w:t xml:space="preserve"> E lhes dirão: ‘Vejam! Ele está aqui!’ ou ‘Vejam! Ele está ali!’. Não saiam para segui-los.</w:t>
       </w:r>
     </w:p>
     <w:p>
@@ -17102,7 +17102,7 @@
         <w:rPr>
           <w:lang w:val="pt_PT" w:bidi="pt_PT"/>
         </w:rPr>
-        <w:t xml:space="preserve"> Duas mulheres estarão moendo trigo juntas: uma será levada, e a outra será deixada".</w:t>
+        <w:t xml:space="preserve"> Duas mulheres estarão moendo trigo juntas: uma será levada, e a outra será deixada”.</w:t>
       </w:r>
     </w:p>
     <w:p>
@@ -17123,7 +17123,7 @@
         <w:rPr>
           <w:lang w:val="pt_PT" w:bidi="pt_PT"/>
         </w:rPr>
-        <w:t xml:space="preserve"> E perguntaram a Jesus: "Onde acontecerá isso, Senhor?". Ele respondeu: "Onde estiver o cadáver, ali os abutres se ajuntarão".</w:t>
+        <w:t xml:space="preserve"> E perguntaram a Jesus: “Onde acontecerá isso, Senhor?”. Ele respondeu: “Onde estiver o cadáver, ali os abutres se ajuntarão”.</w:t>
       </w:r>
     </w:p>
     <w:p>
@@ -17181,7 +17181,7 @@
         <w:rPr>
           <w:lang w:val="pt_PT" w:bidi="pt_PT"/>
         </w:rPr>
-        <w:t xml:space="preserve"> Ele disse: "Em certa cidade, havia um juiz que não temia a Deus nem respeitava ninguém.</w:t>
+        <w:t xml:space="preserve"> Ele disse: “Em certa cidade, havia um juiz que não temia a Deus nem respeitava ninguém.</w:t>
       </w:r>
     </w:p>
     <w:p>
@@ -17202,7 +17202,7 @@
         <w:rPr>
           <w:lang w:val="pt_PT" w:bidi="pt_PT"/>
         </w:rPr>
-        <w:t xml:space="preserve"> Havia também nessa cidade uma viúva que sempre o procurava, dizendo: 'Faça-me justiça contra o meu adversário'.</w:t>
+        <w:t xml:space="preserve"> Havia também nessa cidade uma viúva que sempre o procurava, dizendo: ‘Faça-me justiça contra o meu adversário’.</w:t>
       </w:r>
     </w:p>
     <w:p>
@@ -17223,7 +17223,7 @@
         <w:rPr>
           <w:lang w:val="pt_PT" w:bidi="pt_PT"/>
         </w:rPr>
-        <w:t xml:space="preserve"> Por muito tempo ele não quis atendê-la, mas depois disse para si mesmo: 'Eu não temo a Deus nem respeito ninguém,</w:t>
+        <w:t xml:space="preserve"> Por muito tempo ele não quis atendê-la, mas depois disse para si mesmo: ‘Eu não temo a Deus nem respeito ninguém,</w:t>
       </w:r>
     </w:p>
     <w:p>
@@ -17244,7 +17244,7 @@
         <w:rPr>
           <w:lang w:val="pt_PT" w:bidi="pt_PT"/>
         </w:rPr>
-        <w:t xml:space="preserve"> mas esta viúva está me incomodando. Eu lhe farei justiça, para que não continue a vir aqui me atormentar'".</w:t>
+        <w:t xml:space="preserve"> mas esta viúva está me incomodando. Eu lhe farei justiça, para que não continue a vir aqui me atormentar’”.</w:t>
       </w:r>
     </w:p>
     <w:p>
@@ -17265,7 +17265,7 @@
         <w:rPr>
           <w:lang w:val="pt_PT" w:bidi="pt_PT"/>
         </w:rPr>
-        <w:t xml:space="preserve"> E o Senhor disse: "Prestem atenção no que diz o juiz injusto.</w:t>
+        <w:t xml:space="preserve"> E o Senhor disse: “Prestem atenção no que diz o juiz injusto.</w:t>
       </w:r>
     </w:p>
     <w:p>
@@ -17307,7 +17307,7 @@
         <w:rPr>
           <w:lang w:val="pt_PT" w:bidi="pt_PT"/>
         </w:rPr>
-        <w:t xml:space="preserve"> Eu lhes digo que ele logo fará justiça aos escolhidos. Mas, quando o Filho do Homem vier, será que achará fé na terra?".</w:t>
+        <w:t xml:space="preserve"> Eu lhes digo que ele logo fará justiça aos escolhidos. Mas, quando o Filho do Homem vier, será que achará fé na terra?”.</w:t>
       </w:r>
     </w:p>
     <w:p>
@@ -17370,7 +17370,7 @@
         <w:rPr>
           <w:lang w:val="pt_PT" w:bidi="pt_PT"/>
         </w:rPr>
-        <w:t xml:space="preserve"> O fariseu, em pé, orava consigo mesmo, dizendo: 'Ó Deus, eu te agradeço porque não sou como os demais: ladrões, injustos, adúlteros, nem como este cobrador de impostos.</w:t>
+        <w:t xml:space="preserve"> O fariseu, em pé, orava consigo mesmo, dizendo: ‘Ó Deus, eu te agradeço porque não sou como os demais: ladrões, injustos, adúlteros, nem como este cobrador de impostos.</w:t>
       </w:r>
     </w:p>
     <w:p>
@@ -17391,7 +17391,7 @@
         <w:rPr>
           <w:lang w:val="pt_PT" w:bidi="pt_PT"/>
         </w:rPr>
-        <w:t xml:space="preserve"> Jejuo duas vezes por semana e dou a Deus o dízimo de tudo quanto ganho'.</w:t>
+        <w:t xml:space="preserve"> Jejuo duas vezes por semana e dou a Deus o dízimo de tudo quanto ganho’.</w:t>
       </w:r>
     </w:p>
     <w:p>
@@ -17412,7 +17412,7 @@
         <w:rPr>
           <w:lang w:val="pt_PT" w:bidi="pt_PT"/>
         </w:rPr>
-        <w:t xml:space="preserve"> O cobrador de impostos, porém, estando em pé de longe, não queria nem levantar os olhos para o céu. Batia no peito e exclamava: 'Ó Deus, tenha misericórdia de mim, um pecador!'.</w:t>
+        <w:t xml:space="preserve"> O cobrador de impostos, porém, estando em pé de longe, não queria nem levantar os olhos para o céu. Batia no peito e exclamava: ‘Ó Deus, tenha misericórdia de mim, um pecador!’.</w:t>
       </w:r>
     </w:p>
     <w:p>
@@ -17433,7 +17433,7 @@
         <w:rPr>
           <w:lang w:val="pt_PT" w:bidi="pt_PT"/>
         </w:rPr>
-        <w:t xml:space="preserve"> Eu lhes digo que este homem, e não o outro, voltou para casa considerado justo por Deus, porque quem se exalta será humilhado, e quem se humilha será exaltado".</w:t>
+        <w:t xml:space="preserve"> Eu lhes digo que este homem, e não o outro, voltou para casa considerado justo por Deus, porque quem se exalta será humilhado, e quem se humilha será exaltado”.</w:t>
       </w:r>
     </w:p>
     <w:p>
@@ -17475,7 +17475,7 @@
         <w:rPr>
           <w:lang w:val="pt_PT" w:bidi="pt_PT"/>
         </w:rPr>
-        <w:t xml:space="preserve"> Jesus, porém, chamou as crianças e disse: "Deixem que as crianças venham a mim e não as impeçam, porque delas é o reino de Deus.</w:t>
+        <w:t xml:space="preserve"> Jesus, porém, chamou as crianças e disse: “Deixem que as crianças venham a mim e não as impeçam, porque delas é o reino de Deus.</w:t>
       </w:r>
     </w:p>
     <w:p>
@@ -17496,7 +17496,7 @@
         <w:rPr>
           <w:lang w:val="pt_PT" w:bidi="pt_PT"/>
         </w:rPr>
-        <w:t xml:space="preserve"> Eu lhes digo a verdade: quem não receber o reino de Deus como uma criança nunca entrará nele".</w:t>
+        <w:t xml:space="preserve"> Eu lhes digo a verdade: quem não receber o reino de Deus como uma criança nunca entrará nele”.</w:t>
       </w:r>
     </w:p>
     <w:p>
@@ -17517,7 +17517,7 @@
         <w:rPr>
           <w:lang w:val="pt_PT" w:bidi="pt_PT"/>
         </w:rPr>
-        <w:t xml:space="preserve"> Um homem importante perguntou a Jesus: “Bom Mestre, o que devo fazer para herdar a vida eterna?".</w:t>
+        <w:t xml:space="preserve"> Um homem importante perguntou a Jesus: “Bom Mestre, o que devo fazer para herdar a vida eterna?”.</w:t>
       </w:r>
     </w:p>
     <w:p>
@@ -17538,7 +17538,7 @@
         <w:rPr>
           <w:lang w:val="pt_PT" w:bidi="pt_PT"/>
         </w:rPr>
-        <w:t xml:space="preserve"> "Por que você me chama de bom?", perguntou Jesus. "Não há ninguém bom, a não ser um, que é Deus.</w:t>
+        <w:t xml:space="preserve"> "Por que você me chama de bom?”, perguntou Jesus. “Não há ninguém bom, a não ser um, que é Deus.</w:t>
       </w:r>
     </w:p>
     <w:p>
@@ -17559,7 +17559,7 @@
         <w:rPr>
           <w:lang w:val="pt_PT" w:bidi="pt_PT"/>
         </w:rPr>
-        <w:t xml:space="preserve"> Você conhece os mandamentos: 'Não cometa adultério, não mate, não roube, não dê falso testemunho, honre seu pai e sua mãe'."</w:t>
+        <w:t xml:space="preserve"> Você conhece os mandamentos: ‘Não cometa adultério, não mate, não roube, não dê falso testemunho, honre seu pai e sua mãe’.”</w:t>
       </w:r>
     </w:p>
     <w:p>
@@ -17580,7 +17580,7 @@
         <w:rPr>
           <w:lang w:val="pt_PT" w:bidi="pt_PT"/>
         </w:rPr>
-        <w:t xml:space="preserve"> O homem afirmou: "Obedeço a todas essas coisas desde quando era jovem".</w:t>
+        <w:t xml:space="preserve"> O homem afirmou: “Obedeço a todas essas coisas desde quando era jovem”.</w:t>
       </w:r>
     </w:p>
     <w:p>
@@ -17601,7 +17601,7 @@
         <w:rPr>
           <w:lang w:val="pt_PT" w:bidi="pt_PT"/>
         </w:rPr>
-        <w:t xml:space="preserve"> Ouvindo isso, Jesus lhe disse: "Falta ainda uma coisa para você: venda tudo o que tem e dê o dinheiro aos pobres, e assim você terá um tesouro no céu. Depois, venha e siga-me".</w:t>
+        <w:t xml:space="preserve"> Ouvindo isso, Jesus lhe disse: “Falta ainda uma coisa para você: venda tudo o que tem e dê o dinheiro aos pobres, e assim você terá um tesouro no céu. Depois, venha e siga-me”.</w:t>
       </w:r>
     </w:p>
     <w:p>
@@ -17643,7 +17643,7 @@
         <w:rPr>
           <w:lang w:val="pt_PT" w:bidi="pt_PT"/>
         </w:rPr>
-        <w:t xml:space="preserve"> Vendo que o homem havia ficado triste, Jesus disse: "Como é difícil para os que têm riquezas entrar no reino de Deus!</w:t>
+        <w:t xml:space="preserve"> Vendo que o homem havia ficado triste, Jesus disse: “Como é difícil para os que têm riquezas entrar no reino de Deus!</w:t>
       </w:r>
     </w:p>
     <w:p>
@@ -17664,7 +17664,7 @@
         <w:rPr>
           <w:lang w:val="pt_PT" w:bidi="pt_PT"/>
         </w:rPr>
-        <w:t xml:space="preserve"> Pois é mais fácil um camelo passar pelo buraco da agulha do que um rico entrar no reino de Deus".</w:t>
+        <w:t xml:space="preserve"> Pois é mais fácil um camelo passar pelo buraco da agulha do que um rico entrar no reino de Deus”.</w:t>
       </w:r>
     </w:p>
     <w:p>
@@ -17685,7 +17685,7 @@
         <w:rPr>
           <w:lang w:val="pt_PT" w:bidi="pt_PT"/>
         </w:rPr>
-        <w:t xml:space="preserve"> E os que ouviram perguntaram: "Então quem pode ser salvo?".</w:t>
+        <w:t xml:space="preserve"> E os que ouviram perguntaram: “Então quem pode ser salvo?”.</w:t>
       </w:r>
     </w:p>
     <w:p>
@@ -17706,7 +17706,7 @@
         <w:rPr>
           <w:lang w:val="pt_PT" w:bidi="pt_PT"/>
         </w:rPr>
-        <w:t xml:space="preserve"> Jesus respondeu: "O que é impossível para os homens é possível para Deus".</w:t>
+        <w:t xml:space="preserve"> Jesus respondeu: “O que é impossível para os homens é possível para Deus”.</w:t>
       </w:r>
     </w:p>
     <w:p>
@@ -17727,7 +17727,7 @@
         <w:rPr>
           <w:lang w:val="pt_PT" w:bidi="pt_PT"/>
         </w:rPr>
-        <w:t xml:space="preserve"> Pedro disse: "Nós deixamos tudo o que tínhamos para segui-lo".</w:t>
+        <w:t xml:space="preserve"> Pedro disse: “Nós deixamos tudo o que tínhamos para segui-lo”.</w:t>
       </w:r>
     </w:p>
     <w:p>
@@ -17748,7 +17748,7 @@
         <w:rPr>
           <w:lang w:val="pt_PT" w:bidi="pt_PT"/>
         </w:rPr>
-        <w:t xml:space="preserve"> Jesus declarou: "Eu lhes asseguro que não há ninguém que tenha deixado casa, mulher, irmãos, pais ou filhos por causa do reino de Deus</w:t>
+        <w:t xml:space="preserve"> Jesus declarou: “Eu lhes asseguro que não há ninguém que tenha deixado casa, mulher, irmãos, pais ou filhos por causa do reino de Deus</w:t>
       </w:r>
     </w:p>
     <w:p>
@@ -17769,7 +17769,7 @@
         <w:rPr>
           <w:lang w:val="pt_PT" w:bidi="pt_PT"/>
         </w:rPr>
-        <w:t xml:space="preserve"> que não receba muitas vezes mais nesta vida e, no mundo por vir, a vida eterna".</w:t>
+        <w:t xml:space="preserve"> que não receba muitas vezes mais nesta vida e, no mundo por vir, a vida eterna”.</w:t>
       </w:r>
     </w:p>
     <w:p>
@@ -17790,7 +17790,7 @@
         <w:rPr>
           <w:lang w:val="pt_PT" w:bidi="pt_PT"/>
         </w:rPr>
-        <w:t xml:space="preserve"> Jesus chamou os doze à parte e disse: "Vejam! Estamos indo para Jerusalém, e tudo o que foi escrito pelos profetas sobre o Filho do Homem se cumprirá.</w:t>
+        <w:t xml:space="preserve"> Jesus chamou os doze à parte e disse: “Vejam! Estamos indo para Jerusalém, e tudo o que foi escrito pelos profetas sobre o Filho do Homem se cumprirá.</w:t>
       </w:r>
     </w:p>
     <w:p>
@@ -17832,7 +17832,7 @@
         <w:rPr>
           <w:lang w:val="pt_PT" w:bidi="pt_PT"/>
         </w:rPr>
-        <w:t xml:space="preserve"> e, depois de o açoitarem, irão matá-lo, mas, no terceiro dia, ele ressuscitará".</w:t>
+        <w:t xml:space="preserve"> e, depois de o açoitarem, irão matá-lo, mas, no terceiro dia, ele ressuscitará”.</w:t>
       </w:r>
     </w:p>
     <w:p>
@@ -17916,7 +17916,7 @@
         <w:rPr>
           <w:lang w:val="pt_PT" w:bidi="pt_PT"/>
         </w:rPr>
-        <w:t xml:space="preserve"> Responderam: "É Jesus de Nazaré que está passando".</w:t>
+        <w:t xml:space="preserve"> Responderam: “É Jesus de Nazaré que está passando”.</w:t>
       </w:r>
     </w:p>
     <w:p>
@@ -17937,7 +17937,7 @@
         <w:rPr>
           <w:lang w:val="pt_PT" w:bidi="pt_PT"/>
         </w:rPr>
-        <w:t xml:space="preserve"> Então ele começou a gritar: "Jesus, Filho de Davi, tenha compaixão de mim!".</w:t>
+        <w:t xml:space="preserve"> Então ele começou a gritar: “Jesus, Filho de Davi, tenha compaixão de mim!”.</w:t>
       </w:r>
     </w:p>
     <w:p>
@@ -17958,7 +17958,7 @@
         <w:rPr>
           <w:lang w:val="pt_PT" w:bidi="pt_PT"/>
         </w:rPr>
-        <w:t xml:space="preserve"> Os que iam na frente o repreendiam para que ficasse quieto, mas ele gritava ainda mais alto: "Filho de Davi, tenha compaixão de mim!".</w:t>
+        <w:t xml:space="preserve"> Os que iam na frente o repreendiam para que ficasse quieto, mas ele gritava ainda mais alto: “Filho de Davi, tenha compaixão de mim!”.</w:t>
       </w:r>
     </w:p>
     <w:p>
@@ -18000,7 +18000,7 @@
         <w:rPr>
           <w:lang w:val="pt_PT" w:bidi="pt_PT"/>
         </w:rPr>
-        <w:t xml:space="preserve"> "O que você quer que eu faça?". Ele respondeu: "Senhor, eu quero ver".</w:t>
+        <w:t xml:space="preserve"> "O que você quer que eu faça?”. Ele respondeu: “Senhor, eu quero ver”.</w:t>
       </w:r>
     </w:p>
     <w:p>
@@ -18021,7 +18021,7 @@
         <w:rPr>
           <w:lang w:val="pt_PT" w:bidi="pt_PT"/>
         </w:rPr>
-        <w:t xml:space="preserve"> Jesus declarou: "Veja novamente! A sua fé o salvou!".</w:t>
+        <w:t xml:space="preserve"> Jesus declarou: “Veja novamente! A sua fé o salvou!”.</w:t>
       </w:r>
     </w:p>
     <w:p>
@@ -18163,7 +18163,7 @@
         <w:rPr>
           <w:lang w:val="pt_PT" w:bidi="pt_PT"/>
         </w:rPr>
-        <w:t xml:space="preserve"> Quando Jesus chegou àquele lugar, olhou para cima e disse: "Zaqueu, desça depressa. Preciso ficar em sua casa hoje".</w:t>
+        <w:t xml:space="preserve"> Quando Jesus chegou àquele lugar, olhou para cima e disse: “Zaqueu, desça depressa. Preciso ficar em sua casa hoje”.</w:t>
       </w:r>
     </w:p>
     <w:p>
@@ -18205,7 +18205,7 @@
         <w:rPr>
           <w:lang w:val="pt_PT" w:bidi="pt_PT"/>
         </w:rPr>
-        <w:t xml:space="preserve"> Todos os que viram começaram a murmurar, dizendo: "Ele foi se hospedar na casa de um pecador!".</w:t>
+        <w:t xml:space="preserve"> Todos os que viram começaram a murmurar, dizendo: “Ele foi se hospedar na casa de um pecador!”.</w:t>
       </w:r>
     </w:p>
     <w:p>
@@ -18226,7 +18226,7 @@
         <w:rPr>
           <w:lang w:val="pt_PT" w:bidi="pt_PT"/>
         </w:rPr>
-        <w:t xml:space="preserve"> Zaqueu, porém, levantou-se e disse: "Senhor, estou dando metade dos meus bens aos pobres. E, se roubei alguém, devolverei quatro vezes mais".</w:t>
+        <w:t xml:space="preserve"> Zaqueu, porém, levantou-se e disse: “Senhor, estou dando metade dos meus bens aos pobres. E, se roubei alguém, devolverei quatro vezes mais”.</w:t>
       </w:r>
     </w:p>
     <w:p>
@@ -18247,7 +18247,7 @@
         <w:rPr>
           <w:lang w:val="pt_PT" w:bidi="pt_PT"/>
         </w:rPr>
-        <w:t xml:space="preserve"> Jesus declarou: "Hoje a salvação chegou a esta casa, porque este homem também é filho de Abraão.</w:t>
+        <w:t xml:space="preserve"> Jesus declarou: “Hoje a salvação chegou a esta casa, porque este homem também é filho de Abraão.</w:t>
       </w:r>
     </w:p>
     <w:p>
@@ -18268,7 +18268,7 @@
         <w:rPr>
           <w:lang w:val="pt_PT" w:bidi="pt_PT"/>
         </w:rPr>
-        <w:t xml:space="preserve"> Pois o Filho do Homem veio buscar e salvar quem estava perdido".</w:t>
+        <w:t xml:space="preserve"> Pois o Filho do Homem veio buscar e salvar quem estava perdido”.</w:t>
       </w:r>
     </w:p>
     <w:p>
@@ -18310,7 +18310,7 @@
         <w:rPr>
           <w:lang w:val="pt_PT" w:bidi="pt_PT"/>
         </w:rPr>
-        <w:t xml:space="preserve"> Então ele disse: "Um homem de nobre nascimento foi para uma terra distante a fim de tomar posse de um reino e voltar.</w:t>
+        <w:t xml:space="preserve"> Então ele disse: “Um homem de nobre nascimento foi para uma terra distante a fim de tomar posse de um reino e voltar.</w:t>
       </w:r>
     </w:p>
     <w:p>
@@ -18331,7 +18331,7 @@
         <w:rPr>
           <w:lang w:val="pt_PT" w:bidi="pt_PT"/>
         </w:rPr>
-        <w:t xml:space="preserve"> Chamou dez de seus servos, deu-lhes dez minasMina era uma unidade monetária grega equivalente a aproximadamente cem dias de trabalho." class="footnote-marker"&gt;1 e disse: 'Façam negócios até eu voltar'.</w:t>
+        <w:t xml:space="preserve"> Chamou dez de seus servos, deu-lhes dez minas e disse: ‘Façam negócios até eu voltar’.</w:t>
       </w:r>
     </w:p>
     <w:p>
@@ -18352,7 +18352,7 @@
         <w:rPr>
           <w:lang w:val="pt_PT" w:bidi="pt_PT"/>
         </w:rPr>
-        <w:t xml:space="preserve"> Seus concidadãos o odiavam e enviaram uma delegação atrás dele para dizer: 'Não queremos que este homem seja nosso rei'.</w:t>
+        <w:t xml:space="preserve"> Seus concidadãos o odiavam e enviaram uma delegação atrás dele para dizer: ‘Não queremos que este homem seja nosso rei’.</w:t>
       </w:r>
     </w:p>
     <w:p>
@@ -18394,7 +18394,7 @@
         <w:rPr>
           <w:lang w:val="pt_PT" w:bidi="pt_PT"/>
         </w:rPr>
-        <w:t xml:space="preserve"> O primeiro servo chegou e disse: 'Senhor, a sua mina rendeu dez'.</w:t>
+        <w:t xml:space="preserve"> O primeiro servo chegou e disse: ‘Senhor, a sua mina rendeu dez’.</w:t>
       </w:r>
     </w:p>
     <w:p>
@@ -18415,7 +18415,7 @@
         <w:rPr>
           <w:lang w:val="pt_PT" w:bidi="pt_PT"/>
         </w:rPr>
-        <w:t xml:space="preserve"> 'Muito bem!', disse ele. 'Você é um bom servo! Porque foi fiel no pouco, você terá autoridade sobre dez cidades'.</w:t>
+        <w:t xml:space="preserve"> 'Muito bem!’, disse ele. ‘Você é um bom servo! Porque foi fiel no pouco, você terá autoridade sobre dez cidades’.</w:t>
       </w:r>
     </w:p>
     <w:p>
@@ -18436,7 +18436,7 @@
         <w:rPr>
           <w:lang w:val="pt_PT" w:bidi="pt_PT"/>
         </w:rPr>
-        <w:t xml:space="preserve"> O segundo servo chegou e disse: 'Senhor, a sua mina rendeu cinco'.</w:t>
+        <w:t xml:space="preserve"> O segundo servo chegou e disse: ‘Senhor, a sua mina rendeu cinco’.</w:t>
       </w:r>
     </w:p>
     <w:p>
@@ -18457,7 +18457,7 @@
         <w:rPr>
           <w:lang w:val="pt_PT" w:bidi="pt_PT"/>
         </w:rPr>
-        <w:t xml:space="preserve"> E o seu senhor respondeu: 'Você terá autoridade sobre cinco cidades'.</w:t>
+        <w:t xml:space="preserve"> E o seu senhor respondeu: ‘Você terá autoridade sobre cinco cidades’.</w:t>
       </w:r>
     </w:p>
     <w:p>
@@ -18478,7 +18478,7 @@
         <w:rPr>
           <w:lang w:val="pt_PT" w:bidi="pt_PT"/>
         </w:rPr>
-        <w:t xml:space="preserve"> Chegou outro e disse: 'Senhor, aqui está a sua mina, que guardei enrolada num lenço.</w:t>
+        <w:t xml:space="preserve"> Chegou outro e disse: ‘Senhor, aqui está a sua mina, que guardei enrolada num lenço.</w:t>
       </w:r>
     </w:p>
     <w:p>
@@ -18499,7 +18499,7 @@
         <w:rPr>
           <w:lang w:val="pt_PT" w:bidi="pt_PT"/>
         </w:rPr>
-        <w:t xml:space="preserve"> Tive medo do senhor, pois é um homem severo. O senhor tira o que não é seu e colhe o que não plantou'.</w:t>
+        <w:t xml:space="preserve"> Tive medo do senhor, pois é um homem severo. O senhor tira o que não é seu e colhe o que não plantou’.</w:t>
       </w:r>
     </w:p>
     <w:p>
@@ -18520,7 +18520,7 @@
         <w:rPr>
           <w:lang w:val="pt_PT" w:bidi="pt_PT"/>
         </w:rPr>
-        <w:t xml:space="preserve"> O senhor disse: 'Servo mau, eu o julgo por suas próprias palavras. Você sabia que eu sou um homem severo, que tiro o que não é meu e colho o que não plantei.</w:t>
+        <w:t xml:space="preserve"> O senhor disse: ‘Servo mau, eu o julgo por suas próprias palavras. Você sabia que eu sou um homem severo, que tiro o que não é meu e colho o que não plantei.</w:t>
       </w:r>
     </w:p>
     <w:p>
@@ -18541,7 +18541,7 @@
         <w:rPr>
           <w:lang w:val="pt_PT" w:bidi="pt_PT"/>
         </w:rPr>
-        <w:t xml:space="preserve"> Por que não pôs meu dinheiro no banco? Ao voltar, eu o teria recebido com juros?'.</w:t>
+        <w:t xml:space="preserve"> Por que não pôs meu dinheiro no banco? Ao voltar, eu o teria recebido com juros?’.</w:t>
       </w:r>
     </w:p>
     <w:p>
@@ -18562,7 +18562,7 @@
         <w:rPr>
           <w:lang w:val="pt_PT" w:bidi="pt_PT"/>
         </w:rPr>
-        <w:t xml:space="preserve"> E disse aos que estavam ali: 'Tomem a mina dele e deem ao que tem dez'.</w:t>
+        <w:t xml:space="preserve"> E disse aos que estavam ali: ‘Tomem a mina dele e deem ao que tem dez’.</w:t>
       </w:r>
     </w:p>
     <w:p>
@@ -18583,7 +18583,7 @@
         <w:rPr>
           <w:lang w:val="pt_PT" w:bidi="pt_PT"/>
         </w:rPr>
-        <w:t xml:space="preserve"> 'Senhor, ele já tem dez minas!', disseram.</w:t>
+        <w:t xml:space="preserve"> 'Senhor, ele já tem dez minas!’, disseram.</w:t>
       </w:r>
     </w:p>
     <w:p>
@@ -18604,7 +18604,7 @@
         <w:rPr>
           <w:lang w:val="pt_PT" w:bidi="pt_PT"/>
         </w:rPr>
-        <w:t xml:space="preserve"> O senhor respondeu: 'Eu garanto a vocês: ao que tem será dado ainda mais; mas ao que não tem, até o que tem lhe será tirado.</w:t>
+        <w:t xml:space="preserve"> O senhor respondeu: ‘Eu garanto a vocês: ao que tem será dado ainda mais; mas ao que não tem, até o que tem lhe será tirado.</w:t>
       </w:r>
     </w:p>
     <w:p>
@@ -18625,7 +18625,7 @@
         <w:rPr>
           <w:lang w:val="pt_PT" w:bidi="pt_PT"/>
         </w:rPr>
-        <w:t xml:space="preserve"> Quanto aos meus inimigos, que não queriam que eu fosse o rei deles, tragam-nos aqui e os matem na minha frente!'".</w:t>
+        <w:t xml:space="preserve"> Quanto aos meus inimigos, que não queriam que eu fosse o rei deles, tragam-nos aqui e os matem na minha frente!’”.</w:t>
       </w:r>
     </w:p>
     <w:p>
@@ -18709,7 +18709,7 @@
         <w:rPr>
           <w:lang w:val="pt_PT" w:bidi="pt_PT"/>
         </w:rPr>
-        <w:t xml:space="preserve"> Se alguém perguntar: 'Por que vocês estão soltando esse animal?', digam que o Senhor precisa dele".</w:t>
+        <w:t xml:space="preserve"> Se alguém perguntar: ‘Por que vocês estão soltando esse animal?’, digam que o Senhor precisa dele”.</w:t>
       </w:r>
     </w:p>
     <w:p>
@@ -18751,7 +18751,7 @@
         <w:rPr>
           <w:lang w:val="pt_PT" w:bidi="pt_PT"/>
         </w:rPr>
-        <w:t xml:space="preserve"> Enquanto soltavam o jumentinho, os donos dele perguntaram: "Por que vocês estão soltando o animal?".</w:t>
+        <w:t xml:space="preserve"> Enquanto soltavam o jumentinho, os donos dele perguntaram: “Por que vocês estão soltando o animal?”.</w:t>
       </w:r>
     </w:p>
     <w:p>
@@ -18772,7 +18772,7 @@
         <w:rPr>
           <w:lang w:val="pt_PT" w:bidi="pt_PT"/>
         </w:rPr>
-        <w:t xml:space="preserve"> Os discípulos responderam: "O Senhor precisa dele".</w:t>
+        <w:t xml:space="preserve"> Os discípulos responderam: “O Senhor precisa dele”.</w:t>
       </w:r>
     </w:p>
     <w:p>
@@ -18856,7 +18856,7 @@
         <w:rPr>
           <w:lang w:val="pt_PT" w:bidi="pt_PT"/>
         </w:rPr>
-        <w:t xml:space="preserve"> dizendo: "Bendito é o Rei que vem em nome do Senhor! Paz no céu e glória nas alturas!".</w:t>
+        <w:t xml:space="preserve"> dizendo: “Bendito é o Rei que vem em nome do Senhor! Paz no céu e glória nas alturas!”.</w:t>
       </w:r>
     </w:p>
     <w:p>
@@ -18877,7 +18877,7 @@
         <w:rPr>
           <w:lang w:val="pt_PT" w:bidi="pt_PT"/>
         </w:rPr>
-        <w:t xml:space="preserve"> Alguns fariseus que estavam no meio da multidão disseram a Jesus: "Mestre, repreenda seus discípulos!".</w:t>
+        <w:t xml:space="preserve"> Alguns fariseus que estavam no meio da multidão disseram a Jesus: “Mestre, repreenda seus discípulos!”.</w:t>
       </w:r>
     </w:p>
     <w:p>
@@ -18898,7 +18898,7 @@
         <w:rPr>
           <w:lang w:val="pt_PT" w:bidi="pt_PT"/>
         </w:rPr>
-        <w:t xml:space="preserve"> Ele respondeu: "Eu lhes digo que, se eles se calarem, as pedras clamarão!".</w:t>
+        <w:t xml:space="preserve"> Ele respondeu: “Eu lhes digo que, se eles se calarem, as pedras clamarão!”.</w:t>
       </w:r>
     </w:p>
     <w:p>
@@ -18940,7 +18940,7 @@
         <w:rPr>
           <w:lang w:val="pt_PT" w:bidi="pt_PT"/>
         </w:rPr>
-        <w:t xml:space="preserve"> "Se você, Jerusalém, ainda hoje, soubesse o que lhe traz a paz! Mas agora isso está oculto aos seus olhos", disse ele.</w:t>
+        <w:t xml:space="preserve"> "Se você, Jerusalém, ainda hoje, soubesse o que lhe traz a paz! Mas agora isso está oculto aos seus olhos”, disse ele.</w:t>
       </w:r>
     </w:p>
     <w:p>
@@ -18982,7 +18982,7 @@
         <w:rPr>
           <w:lang w:val="pt_PT" w:bidi="pt_PT"/>
         </w:rPr>
-        <w:t xml:space="preserve"> Eles a derrubarão, você e seus filhos. Não deixarão pedra sobre pedra, porque você não reconheceu o tempo em que Deus veio visitá-la."</w:t>
+        <w:t xml:space="preserve"> Eles a derrubarão, você e seus filhos. Não deixarão pedra sobre pedra, porque você não reconheceu o tempo em que Deus veio visitá-la.”</w:t>
       </w:r>
     </w:p>
     <w:p>
@@ -19024,7 +19024,7 @@
         <w:rPr>
           <w:lang w:val="pt_PT" w:bidi="pt_PT"/>
         </w:rPr>
-        <w:t xml:space="preserve"> dizendo: "Está escrito: 'Minha casa será casa de oração', mas vocês a transformaram num covil de ladrões”.</w:t>
+        <w:t xml:space="preserve"> dizendo: “Está escrito: ‘Minha casa será casa de oração’, mas vocês a transformaram num covil de ladrões”.</w:t>
       </w:r>
     </w:p>
     <w:p>
@@ -19124,7 +19124,7 @@
         <w:rPr>
           <w:lang w:val="pt_PT" w:bidi="pt_PT"/>
         </w:rPr>
-        <w:t xml:space="preserve"> e lhe perguntaram: "Diga-nos com que autoridade você faz essas coisas? Quem lhe deu essa autoridade?".</w:t>
+        <w:t xml:space="preserve"> e lhe perguntaram: “Diga-nos com que autoridade você faz essas coisas? Quem lhe deu essa autoridade?”.</w:t>
       </w:r>
     </w:p>
     <w:p>
@@ -19145,7 +19145,7 @@
         <w:rPr>
           <w:lang w:val="pt_PT" w:bidi="pt_PT"/>
         </w:rPr>
-        <w:t xml:space="preserve"> Ele respondeu: "Eu também farei uma pergunta. Digam-me:</w:t>
+        <w:t xml:space="preserve"> Ele respondeu: “Eu também farei uma pergunta. Digam-me:</w:t>
       </w:r>
     </w:p>
     <w:p>
@@ -19166,7 +19166,7 @@
         <w:rPr>
           <w:lang w:val="pt_PT" w:bidi="pt_PT"/>
         </w:rPr>
-        <w:t xml:space="preserve"> O batismo de João era do céu ou dos homens?".</w:t>
+        <w:t xml:space="preserve"> O batismo de João era do céu ou dos homens?”.</w:t>
       </w:r>
     </w:p>
     <w:p>
@@ -19187,7 +19187,7 @@
         <w:rPr>
           <w:lang w:val="pt_PT" w:bidi="pt_PT"/>
         </w:rPr>
-        <w:t xml:space="preserve"> Eles, porém, começaram a discutir entre si: "Se dissermos que é do céu, ele dirá: 'Por que vocês não acreditaram nele'?</w:t>
+        <w:t xml:space="preserve"> Eles, porém, começaram a discutir entre si: “Se dissermos que é do céu, ele dirá: ‘Por que vocês não acreditaram nele’?</w:t>
       </w:r>
     </w:p>
     <w:p>
@@ -19208,7 +19208,7 @@
         <w:rPr>
           <w:lang w:val="pt_PT" w:bidi="pt_PT"/>
         </w:rPr>
-        <w:t xml:space="preserve"> Mas, se dissermos que é dos homens, todo o povo nos apedrejará, porque está convencido de que João era profeta".</w:t>
+        <w:t xml:space="preserve"> Mas, se dissermos que é dos homens, todo o povo nos apedrejará, porque está convencido de que João era profeta”.</w:t>
       </w:r>
     </w:p>
     <w:p>
@@ -19250,7 +19250,7 @@
         <w:rPr>
           <w:lang w:val="pt_PT" w:bidi="pt_PT"/>
         </w:rPr>
-        <w:t xml:space="preserve"> Jesus replicou: "Nem eu lhes digo com que autoridade faço essas coisas".</w:t>
+        <w:t xml:space="preserve"> Jesus replicou: “Nem eu lhes digo com que autoridade faço essas coisas”.</w:t>
       </w:r>
     </w:p>
     <w:p>
@@ -19271,7 +19271,7 @@
         <w:rPr>
           <w:lang w:val="pt_PT" w:bidi="pt_PT"/>
         </w:rPr>
-        <w:t xml:space="preserve"> Jesus, então, começou a contar ao povo esta parábola: "Um homem plantou uma vinha, a arrendou a alguns lavradores e ficou ausente por muito tempo.</w:t>
+        <w:t xml:space="preserve"> Jesus, então, começou a contar ao povo esta parábola: “Um homem plantou uma vinha, a arrendou a alguns lavradores e ficou ausente por muito tempo.</w:t>
       </w:r>
     </w:p>
     <w:p>
@@ -19355,7 +19355,7 @@
         <w:rPr>
           <w:lang w:val="pt_PT" w:bidi="pt_PT"/>
         </w:rPr>
-        <w:t xml:space="preserve"> Então o dono da vinha pensou: 'O que vou fazer? Já sei! Vou enviar meu filho amado. Quem sabe eles o respeitem'.</w:t>
+        <w:t xml:space="preserve"> Então o dono da vinha pensou: ‘O que vou fazer? Já sei! Vou enviar meu filho amado. Quem sabe eles o respeitem’.</w:t>
       </w:r>
     </w:p>
     <w:p>
@@ -19376,7 +19376,7 @@
         <w:rPr>
           <w:lang w:val="pt_PT" w:bidi="pt_PT"/>
         </w:rPr>
-        <w:t xml:space="preserve"> Mas, quando os lavradores viram o filho, começaram a discutir entre si: 'Este é o herdeiro. Vamos matá-lo para que a herança seja nossa'.</w:t>
+        <w:t xml:space="preserve"> Mas, quando os lavradores viram o filho, começaram a discutir entre si: ‘Este é o herdeiro. Vamos matá-lo para que a herança seja nossa’.</w:t>
       </w:r>
     </w:p>
     <w:p>
@@ -19418,7 +19418,7 @@
         <w:rPr>
           <w:lang w:val="pt_PT" w:bidi="pt_PT"/>
         </w:rPr>
-        <w:t xml:space="preserve"> Ele virá, matará aqueles lavradores e dará a vinha a outros". Os que o ouviam disseram: "Que isso não aconteça!".</w:t>
+        <w:t xml:space="preserve"> Ele virá, matará aqueles lavradores e dará a vinha a outros”. Os que o ouviam disseram: “Que isso não aconteça!”.</w:t>
       </w:r>
     </w:p>
     <w:p>
@@ -19439,7 +19439,7 @@
         <w:rPr>
           <w:lang w:val="pt_PT" w:bidi="pt_PT"/>
         </w:rPr>
-        <w:t xml:space="preserve"> Jesus, olhando bem para eles, perguntou: "Então, o que significa isto que está escrito: 'A pedra que os construtores rejeitaram acabou por se tornar a pedra angular'?</w:t>
+        <w:t xml:space="preserve"> Jesus, olhando bem para eles, perguntou: “Então, o que significa isto que está escrito: ‘A pedra que os construtores rejeitaram acabou por se tornar a pedra angular’?</w:t>
       </w:r>
     </w:p>
     <w:p>
@@ -19460,7 +19460,7 @@
         <w:rPr>
           <w:lang w:val="pt_PT" w:bidi="pt_PT"/>
         </w:rPr>
-        <w:t xml:space="preserve"> Quem cair sobre essa pedra será despedaçado; e aquele sobre quem ela cair será reduzido a pó".</w:t>
+        <w:t xml:space="preserve"> Quem cair sobre essa pedra será despedaçado; e aquele sobre quem ela cair será reduzido a pó”.</w:t>
       </w:r>
     </w:p>
     <w:p>
@@ -19523,7 +19523,7 @@
         <w:rPr>
           <w:lang w:val="pt_PT" w:bidi="pt_PT"/>
         </w:rPr>
-        <w:t xml:space="preserve"> Os espiões perguntaram a Jesus: "Mestre, sabemos que o senhor fala e ensina corretamente e não faz acepção de pessoas, mas ensina o caminho de Deus de acordo com a verdade.</w:t>
+        <w:t xml:space="preserve"> Os espiões perguntaram a Jesus: “Mestre, sabemos que o senhor fala e ensina corretamente e não faz acepção de pessoas, mas ensina o caminho de Deus de acordo com a verdade.</w:t>
       </w:r>
     </w:p>
     <w:p>
@@ -19544,7 +19544,7 @@
         <w:rPr>
           <w:lang w:val="pt_PT" w:bidi="pt_PT"/>
         </w:rPr>
-        <w:t xml:space="preserve"> É lícito que paguemos impostos a César ou não?".</w:t>
+        <w:t xml:space="preserve"> É lícito que paguemos impostos a César ou não?”.</w:t>
       </w:r>
     </w:p>
     <w:p>
@@ -19586,7 +19586,7 @@
         <w:rPr>
           <w:lang w:val="pt_PT" w:bidi="pt_PT"/>
         </w:rPr>
-        <w:t xml:space="preserve"> "Tragam-me um denário. De quem são a imagem e a inscrição gravadas nele?". Responderam: "De César".</w:t>
+        <w:t xml:space="preserve"> "Tragam-me um denário. De quem são a imagem e a inscrição gravadas nele?”. Responderam: “De César”.</w:t>
       </w:r>
     </w:p>
     <w:p>
@@ -19607,7 +19607,7 @@
         <w:rPr>
           <w:lang w:val="pt_PT" w:bidi="pt_PT"/>
         </w:rPr>
-        <w:t xml:space="preserve"> Ele respondeu: "Então, deem a César o que é de César, e a Deus o que é de Deus".</w:t>
+        <w:t xml:space="preserve"> Ele respondeu: “Então, deem a César o que é de César, e a Deus o que é de Deus”.</w:t>
       </w:r>
     </w:p>
     <w:p>
@@ -19775,7 +19775,7 @@
         <w:rPr>
           <w:lang w:val="pt_PT" w:bidi="pt_PT"/>
         </w:rPr>
-        <w:t xml:space="preserve"> Na ressurreição, de quem ela será esposa? Pois os sete irmãos se casaram com ela".</w:t>
+        <w:t xml:space="preserve"> Na ressurreição, de quem ela será esposa? Pois os sete irmãos se casaram com ela”.</w:t>
       </w:r>
     </w:p>
     <w:p>
@@ -19796,7 +19796,7 @@
         <w:rPr>
           <w:lang w:val="pt_PT" w:bidi="pt_PT"/>
         </w:rPr>
-        <w:t xml:space="preserve"> Jesus respondeu: "Os filhos desta era se casam e se dão em casamento,</w:t>
+        <w:t xml:space="preserve"> Jesus respondeu: “Os filhos desta era se casam e se dão em casamento,</w:t>
       </w:r>
     </w:p>
     <w:p>
@@ -19859,7 +19859,7 @@
         <w:rPr>
           <w:lang w:val="pt_PT" w:bidi="pt_PT"/>
         </w:rPr>
-        <w:t xml:space="preserve"> Que os mortos ressuscitam, isso Moisés também mostrou na passagem da sarça, quando chama o Senhor de 'Deus de Abraão, Deus de Isaque e Deus de Jacó'.</w:t>
+        <w:t xml:space="preserve"> Que os mortos ressuscitam, isso Moisés também mostrou na passagem da sarça, quando chama o Senhor de ‘Deus de Abraão, Deus de Isaque e Deus de Jacó’.</w:t>
       </w:r>
     </w:p>
     <w:p>
@@ -19880,7 +19880,7 @@
         <w:rPr>
           <w:lang w:val="pt_PT" w:bidi="pt_PT"/>
         </w:rPr>
-        <w:t xml:space="preserve"> Deus, porém, não é Deus dos mortos, mas dos vivos, pois todos vivem para ele".</w:t>
+        <w:t xml:space="preserve"> Deus, porém, não é Deus dos mortos, mas dos vivos, pois todos vivem para ele”.</w:t>
       </w:r>
     </w:p>
     <w:p>
@@ -19901,7 +19901,7 @@
         <w:rPr>
           <w:lang w:val="pt_PT" w:bidi="pt_PT"/>
         </w:rPr>
-        <w:t xml:space="preserve"> Alguns mestres da lei disseram: "Mestre, o senhor disse bem!".</w:t>
+        <w:t xml:space="preserve"> Alguns mestres da lei disseram: “Mestre, o senhor disse bem!”.</w:t>
       </w:r>
     </w:p>
     <w:p>
@@ -19943,7 +19943,7 @@
         <w:rPr>
           <w:lang w:val="pt_PT" w:bidi="pt_PT"/>
         </w:rPr>
-        <w:t xml:space="preserve"> Então ele perguntou: "Por que se diz que o Cristo é filho de Davi?</w:t>
+        <w:t xml:space="preserve"> Então ele perguntou: “Por que se diz que o Cristo é filho de Davi?</w:t>
       </w:r>
     </w:p>
     <w:p>
@@ -19964,7 +19964,7 @@
         <w:rPr>
           <w:lang w:val="pt_PT" w:bidi="pt_PT"/>
         </w:rPr>
-        <w:t xml:space="preserve"> O próprio Davi diz no livro de Salmos: 'O Senhor disse ao meu Senhor: Sente-se à minha direita</w:t>
+        <w:t xml:space="preserve"> O próprio Davi diz no livro de Salmos: ‘O Senhor disse ao meu Senhor: Sente-se à minha direita</w:t>
       </w:r>
     </w:p>
     <w:p>
@@ -19985,7 +19985,7 @@
         <w:rPr>
           <w:lang w:val="pt_PT" w:bidi="pt_PT"/>
         </w:rPr>
-        <w:t xml:space="preserve"> até que eu ponha seus inimigos debaixo de seus pés'.</w:t>
+        <w:t xml:space="preserve"> até que eu ponha seus inimigos debaixo de seus pés’.</w:t>
       </w:r>
     </w:p>
     <w:p>
@@ -20006,7 +20006,7 @@
         <w:rPr>
           <w:lang w:val="pt_PT" w:bidi="pt_PT"/>
         </w:rPr>
-        <w:t xml:space="preserve"> Portanto, Davi o chama de Senhor; como o Messias pode ser filho de Davi?".</w:t>
+        <w:t xml:space="preserve"> Portanto, Davi o chama de Senhor; como o Messias pode ser filho de Davi?”.</w:t>
       </w:r>
     </w:p>
     <w:p>
@@ -20069,7 +20069,7 @@
         <w:rPr>
           <w:lang w:val="pt_PT" w:bidi="pt_PT"/>
         </w:rPr>
-        <w:t xml:space="preserve"> No entanto, devoram os bens das viúvas e, para disfarçar, fazem longas orações. Eles sofrerão castigo muito mais severo".</w:t>
+        <w:t xml:space="preserve"> No entanto, devoram os bens das viúvas e, para disfarçar, fazem longas orações. Eles sofrerão castigo muito mais severo”.</w:t>
       </w:r>
     </w:p>
     <w:p>
@@ -20127,7 +20127,7 @@
         <w:rPr>
           <w:lang w:val="pt_PT" w:bidi="pt_PT"/>
         </w:rPr>
-        <w:t xml:space="preserve"> Viu também uma viúva pobre que ali depositava duas moedinhas de pouco valor.O texto original em grego diz leptos. O lepto era uma pequena moeda de cobre judaica, a de menor valor em circulação na época de Jesus. Valia aproximadamente 1/128 de um denário ou cerca de seis minutos da remuneração diária média de um trabalhador. Por ser moeda judaica, era aceita nas ofertas do templo. " class="footnote-marker"&gt;1</w:t>
+        <w:t xml:space="preserve"> Viu também uma viúva pobre que ali depositava duas moedinhas de pouco valor.</w:t>
       </w:r>
     </w:p>
     <w:p>
@@ -20148,7 +20148,7 @@
         <w:rPr>
           <w:lang w:val="pt_PT" w:bidi="pt_PT"/>
         </w:rPr>
-        <w:t xml:space="preserve"> E ele disse: "Eu lhes afirmo que esta viúva pobre depositou mais do que todos os outros.</w:t>
+        <w:t xml:space="preserve"> E ele disse: “Eu lhes afirmo que esta viúva pobre depositou mais do que todos os outros.</w:t>
       </w:r>
     </w:p>
     <w:p>
@@ -20169,7 +20169,7 @@
         <w:rPr>
           <w:lang w:val="pt_PT" w:bidi="pt_PT"/>
         </w:rPr>
-        <w:t xml:space="preserve"> Pois todos os outros deram do que lhes sobrava; ela, porém, de sua pobreza deu tudo o que tinha para viver".</w:t>
+        <w:t xml:space="preserve"> Pois todos os outros deram do que lhes sobrava; ela, porém, de sua pobreza deu tudo o que tinha para viver”.</w:t>
       </w:r>
     </w:p>
     <w:p>
@@ -20211,7 +20211,7 @@
         <w:rPr>
           <w:lang w:val="pt_PT" w:bidi="pt_PT"/>
         </w:rPr>
-        <w:t xml:space="preserve"> "Quanto a estas coisas que vocês estão vendo, chegarão dias em que não ficará pedra sobre pedra que não seja derrubada".</w:t>
+        <w:t xml:space="preserve"> "Quanto a estas coisas que vocês estão vendo, chegarão dias em que não ficará pedra sobre pedra que não seja derrubada”.</w:t>
       </w:r>
     </w:p>
     <w:p>
@@ -20232,7 +20232,7 @@
         <w:rPr>
           <w:lang w:val="pt_PT" w:bidi="pt_PT"/>
         </w:rPr>
-        <w:t xml:space="preserve"> Então eles perguntaram: "Mestre, quando estas coisas acontecerão? E qual será o sinal de que estão para acontecer?".</w:t>
+        <w:t xml:space="preserve"> Então eles perguntaram: “Mestre, quando estas coisas acontecerão? E qual será o sinal de que estão para acontecer?”.</w:t>
       </w:r>
     </w:p>
     <w:p>
@@ -20253,7 +20253,7 @@
         <w:rPr>
           <w:lang w:val="pt_PT" w:bidi="pt_PT"/>
         </w:rPr>
-        <w:t xml:space="preserve"> Jesus respondeu: “Cuidado para que não sejam enganados, pois muitos virão em meu nome, dizendo: 'Eu sou o Messias' e 'Já chegou a hora'. Não vão atrás deles.</w:t>
+        <w:t xml:space="preserve"> Jesus respondeu: “Cuidado para que não sejam enganados, pois muitos virão em meu nome, dizendo: ‘Eu sou o Messias’ e ‘Já chegou a hora’. Não vão atrás deles.</w:t>
       </w:r>
     </w:p>
     <w:p>
@@ -20274,7 +20274,7 @@
         <w:rPr>
           <w:lang w:val="pt_PT" w:bidi="pt_PT"/>
         </w:rPr>
-        <w:t xml:space="preserve"> Quando ouvirem falar de guerras e revoltas, não se assustem; pois é necessário que essas coisas aconteçam primeiro, mas não será logo o fim".</w:t>
+        <w:t xml:space="preserve"> Quando ouvirem falar de guerras e revoltas, não se assustem; pois é necessário que essas coisas aconteçam primeiro, mas não será logo o fim”.</w:t>
       </w:r>
     </w:p>
     <w:p>
@@ -20295,7 +20295,7 @@
         <w:rPr>
           <w:lang w:val="pt_PT" w:bidi="pt_PT"/>
         </w:rPr>
-        <w:t xml:space="preserve"> Então lhes disse: "Nação se levantará contra nação, e reino contra reino.</w:t>
+        <w:t xml:space="preserve"> Então lhes disse: “Nação se levantará contra nação, e reino contra reino.</w:t>
       </w:r>
     </w:p>
     <w:p>
@@ -20673,7 +20673,7 @@
         <w:rPr>
           <w:lang w:val="pt_PT" w:bidi="pt_PT"/>
         </w:rPr>
-        <w:t xml:space="preserve"> Quando estas coisas começarem a acontecer, levantem-se e ergam a cabeça, pois sua salvação estará próxima".</w:t>
+        <w:t xml:space="preserve"> Quando estas coisas começarem a acontecer, levantem-se e ergam a cabeça, pois sua salvação estará próxima”.</w:t>
       </w:r>
     </w:p>
     <w:p>
@@ -20694,7 +20694,7 @@
         <w:rPr>
           <w:lang w:val="pt_PT" w:bidi="pt_PT"/>
         </w:rPr>
-        <w:t xml:space="preserve"> Então Jesus contou uma parábola: "Olhem para a figueira e para todas as árvores.</w:t>
+        <w:t xml:space="preserve"> Então Jesus contou uma parábola: “Olhem para a figueira e para todas as árvores.</w:t>
       </w:r>
     </w:p>
     <w:p>
@@ -20841,7 +20841,7 @@
         <w:rPr>
           <w:lang w:val="pt_PT" w:bidi="pt_PT"/>
         </w:rPr>
-        <w:t xml:space="preserve"> Estejam vigilantes, orando o tempo todo, para que possam escapar de tudo o que está por vir e permanecer em pé diante do Filho do Homem".</w:t>
+        <w:t xml:space="preserve"> Estejam vigilantes, orando o tempo todo, para que possam escapar de tudo o que está por vir e permanecer em pé diante do Filho do Homem”.</w:t>
       </w:r>
     </w:p>
     <w:p>
@@ -21067,7 +21067,7 @@
         <w:rPr>
           <w:lang w:val="pt_PT" w:bidi="pt_PT"/>
         </w:rPr>
-        <w:t xml:space="preserve"> Jesus enviou Pedro e João, e disse: "Vão preparar a refeição da Páscoa para que a comamos".</w:t>
+        <w:t xml:space="preserve"> Jesus enviou Pedro e João, e disse: “Vão preparar a refeição da Páscoa para que a comamos”.</w:t>
       </w:r>
     </w:p>
     <w:p>
@@ -21088,7 +21088,7 @@
         <w:rPr>
           <w:lang w:val="pt_PT" w:bidi="pt_PT"/>
         </w:rPr>
-        <w:t xml:space="preserve"> Eles perguntaram: "Senhor, onde quer que a preparemos?".</w:t>
+        <w:t xml:space="preserve"> Eles perguntaram: “Senhor, onde quer que a preparemos?”.</w:t>
       </w:r>
     </w:p>
     <w:p>
@@ -21109,7 +21109,7 @@
         <w:rPr>
           <w:lang w:val="pt_PT" w:bidi="pt_PT"/>
         </w:rPr>
-        <w:t xml:space="preserve"> Jesus respondeu: "Quando entrarem na cidade, vocês encontrarão um homem carregando um pote de água. Sigam-no até a casa em que ele entrar.</w:t>
+        <w:t xml:space="preserve"> Jesus respondeu: “Quando entrarem na cidade, vocês encontrarão um homem carregando um pote de água. Sigam-no até a casa em que ele entrar.</w:t>
       </w:r>
     </w:p>
     <w:p>
@@ -21130,7 +21130,7 @@
         <w:rPr>
           <w:lang w:val="pt_PT" w:bidi="pt_PT"/>
         </w:rPr>
-        <w:t xml:space="preserve"> E digam ao dono da casa: 'O Mestre pergunta: Onde fica o aposento em que farei a refeição da Páscoa com meus discípulos?'.</w:t>
+        <w:t xml:space="preserve"> E digam ao dono da casa: ‘O Mestre pergunta: Onde fica o aposento em que farei a refeição da Páscoa com meus discípulos?’.</w:t>
       </w:r>
     </w:p>
     <w:p>
@@ -21151,7 +21151,7 @@
         <w:rPr>
           <w:lang w:val="pt_PT" w:bidi="pt_PT"/>
         </w:rPr>
-        <w:t xml:space="preserve"> Ele lhes mostrará uma sala grande no andar superior, que já está mobiliada. Façam ali os preparativos".</w:t>
+        <w:t xml:space="preserve"> Ele lhes mostrará uma sala grande no andar superior, que já está mobiliada. Façam ali os preparativos”.</w:t>
       </w:r>
     </w:p>
     <w:p>
@@ -21214,7 +21214,7 @@
         <w:rPr>
           <w:lang w:val="pt_PT" w:bidi="pt_PT"/>
         </w:rPr>
-        <w:t xml:space="preserve"> E ele disse: "Como desejei comer esta refeição de Páscoa com vocês antes de sofrer!</w:t>
+        <w:t xml:space="preserve"> E ele disse: “Como desejei comer esta refeição de Páscoa com vocês antes de sofrer!</w:t>
       </w:r>
     </w:p>
     <w:p>
@@ -21235,7 +21235,7 @@
         <w:rPr>
           <w:lang w:val="pt_PT" w:bidi="pt_PT"/>
         </w:rPr>
-        <w:t xml:space="preserve"> Pois lhes digo que não a farei novamente até que se cumpra no reino de Deus".</w:t>
+        <w:t xml:space="preserve"> Pois lhes digo que não a farei novamente até que se cumpra no reino de Deus”.</w:t>
       </w:r>
     </w:p>
     <w:p>
@@ -21256,7 +21256,7 @@
         <w:rPr>
           <w:lang w:val="pt_PT" w:bidi="pt_PT"/>
         </w:rPr>
-        <w:t xml:space="preserve"> E, tomando um cálice, deu graças e disse: "Tomem isto e repartam entre vocês.</w:t>
+        <w:t xml:space="preserve"> E, tomando um cálice, deu graças e disse: “Tomem isto e repartam entre vocês.</w:t>
       </w:r>
     </w:p>
     <w:p>
@@ -21277,7 +21277,7 @@
         <w:rPr>
           <w:lang w:val="pt_PT" w:bidi="pt_PT"/>
         </w:rPr>
-        <w:t xml:space="preserve"> Pois eu lhes digo que não mais beberei do fruto da videira até que venha o reino de Deus".</w:t>
+        <w:t xml:space="preserve"> Pois eu lhes digo que não mais beberei do fruto da videira até que venha o reino de Deus”.</w:t>
       </w:r>
     </w:p>
     <w:p>
@@ -21298,7 +21298,7 @@
         <w:rPr>
           <w:lang w:val="pt_PT" w:bidi="pt_PT"/>
         </w:rPr>
-        <w:t xml:space="preserve"> E, pegando o pão, deu graças, partiu-o e deu aos discípulos, dizendo: "Este é o meu corpo, que é dado por vocês. Façam isto em memória de mim".</w:t>
+        <w:t xml:space="preserve"> E, pegando o pão, deu graças, partiu-o e deu aos discípulos, dizendo: “Este é o meu corpo, que é dado por vocês. Façam isto em memória de mim”.</w:t>
       </w:r>
     </w:p>
     <w:p>
@@ -21319,7 +21319,7 @@
         <w:rPr>
           <w:lang w:val="pt_PT" w:bidi="pt_PT"/>
         </w:rPr>
-        <w:t xml:space="preserve"> Do mesmo modo, pegou também o cálice, depois de terem comido, dizendo: "Este é o cálice da nova aliança no meu sangue, que é derramado por vocês.</w:t>
+        <w:t xml:space="preserve"> Do mesmo modo, pegou também o cálice, depois de terem comido, dizendo: “Este é o cálice da nova aliança no meu sangue, que é derramado por vocês.</w:t>
       </w:r>
     </w:p>
     <w:p>
@@ -21361,7 +21361,7 @@
         <w:rPr>
           <w:lang w:val="pt_PT" w:bidi="pt_PT"/>
         </w:rPr>
-        <w:t xml:space="preserve"> O Filho do Homem vai morrer como já foi determinado, mas ai daquele por quem ele é traido!".</w:t>
+        <w:t xml:space="preserve"> O Filho do Homem vai morrer como já foi determinado, mas ai daquele por quem ele é traido!”.</w:t>
       </w:r>
     </w:p>
     <w:p>
@@ -21424,7 +21424,7 @@
         <w:rPr>
           <w:lang w:val="pt_PT" w:bidi="pt_PT"/>
         </w:rPr>
-        <w:t xml:space="preserve"> Jesus, porém, lhes disse: "Os reis das nações dominam sobre elas, e os que exercem autoridade sobre elas são chamados benfeitores.</w:t>
+        <w:t xml:space="preserve"> Jesus, porém, lhes disse: “Os reis das nações dominam sobre elas, e os que exercem autoridade sobre elas são chamados benfeitores.</w:t>
       </w:r>
     </w:p>
     <w:p>
@@ -21550,7 +21550,7 @@
         <w:rPr>
           <w:lang w:val="pt_PT" w:bidi="pt_PT"/>
         </w:rPr>
-        <w:t xml:space="preserve"> Então, o Senhor disse: "Simão, Simão, veja só: Satanás pediu para peneirá-los como trigo.</w:t>
+        <w:t xml:space="preserve"> Então, o Senhor disse: “Simão, Simão, veja só: Satanás pediu para peneirá-los como trigo.</w:t>
       </w:r>
     </w:p>
     <w:p>
@@ -21571,7 +21571,7 @@
         <w:rPr>
           <w:lang w:val="pt_PT" w:bidi="pt_PT"/>
         </w:rPr>
-        <w:t xml:space="preserve"> Mas roguei por você, para que sua fé não desfaleça. E, quando você se converter, fortaleça seus irmãos".</w:t>
+        <w:t xml:space="preserve"> Mas roguei por você, para que sua fé não desfaleça. E, quando você se converter, fortaleça seus irmãos”.</w:t>
       </w:r>
     </w:p>
     <w:p>
@@ -21592,7 +21592,7 @@
         <w:rPr>
           <w:lang w:val="pt_PT" w:bidi="pt_PT"/>
         </w:rPr>
-        <w:t xml:space="preserve"> "Estou pronto para ir com o senhor tanto para a prisão como para a morte", disse ele.</w:t>
+        <w:t xml:space="preserve"> "Estou pronto para ir com o senhor tanto para a prisão como para a morte”, disse ele.</w:t>
       </w:r>
     </w:p>
     <w:p>
@@ -21613,7 +21613,7 @@
         <w:rPr>
           <w:lang w:val="pt_PT" w:bidi="pt_PT"/>
         </w:rPr>
-        <w:t xml:space="preserve"> Jesus respondeu: "Pedro, direi uma coisa a você: antes que o galo cante, você negará três vezes que me conhece".</w:t>
+        <w:t xml:space="preserve"> Jesus respondeu: “Pedro, direi uma coisa a você: antes que o galo cante, você negará três vezes que me conhece”.</w:t>
       </w:r>
     </w:p>
     <w:p>
@@ -21634,7 +21634,7 @@
         <w:rPr>
           <w:lang w:val="pt_PT" w:bidi="pt_PT"/>
         </w:rPr>
-        <w:t xml:space="preserve"> E lhes perguntou: "Quando eu os enviei sem bolsa, sem sacola e sem sandálias, por acaso faltou alguma coisa a vocês?". Eles responderam: "Nada".</w:t>
+        <w:t xml:space="preserve"> E lhes perguntou: “Quando eu os enviei sem bolsa, sem sacola e sem sandálias, por acaso faltou alguma coisa a vocês?”. Eles responderam: “Nada”.</w:t>
       </w:r>
     </w:p>
     <w:p>
@@ -21655,7 +21655,7 @@
         <w:rPr>
           <w:lang w:val="pt_PT" w:bidi="pt_PT"/>
         </w:rPr>
-        <w:t xml:space="preserve"> Então lhes disse: "Mas agora, quem tem bolsa, pegue-a, e também a sacola; e quem não tem espada, venda a sua capa e compre uma.</w:t>
+        <w:t xml:space="preserve"> Então lhes disse: “Mas agora, quem tem bolsa, pegue-a, e também a sacola; e quem não tem espada, venda a sua capa e compre uma.</w:t>
       </w:r>
     </w:p>
     <w:p>
@@ -21676,7 +21676,7 @@
         <w:rPr>
           <w:lang w:val="pt_PT" w:bidi="pt_PT"/>
         </w:rPr>
-        <w:t xml:space="preserve"> Pois lhes digo que é necessário que se cumpra em mim o que está escrito: 'Ele foi contado com os transgressores'. Porque tudo o que diz respeito a mim tem seu cumprimento".</w:t>
+        <w:t xml:space="preserve"> Pois lhes digo que é necessário que se cumpra em mim o que está escrito: ‘Ele foi contado com os transgressores’. Porque tudo o que diz respeito a mim tem seu cumprimento”.</w:t>
       </w:r>
     </w:p>
     <w:p>
@@ -21697,7 +21697,7 @@
         <w:rPr>
           <w:lang w:val="pt_PT" w:bidi="pt_PT"/>
         </w:rPr>
-        <w:t xml:space="preserve"> Eles disseram: "Senhor, aqui estão duas espadas". Ele respondeu: "Basta!".</w:t>
+        <w:t xml:space="preserve"> Eles disseram: “Senhor, aqui estão duas espadas”. Ele respondeu: “Basta!”.</w:t>
       </w:r>
     </w:p>
     <w:p>
@@ -21739,7 +21739,7 @@
         <w:rPr>
           <w:lang w:val="pt_PT" w:bidi="pt_PT"/>
         </w:rPr>
-        <w:t xml:space="preserve"> Quando chegaram ao lugar, disse-lhes: "Orem para que não entrem em tentação".</w:t>
+        <w:t xml:space="preserve"> Quando chegaram ao lugar, disse-lhes: “Orem para que não entrem em tentação”.</w:t>
       </w:r>
     </w:p>
     <w:p>
@@ -21781,7 +21781,7 @@
         <w:rPr>
           <w:lang w:val="pt_PT" w:bidi="pt_PT"/>
         </w:rPr>
-        <w:t xml:space="preserve"> "Pai, se é do teu agrado, afasta de mim este cálice; contudo, não seja feita a minha vontade, mas a tua".</w:t>
+        <w:t xml:space="preserve"> "Pai, se é do teu agrado, afasta de mim este cálice; contudo, não seja feita a minha vontade, mas a tua”.</w:t>
       </w:r>
     </w:p>
     <w:p>
@@ -21865,7 +21865,7 @@
         <w:rPr>
           <w:lang w:val="pt_PT" w:bidi="pt_PT"/>
         </w:rPr>
-        <w:t xml:space="preserve"> "Por que vocês estão dormindo?", perguntou. "Levantem-se e orem para que não entrem em tentação."</w:t>
+        <w:t xml:space="preserve"> "Por que vocês estão dormindo?”, perguntou. “Levantem-se e orem para que não entrem em tentação.”</w:t>
       </w:r>
     </w:p>
     <w:p>
@@ -21907,7 +21907,7 @@
         <w:rPr>
           <w:lang w:val="pt_PT" w:bidi="pt_PT"/>
         </w:rPr>
-        <w:t xml:space="preserve"> Então Jesus lhe perguntou: "Judas, é com um beijo que você trai o Filho do Homem?".</w:t>
+        <w:t xml:space="preserve"> Então Jesus lhe perguntou: “Judas, é com um beijo que você trai o Filho do Homem?”.</w:t>
       </w:r>
     </w:p>
     <w:p>
@@ -21928,7 +21928,7 @@
         <w:rPr>
           <w:lang w:val="pt_PT" w:bidi="pt_PT"/>
         </w:rPr>
-        <w:t xml:space="preserve"> Os que estavam ao redor de Jesus viram o que estava para acontecer e perguntaram: "Senhor, devemos atacar com as espadas?".</w:t>
+        <w:t xml:space="preserve"> Os que estavam ao redor de Jesus viram o que estava para acontecer e perguntaram: “Senhor, devemos atacar com as espadas?”.</w:t>
       </w:r>
     </w:p>
     <w:p>
@@ -21970,7 +21970,7 @@
         <w:rPr>
           <w:lang w:val="pt_PT" w:bidi="pt_PT"/>
         </w:rPr>
-        <w:t xml:space="preserve"> Jesus ordenou: "Basta! Parem com isso!", e, tocando na orelha do homem, o curou.</w:t>
+        <w:t xml:space="preserve"> Jesus ordenou: “Basta! Parem com isso!”, e, tocando na orelha do homem, o curou.</w:t>
       </w:r>
     </w:p>
     <w:p>
@@ -21991,7 +21991,7 @@
         <w:rPr>
           <w:lang w:val="pt_PT" w:bidi="pt_PT"/>
         </w:rPr>
-        <w:t xml:space="preserve"> Em seguida, dirigiu-se aos principais sacerdotes, aos oficiais da guarda do templo e aos líderes do povo que tinham vindo para prendê-lo: "Por que vieram com espadas e pedaços de pau como se eu fosse um bandido?</w:t>
+        <w:t xml:space="preserve"> Em seguida, dirigiu-se aos principais sacerdotes, aos oficiais da guarda do templo e aos líderes do povo que tinham vindo para prendê-lo: “Por que vieram com espadas e pedaços de pau como se eu fosse um bandido?</w:t>
       </w:r>
     </w:p>
     <w:p>
@@ -22012,7 +22012,7 @@
         <w:rPr>
           <w:lang w:val="pt_PT" w:bidi="pt_PT"/>
         </w:rPr>
-        <w:t xml:space="preserve"> Estive todos os dias com vocês no templo, e vocês não estenderam a mão contra mim. Mas esta é a hora de vocês e o poder das trevas".</w:t>
+        <w:t xml:space="preserve"> Estive todos os dias com vocês no templo, e vocês não estenderam a mão contra mim. Mas esta é a hora de vocês e o poder das trevas”.</w:t>
       </w:r>
     </w:p>
     <w:p>
@@ -22075,7 +22075,7 @@
         <w:rPr>
           <w:lang w:val="pt_PT" w:bidi="pt_PT"/>
         </w:rPr>
-        <w:t xml:space="preserve"> Uma serva o viu sentado perto da fogueira e, olhando bem para ele, disse: "Este homem também estava com Jesus!".</w:t>
+        <w:t xml:space="preserve"> Uma serva o viu sentado perto da fogueira e, olhando bem para ele, disse: “Este homem também estava com Jesus!”.</w:t>
       </w:r>
     </w:p>
     <w:p>
@@ -22096,7 +22096,7 @@
         <w:rPr>
           <w:lang w:val="pt_PT" w:bidi="pt_PT"/>
         </w:rPr>
-        <w:t xml:space="preserve"> Pedro negou: "Mulher, eu não o conheço!".</w:t>
+        <w:t xml:space="preserve"> Pedro negou: “Mulher, eu não o conheço!”.</w:t>
       </w:r>
     </w:p>
     <w:p>
@@ -22117,7 +22117,7 @@
         <w:rPr>
           <w:lang w:val="pt_PT" w:bidi="pt_PT"/>
         </w:rPr>
-        <w:t xml:space="preserve"> Pouco depois, outro o viu e disse: "Você também é um deles". Pedro, porém, respondeu: "Não, eu não sou".</w:t>
+        <w:t xml:space="preserve"> Pouco depois, outro o viu e disse: “Você também é um deles”. Pedro, porém, respondeu: “Não, eu não sou”.</w:t>
       </w:r>
     </w:p>
     <w:p>
@@ -22138,7 +22138,7 @@
         <w:rPr>
           <w:lang w:val="pt_PT" w:bidi="pt_PT"/>
         </w:rPr>
-        <w:t xml:space="preserve"> Cerca de uma hora depois, outro homem afirmou: "Com certeza este também estava com Jesus, pois também é galileu".</w:t>
+        <w:t xml:space="preserve"> Cerca de uma hora depois, outro homem afirmou: “Com certeza este também estava com Jesus, pois também é galileu”.</w:t>
       </w:r>
     </w:p>
     <w:p>
@@ -22159,7 +22159,7 @@
         <w:rPr>
           <w:lang w:val="pt_PT" w:bidi="pt_PT"/>
         </w:rPr>
-        <w:t xml:space="preserve"> E Pedro disse: "Homem, eu não sei do que você está falando!". E imediatamente, enquanto ele ainda falava, o galo cantou.</w:t>
+        <w:t xml:space="preserve"> E Pedro disse: “Homem, eu não sei do que você está falando!”. E imediatamente, enquanto ele ainda falava, o galo cantou.</w:t>
       </w:r>
     </w:p>
     <w:p>
@@ -22180,7 +22180,7 @@
         <w:rPr>
           <w:lang w:val="pt_PT" w:bidi="pt_PT"/>
         </w:rPr>
-        <w:t xml:space="preserve"> Então o Senhor se voltou e olhou para Pedro; e Pedro se lembrou do que o Senhor lhe tinha dito: "Antes que o galo cante hoje, você me negará três vezes".</w:t>
+        <w:t xml:space="preserve"> Então o Senhor se voltou e olhou para Pedro; e Pedro se lembrou do que o Senhor lhe tinha dito: “Antes que o galo cante hoje, você me negará três vezes”.</w:t>
       </w:r>
     </w:p>
     <w:p>
@@ -22243,7 +22243,7 @@
         <w:rPr>
           <w:lang w:val="pt_PT" w:bidi="pt_PT"/>
         </w:rPr>
-        <w:t xml:space="preserve"> pondo uma venda em seus olhos, diziam: "Profetize para nós! Quem foi que bateu em você?".</w:t>
+        <w:t xml:space="preserve"> pondo uma venda em seus olhos, diziam: “Profetize para nós! Quem foi que bateu em você?”.</w:t>
       </w:r>
     </w:p>
     <w:p>
@@ -22306,7 +22306,7 @@
         <w:rPr>
           <w:lang w:val="pt_PT" w:bidi="pt_PT"/>
         </w:rPr>
-        <w:t xml:space="preserve"> "Se você é o Cristo, diga-nos", disseram eles. Jesus, porém, respondeu: "Se eu disser que sou, vocês não vão acreditar.</w:t>
+        <w:t xml:space="preserve"> "Se você é o Cristo, diga-nos”, disseram eles. Jesus, porém, respondeu: “Se eu disser que sou, vocês não vão acreditar.</w:t>
       </w:r>
     </w:p>
     <w:p>
@@ -22348,7 +22348,7 @@
         <w:rPr>
           <w:lang w:val="pt_PT" w:bidi="pt_PT"/>
         </w:rPr>
-        <w:t xml:space="preserve"> Mas, de agora em diante, o Filho do Homem estará sentado à direita do Deus Poderoso".</w:t>
+        <w:t xml:space="preserve"> Mas, de agora em diante, o Filho do Homem estará sentado à direita do Deus Poderoso”.</w:t>
       </w:r>
     </w:p>
     <w:p>
@@ -22369,7 +22369,7 @@
         <w:rPr>
           <w:lang w:val="pt_PT" w:bidi="pt_PT"/>
         </w:rPr>
-        <w:t xml:space="preserve"> Todos perguntaram: "Então você é o Filho de Deus?". Jesus respondeu: "São vocês que estão dizendo que eu sou".</w:t>
+        <w:t xml:space="preserve"> Todos perguntaram: “Então você é o Filho de Deus?”. Jesus respondeu: “São vocês que estão dizendo que eu sou”.</w:t>
       </w:r>
     </w:p>
     <w:p>
@@ -22390,7 +22390,7 @@
         <w:rPr>
           <w:lang w:val="pt_PT" w:bidi="pt_PT"/>
         </w:rPr>
-        <w:t xml:space="preserve"> Eles disseram: "Por que ainda precisamos de testemunhas? Pois nós mesmos o ouvimos de seus próprios lábios".</w:t>
+        <w:t xml:space="preserve"> Eles disseram: “Por que ainda precisamos de testemunhas? Pois nós mesmos o ouvimos de seus próprios lábios”.</w:t>
       </w:r>
     </w:p>
     <w:p>
@@ -22448,7 +22448,7 @@
         <w:rPr>
           <w:lang w:val="pt_PT" w:bidi="pt_PT"/>
         </w:rPr>
-        <w:t xml:space="preserve"> E ali eles começaram a acusá-lo: "Encontramos este homem subvertendo o nosso povo, proibindo o pagamento de imposto a César e dizendo ser ele o Cristo, um rei".</w:t>
+        <w:t xml:space="preserve"> E ali eles começaram a acusá-lo: “Encontramos este homem subvertendo o nosso povo, proibindo o pagamento de imposto a César e dizendo ser ele o Cristo, um rei”.</w:t>
       </w:r>
     </w:p>
     <w:p>
@@ -22469,7 +22469,7 @@
         <w:rPr>
           <w:lang w:val="pt_PT" w:bidi="pt_PT"/>
         </w:rPr>
-        <w:t xml:space="preserve"> Pilatos perguntou a Jesus: "Você é o rei dos judeus?". Ele respondeu: "É como você diz".</w:t>
+        <w:t xml:space="preserve"> Pilatos perguntou a Jesus: “Você é o rei dos judeus?”. Ele respondeu: “É como você diz”.</w:t>
       </w:r>
     </w:p>
     <w:p>
@@ -22490,7 +22490,7 @@
         <w:rPr>
           <w:lang w:val="pt_PT" w:bidi="pt_PT"/>
         </w:rPr>
-        <w:t xml:space="preserve"> Então Pilatos disse aos principais sacerdotes e à multidão: "Não vejo nenhum motivo para acusar este homem".</w:t>
+        <w:t xml:space="preserve"> Então Pilatos disse aos principais sacerdotes e à multidão: “Não vejo nenhum motivo para acusar este homem”.</w:t>
       </w:r>
     </w:p>
     <w:p>
@@ -22511,7 +22511,7 @@
         <w:rPr>
           <w:lang w:val="pt_PT" w:bidi="pt_PT"/>
         </w:rPr>
-        <w:t xml:space="preserve"> Mas eles insistiam, dizendo: "Ele incita o povo com seus ensinamentos por toda a Judeia. Começou na Galileia e chegou até aqui".</w:t>
+        <w:t xml:space="preserve"> Mas eles insistiam, dizendo: “Ele incita o povo com seus ensinamentos por toda a Judeia. Começou na Galileia e chegou até aqui”.</w:t>
       </w:r>
     </w:p>
     <w:p>
@@ -22700,7 +22700,7 @@
         <w:rPr>
           <w:lang w:val="pt_PT" w:bidi="pt_PT"/>
         </w:rPr>
-        <w:t xml:space="preserve"> e disse: "Vocês me trouxeram este homem acusando-o de incitar o povo. Vejam só, interrogando-o diante de vocês, nada encontrei para justificar as acusações que fazem contra ele.</w:t>
+        <w:t xml:space="preserve"> e disse: “Vocês me trouxeram este homem acusando-o de incitar o povo. Vejam só, interrogando-o diante de vocês, nada encontrei para justificar as acusações que fazem contra ele.</w:t>
       </w:r>
     </w:p>
     <w:p>
@@ -22763,7 +22763,7 @@
         <w:rPr>
           <w:lang w:val="pt_PT" w:bidi="pt_PT"/>
         </w:rPr>
-        <w:t xml:space="preserve"> Toda a multidão, porém, gritava: "Mate este homem! Solte Barrabás para nós!".</w:t>
+        <w:t xml:space="preserve"> Toda a multidão, porém, gritava: “Mate este homem! Solte Barrabás para nós!”.</w:t>
       </w:r>
     </w:p>
     <w:p>
@@ -22826,7 +22826,7 @@
         <w:rPr>
           <w:lang w:val="pt_PT" w:bidi="pt_PT"/>
         </w:rPr>
-        <w:t xml:space="preserve"> Mas eles continuaram a gritar: "Crucifique-o! Crucifique-o!".</w:t>
+        <w:t xml:space="preserve"> Mas eles continuaram a gritar: “Crucifique-o! Crucifique-o!”.</w:t>
       </w:r>
     </w:p>
     <w:p>
@@ -22847,7 +22847,7 @@
         <w:rPr>
           <w:lang w:val="pt_PT" w:bidi="pt_PT"/>
         </w:rPr>
-        <w:t xml:space="preserve"> Pela terceira vez, ele lhes disse: "Que mal este homem fez? Não encontrei motivo para condená-lo à morte. Mandarei que seja açoitado e depois o soltarei".</w:t>
+        <w:t xml:space="preserve"> Pela terceira vez, ele lhes disse: “Que mal este homem fez? Não encontrei motivo para condená-lo à morte. Mandarei que seja açoitado e depois o soltarei”.</w:t>
       </w:r>
     </w:p>
     <w:p>
@@ -22973,7 +22973,7 @@
         <w:rPr>
           <w:lang w:val="pt_PT" w:bidi="pt_PT"/>
         </w:rPr>
-        <w:t xml:space="preserve"> Jesus voltou-se para elas e disse: "Filhas de Jerusalém, não chorem por mim, mas por vocês mesmas e por seus filhos.</w:t>
+        <w:t xml:space="preserve"> Jesus voltou-se para elas e disse: “Filhas de Jerusalém, não chorem por mim, mas por vocês mesmas e por seus filhos.</w:t>
       </w:r>
     </w:p>
     <w:p>
@@ -22994,7 +22994,7 @@
         <w:rPr>
           <w:lang w:val="pt_PT" w:bidi="pt_PT"/>
         </w:rPr>
-        <w:t xml:space="preserve"> Pois chegará o tempo em que dirão: 'Bem-aventuradas as estéreis, os ventres que não geraram e os seios que não amamentaram'.</w:t>
+        <w:t xml:space="preserve"> Pois chegará o tempo em que dirão: ‘Bem-aventuradas as estéreis, os ventres que não geraram e os seios que não amamentaram’.</w:t>
       </w:r>
     </w:p>
     <w:p>
@@ -23015,7 +23015,7 @@
         <w:rPr>
           <w:lang w:val="pt_PT" w:bidi="pt_PT"/>
         </w:rPr>
-        <w:t xml:space="preserve"> Então começarão a dizer aos montes: 'Caiam em cima de nós!', e às colinas: 'Cubram-nos!'.</w:t>
+        <w:t xml:space="preserve"> Então começarão a dizer aos montes: ‘Caiam em cima de nós!’, e às colinas: ‘Cubram-nos!’.</w:t>
       </w:r>
     </w:p>
     <w:p>
@@ -23036,7 +23036,7 @@
         <w:rPr>
           <w:lang w:val="pt_PT" w:bidi="pt_PT"/>
         </w:rPr>
-        <w:t xml:space="preserve"> Porque, se fazem essas coisas com a lenha verde, o que acontecerá quando ela estiver seca?".</w:t>
+        <w:t xml:space="preserve"> Porque, se fazem essas coisas com a lenha verde, o que acontecerá quando ela estiver seca?”.</w:t>
       </w:r>
     </w:p>
     <w:p>
@@ -23099,7 +23099,7 @@
         <w:rPr>
           <w:lang w:val="pt_PT" w:bidi="pt_PT"/>
         </w:rPr>
-        <w:t xml:space="preserve"> E Jesus dizia: "Pai, perdoa-lhes, pois não sabem o que fazem". E, enquanto os soldados repartiam as roupas dele, lançaram sortes.</w:t>
+        <w:t xml:space="preserve"> E Jesus dizia: “Pai, perdoa-lhes, pois não sabem o que fazem”. E, enquanto os soldados repartiam as roupas dele, lançaram sortes.</w:t>
       </w:r>
     </w:p>
     <w:p>
@@ -23120,7 +23120,7 @@
         <w:rPr>
           <w:lang w:val="pt_PT" w:bidi="pt_PT"/>
         </w:rPr>
-        <w:t xml:space="preserve"> O povo estava ali, observando, e as autoridades zombavam dele: "Salvou os outros, que salve a si mesmo, se é o Cristo, o Escolhido de Deus".</w:t>
+        <w:t xml:space="preserve"> O povo estava ali, observando, e as autoridades zombavam dele: “Salvou os outros, que salve a si mesmo, se é o Cristo, o Escolhido de Deus”.</w:t>
       </w:r>
     </w:p>
     <w:p>
@@ -23162,7 +23162,7 @@
         <w:rPr>
           <w:lang w:val="pt_PT" w:bidi="pt_PT"/>
         </w:rPr>
-        <w:t xml:space="preserve"> "Se você é o rei dos judeus, salve a si mesmo!", diziam.</w:t>
+        <w:t xml:space="preserve"> "Se você é o rei dos judeus, salve a si mesmo!”, diziam.</w:t>
       </w:r>
     </w:p>
     <w:p>
@@ -23183,7 +23183,7 @@
         <w:rPr>
           <w:lang w:val="pt_PT" w:bidi="pt_PT"/>
         </w:rPr>
-        <w:t xml:space="preserve"> Havia também uma tabuleta acima dele, que dizia: "ESTE É O REI DOS JUDEUS".</w:t>
+        <w:t xml:space="preserve"> Havia também uma tabuleta acima dele, que dizia: “ESTE É O REI DOS JUDEUS”.</w:t>
       </w:r>
     </w:p>
     <w:p>
@@ -23204,7 +23204,7 @@
         <w:rPr>
           <w:lang w:val="pt_PT" w:bidi="pt_PT"/>
         </w:rPr>
-        <w:t xml:space="preserve"> Um dos malfeitores crucificados insultava Jesus: "Você não é o Cristo? Salve a si mesmo e a nós!".</w:t>
+        <w:t xml:space="preserve"> Um dos malfeitores crucificados insultava Jesus: “Você não é o Cristo? Salve a si mesmo e a nós!”.</w:t>
       </w:r>
     </w:p>
     <w:p>
@@ -23225,7 +23225,7 @@
         <w:rPr>
           <w:lang w:val="pt_PT" w:bidi="pt_PT"/>
         </w:rPr>
-        <w:t xml:space="preserve"> Mas o outro o repreendeu: "Você nem mesmo teme a Deus, já que está sob a mesma sentença?</w:t>
+        <w:t xml:space="preserve"> Mas o outro o repreendeu: “Você nem mesmo teme a Deus, já que está sob a mesma sentença?</w:t>
       </w:r>
     </w:p>
     <w:p>
@@ -23246,7 +23246,7 @@
         <w:rPr>
           <w:lang w:val="pt_PT" w:bidi="pt_PT"/>
         </w:rPr>
-        <w:t xml:space="preserve"> Nós estamos recebendo justamente o que merecemos pelo que fizemos, mas este homem não cometeu nenhum mal".</w:t>
+        <w:t xml:space="preserve"> Nós estamos recebendo justamente o que merecemos pelo que fizemos, mas este homem não cometeu nenhum mal”.</w:t>
       </w:r>
     </w:p>
     <w:p>
@@ -23267,7 +23267,7 @@
         <w:rPr>
           <w:lang w:val="pt_PT" w:bidi="pt_PT"/>
         </w:rPr>
-        <w:t xml:space="preserve"> E disse: "Jesus, lembre-se de mim quando vier no seu reino".</w:t>
+        <w:t xml:space="preserve"> E disse: “Jesus, lembre-se de mim quando vier no seu reino”.</w:t>
       </w:r>
     </w:p>
     <w:p>
@@ -23288,7 +23288,7 @@
         <w:rPr>
           <w:lang w:val="pt_PT" w:bidi="pt_PT"/>
         </w:rPr>
-        <w:t xml:space="preserve"> E Jesus lhe disse: "Eu lhe asseguro que hoje você estará comigo no paraíso".</w:t>
+        <w:t xml:space="preserve"> E Jesus lhe disse: “Eu lhe asseguro que hoje você estará comigo no paraíso”.</w:t>
       </w:r>
     </w:p>
     <w:p>
@@ -23351,7 +23351,7 @@
         <w:rPr>
           <w:lang w:val="pt_PT" w:bidi="pt_PT"/>
         </w:rPr>
-        <w:t xml:space="preserve"> Então Jesus clamou em alta voz: "Pai, em tuas mãos entrego meu espírito". E, depois de dizer isso, expirou.</w:t>
+        <w:t xml:space="preserve"> Então Jesus clamou em alta voz: “Pai, em tuas mãos entrego meu espírito”. E, depois de dizer isso, expirou.</w:t>
       </w:r>
     </w:p>
     <w:p>
@@ -23372,7 +23372,7 @@
         <w:rPr>
           <w:lang w:val="pt_PT" w:bidi="pt_PT"/>
         </w:rPr>
-        <w:t xml:space="preserve"> Quando o centurião viu o que tinha acontecido, glorificou a Deus e disse: "Na verdade, este homem era justo".</w:t>
+        <w:t xml:space="preserve"> Quando o centurião viu o que tinha acontecido, glorificou a Deus e disse: “Na verdade, este homem era justo”.</w:t>
       </w:r>
     </w:p>
     <w:p>
@@ -23682,7 +23682,7 @@
         <w:rPr>
           <w:lang w:val="pt_PT" w:bidi="pt_PT"/>
         </w:rPr>
-        <w:t xml:space="preserve"> Com muito medo, elas baixaram o rosto para o chão, e os homens perguntaram: "Por que vocês estão procurando entre os mortos aquele que está vivo?</w:t>
+        <w:t xml:space="preserve"> Com muito medo, elas baixaram o rosto para o chão, e os homens perguntaram: “Por que vocês estão procurando entre os mortos aquele que está vivo?</w:t>
       </w:r>
     </w:p>
     <w:p>
@@ -23724,7 +23724,7 @@
         <w:rPr>
           <w:lang w:val="pt_PT" w:bidi="pt_PT"/>
         </w:rPr>
-        <w:t xml:space="preserve"> 'O Filho do Homem deve ser entregue nas mãos de pecadores, ser crucificado e ressuscitar no terceiro dia'".</w:t>
+        <w:t xml:space="preserve"> 'O Filho do Homem deve ser entregue nas mãos de pecadores, ser crucificado e ressuscitar no terceiro dia’”.</w:t>
       </w:r>
     </w:p>
     <w:p>
@@ -23850,7 +23850,7 @@
         <w:rPr>
           <w:lang w:val="pt_PT" w:bidi="pt_PT"/>
         </w:rPr>
-        <w:t xml:space="preserve"> Naquele mesmo dia, dois seguidores de Jesus iam para um povoado chamado Emaús, que ficava a onze quilômetrosO grego diz 60 estádios. O termo estádio vem da pista de corrida (stadion) usada nos jogos gregos, que media aproximadamente 600 pés gregos. Cada pé grego equivalia a 0,308 metros. Portanto, um estádio correspondia a cerca de 185 metros." class="footnote-marker"&gt;1 de Jerusalém.</w:t>
+        <w:t xml:space="preserve"> Naquele mesmo dia, dois seguidores de Jesus iam para um povoado chamado Emaús, que ficava a onze quilômetros de Jerusalém.</w:t>
       </w:r>
     </w:p>
     <w:p>
@@ -23934,7 +23934,7 @@
         <w:rPr>
           <w:lang w:val="pt_PT" w:bidi="pt_PT"/>
         </w:rPr>
-        <w:t xml:space="preserve"> "Sobre o que vocês estão conversando enquanto caminham?", perguntou. E eles pararam, entristecidos.</w:t>
+        <w:t xml:space="preserve"> "Sobre o que vocês estão conversando enquanto caminham?”, perguntou. E eles pararam, entristecidos.</w:t>
       </w:r>
     </w:p>
     <w:p>
@@ -23955,7 +23955,7 @@
         <w:rPr>
           <w:lang w:val="pt_PT" w:bidi="pt_PT"/>
         </w:rPr>
-        <w:t xml:space="preserve"> Um deles, chamado Cleopas, perguntou: "Você é o único peregrino em Jerusalém que não sabe o que aconteceu lá nestes últimos dias?".</w:t>
+        <w:t xml:space="preserve"> Um deles, chamado Cleopas, perguntou: “Você é o único peregrino em Jerusalém que não sabe o que aconteceu lá nestes últimos dias?”.</w:t>
       </w:r>
     </w:p>
     <w:p>
@@ -23976,7 +23976,7 @@
         <w:rPr>
           <w:lang w:val="pt_PT" w:bidi="pt_PT"/>
         </w:rPr>
-        <w:t xml:space="preserve"> "O que foi?", perguntou Jesus. "As coisas que aconteceram com Jesus de Nazaré", responderam. "Ele era profeta, poderoso em obras e palavras diante de Deus e de todo o povo.</w:t>
+        <w:t xml:space="preserve"> "O que foi?”, perguntou Jesus. “As coisas que aconteceram com Jesus de Nazaré”, responderam. “Ele era profeta, poderoso em obras e palavras diante de Deus e de todo o povo.</w:t>
       </w:r>
     </w:p>
     <w:p>
@@ -24081,7 +24081,7 @@
         <w:rPr>
           <w:lang w:val="pt_PT" w:bidi="pt_PT"/>
         </w:rPr>
-        <w:t xml:space="preserve"> Alguns dos nossos foram ao túmulo e encontraram tudo como as mulheres haviam dito, mas não viram Jesus."</w:t>
+        <w:t xml:space="preserve"> Alguns dos nossos foram ao túmulo e encontraram tudo como as mulheres haviam dito, mas não viram Jesus.”</w:t>
       </w:r>
     </w:p>
     <w:p>
@@ -24102,7 +24102,7 @@
         <w:rPr>
           <w:lang w:val="pt_PT" w:bidi="pt_PT"/>
         </w:rPr>
-        <w:t xml:space="preserve"> Então Jesus lhes disse: "Como vocês são insensatos! Como demoram para crer em tudo o que os profetas falaram!</w:t>
+        <w:t xml:space="preserve"> Então Jesus lhes disse: “Como vocês são insensatos! Como demoram para crer em tudo o que os profetas falaram!</w:t>
       </w:r>
     </w:p>
     <w:p>
@@ -24123,7 +24123,7 @@
         <w:rPr>
           <w:lang w:val="pt_PT" w:bidi="pt_PT"/>
         </w:rPr>
-        <w:t xml:space="preserve"> O Cristo não tinha de sofrer essas coisas e depois entrar em sua glória?".</w:t>
+        <w:t xml:space="preserve"> O Cristo não tinha de sofrer essas coisas e depois entrar em sua glória?”.</w:t>
       </w:r>
     </w:p>
     <w:p>
@@ -24186,7 +24186,7 @@
         <w:rPr>
           <w:lang w:val="pt_PT" w:bidi="pt_PT"/>
         </w:rPr>
-        <w:t xml:space="preserve"> E os dois insistiram com ele, dizendo: "Fique conosco, pois já é tarde e o dia está quase terminando". E Jesus entrou para ficar com eles.</w:t>
+        <w:t xml:space="preserve"> E os dois insistiram com ele, dizendo: “Fique conosco, pois já é tarde e o dia está quase terminando”. E Jesus entrou para ficar com eles.</w:t>
       </w:r>
     </w:p>
     <w:p>
@@ -24249,7 +24249,7 @@
         <w:rPr>
           <w:lang w:val="pt_PT" w:bidi="pt_PT"/>
         </w:rPr>
-        <w:t xml:space="preserve"> Perguntaram um ao outro: "Por acaso, nosso coração não estava ardendo enquanto ele nos falava na estrada e nos explicava as Escrituras?".</w:t>
+        <w:t xml:space="preserve"> Perguntaram um ao outro: “Por acaso, nosso coração não estava ardendo enquanto ele nos falava na estrada e nos explicava as Escrituras?”.</w:t>
       </w:r>
     </w:p>
     <w:p>
@@ -24291,7 +24291,7 @@
         <w:rPr>
           <w:lang w:val="pt_PT" w:bidi="pt_PT"/>
         </w:rPr>
-        <w:t xml:space="preserve"> que lhes disseram: "É verdade! O Senhor ressuscitou e apareceu a Simão!".</w:t>
+        <w:t xml:space="preserve"> que lhes disseram: “É verdade! O Senhor ressuscitou e apareceu a Simão!”.</w:t>
       </w:r>
     </w:p>
     <w:p>
@@ -24333,7 +24333,7 @@
         <w:rPr>
           <w:lang w:val="pt_PT" w:bidi="pt_PT"/>
         </w:rPr>
-        <w:t xml:space="preserve"> E, enquanto falavam essas coisas, o próprio Jesus se pôs no meio deles e disse: "Que a paz esteja com vocês!".</w:t>
+        <w:t xml:space="preserve"> E, enquanto falavam essas coisas, o próprio Jesus se pôs no meio deles e disse: “Que a paz esteja com vocês!”.</w:t>
       </w:r>
     </w:p>
     <w:p>
@@ -24375,7 +24375,7 @@
         <w:rPr>
           <w:lang w:val="pt_PT" w:bidi="pt_PT"/>
         </w:rPr>
-        <w:t xml:space="preserve"> Jesus perguntou: "Por que estão perturbados e por que duvidam no coração de vocês?</w:t>
+        <w:t xml:space="preserve"> Jesus perguntou: “Por que estão perturbados e por que duvidam no coração de vocês?</w:t>
       </w:r>
     </w:p>
     <w:p>
@@ -24396,7 +24396,7 @@
         <w:rPr>
           <w:lang w:val="pt_PT" w:bidi="pt_PT"/>
         </w:rPr>
-        <w:t xml:space="preserve"> Vejam as minhas mãos e os meus pés. Sou eu mesmo! Toquem em mim e vejam, pois um espírito não tem carne nem ossos, como estão vendo que eu tenho".</w:t>
+        <w:t xml:space="preserve"> Vejam as minhas mãos e os meus pés. Sou eu mesmo! Toquem em mim e vejam, pois um espírito não tem carne nem ossos, como estão vendo que eu tenho”.</w:t>
       </w:r>
     </w:p>
     <w:p>
@@ -24438,7 +24438,7 @@
         <w:rPr>
           <w:lang w:val="pt_PT" w:bidi="pt_PT"/>
         </w:rPr>
-        <w:t xml:space="preserve"> E por não acreditarem ainda, mesmo estando cheios de alegria e admirados, ele perguntou: "Vocês têm alguma coisa para comer aqui?".</w:t>
+        <w:t xml:space="preserve"> E por não acreditarem ainda, mesmo estando cheios de alegria e admirados, ele perguntou: “Vocês têm alguma coisa para comer aqui?”.</w:t>
       </w:r>
     </w:p>
     <w:p>
@@ -24501,7 +24501,7 @@
         <w:rPr>
           <w:lang w:val="pt_PT" w:bidi="pt_PT"/>
         </w:rPr>
-        <w:t xml:space="preserve"> E Jesus disse: "Foi isto que eu lhes falei enquanto ainda estava com vocês: era necessário que se cumprisse tudo o que está escrito a meu respeito na Lei de Moisés, nos Profetas e nos Salmos".</w:t>
+        <w:t xml:space="preserve"> E Jesus disse: “Foi isto que eu lhes falei enquanto ainda estava com vocês: era necessário que se cumprisse tudo o que está escrito a meu respeito na Lei de Moisés, nos Profetas e nos Salmos”.</w:t>
       </w:r>
     </w:p>
     <w:p>
@@ -24543,7 +24543,7 @@
         <w:rPr>
           <w:lang w:val="pt_PT" w:bidi="pt_PT"/>
         </w:rPr>
-        <w:t xml:space="preserve"> E disse: "Está escrito que o Cristo tinha de sofrer e ressuscitar dos mortos no terceiro dia,</w:t>
+        <w:t xml:space="preserve"> E disse: “Está escrito que o Cristo tinha de sofrer e ressuscitar dos mortos no terceiro dia,</w:t>
       </w:r>
     </w:p>
     <w:p>
@@ -24606,7 +24606,7 @@
         <w:rPr>
           <w:lang w:val="pt_PT" w:bidi="pt_PT"/>
         </w:rPr>
-        <w:t xml:space="preserve"> "Agora envio a promessa de meu Pai sobre vocês. Fiquem na cidade até que sejam revestidos do poder vindo do alto".</w:t>
+        <w:t xml:space="preserve"> "Agora envio a promessa de meu Pai sobre vocês. Fiquem na cidade até que sejam revestidos do poder vindo do alto”.</w:t>
       </w:r>
     </w:p>
     <w:p>
